--- a/docs/Methodology_APA.docx
+++ b/docs/Methodology_APA.docx
@@ -30,7 +30,7 @@
           <w:color w:val="000000"/>
           <w:sz w:val="24"/>
         </w:rPr>
-        <w:t xml:space="preserve">Pre-registered method, analysis plan and pilot results</w:t>
+        <w:t xml:space="preserve">Pre-registered method, analysis plan and results</w:t>
       </w:r>
     </w:p>
     <w:p>
@@ -60,7 +60,7 @@
           <w:color w:val="000000"/>
           <w:sz w:val="24"/>
         </w:rPr>
-        <w:t xml:space="preserve">16 September 2026 (pre-registration frozen at git tag prereg-v1)</w:t>
+        <w:t xml:space="preserve">16 September 2026 (pre-registration frozen at git tag prereg-v1; data collected the same day)</w:t>
       </w:r>
     </w:p>
     <w:p>
@@ -139,7 +139,41 @@
           <w:color w:val="000000"/>
           <w:sz w:val="24"/>
         </w:rPr>
-        <w:t xml:space="preserve">), each proposing the same pre-selected wrong option. This pressure factor is crossed with a system-prompt persona factor: no persona, high or low Agreeableness, high or low Conscientiousness. The primary outcome is whether the answer changes. The induced personas are validated with the 50-item IPIP Big Five Factor Markers scored against norms from 603,322 human respondents. Hypotheses, exclusion rules, tests and power are fixed before data collection. A 10-item pilot showed full format compliance and a steep pressure gradient (Claude Sonnet 5: 0 %, 22 %, 78 % flips under control, polite and authority pressure). Limitations include the item count per cell, a single wrong-answer framing, single-turn pressure and prompted rather than trained traits. Two follow-up studies (self-report drift under pressure; trained versus prompted traits) are specified.</w:t>
+        <w:t xml:space="preserve">), each proposing the same pre-selected wrong option. This pressure factor is crossed with a system-prompt persona factor: no persona, high or low Agreeableness, high or low Conscientiousness. The primary outcome is whether the answer changes. The induced personas are validated with the 50-item IPIP Big Five Factor Markers scored against norms from 603,322 human respondents. Hypotheses, exclusion rules, tests and power were fixed before data collection. All 4,000 replies were parseable. Pressure produced a steep gradient on both models (Claude Sonnet 5: 1 %, 21 %, 82 % flips under control, polite and authority pressure; GPT-5.2: 0 %, 4 %, 44 %; Cochran’s Q,</w:t>
+      </w:r>
+      <w:r>
+        <w:rPr>
+          <w:rFonts w:ascii="Times New Roman" w:hAnsi="Times New Roman" w:eastAsia="Times New Roman" w:cs="Times New Roman"/>
+          <w:color w:val="000000"/>
+          <w:sz w:val="24"/>
+        </w:rPr>
+        <w:t xml:space="preserve"> </w:t>
+      </w:r>
+      <w:r>
+        <w:rPr>
+          <w:rFonts w:ascii="Times New Roman" w:hAnsi="Times New Roman" w:eastAsia="Times New Roman" w:cs="Times New Roman"/>
+          <w:i/>
+          <w:iCs/>
+          <w:color w:val="000000"/>
+          <w:sz w:val="24"/>
+        </w:rPr>
+        <w:t xml:space="preserve">p</w:t>
+      </w:r>
+      <w:r>
+        <w:rPr>
+          <w:rFonts w:ascii="Times New Roman" w:hAnsi="Times New Roman" w:eastAsia="Times New Roman" w:cs="Times New Roman"/>
+          <w:color w:val="000000"/>
+          <w:sz w:val="24"/>
+        </w:rPr>
+        <w:t xml:space="preserve"> </w:t>
+      </w:r>
+      <w:r>
+        <w:rPr>
+          <w:rFonts w:ascii="Times New Roman" w:hAnsi="Times New Roman" w:eastAsia="Times New Roman" w:cs="Times New Roman"/>
+          <w:color w:val="000000"/>
+          <w:sz w:val="24"/>
+        </w:rPr>
+        <w:t xml:space="preserve">&lt; 10⁻¹⁷), and 99 % of flips adopted the suggested wrong answer. A disagreeable persona roughly halved capitulation under authority on both models (to 34 % and 18 %), the Agreeableness effect grew with the strength of the pressure cue, and hedged answers flipped about twice as often as confident ones. Two results were unexpected: the default assistant with no persona was as deferential as, or more deferential than, the explicitly agreeable persona, and on Claude Sonnet 5 a careless low-Conscientiousness persona was the most sycophantic condition of all (96 % under authority). Limitations include the item count per cell, a single wrong-answer framing, single-turn pressure and prompted rather than trained traits. Two follow-up studies (self-report drift under pressure; trained versus prompted traits) are specified.</w:t>
       </w:r>
     </w:p>
     <w:p>
@@ -2591,7 +2625,7 @@
     </w:p>
     <w:bookmarkEnd w:id="25"/>
     <w:bookmarkEnd w:id="26"/>
-    <w:bookmarkStart w:id="28" w:name="results"/>
+    <w:bookmarkStart w:id="33" w:name="results"/>
     <w:p>
       <w:pPr>
         <w:pStyle w:val="Heading1"/>
@@ -2618,12 +2652,251 @@
       <w:r>
         <w:rPr>
           <w:rFonts w:ascii="Times New Roman" w:hAnsi="Times New Roman" w:eastAsia="Times New Roman" w:cs="Times New Roman"/>
+          <w:color w:val="000000"/>
+          <w:sz w:val="24"/>
+        </w:rPr>
+        <w:t xml:space="preserve">The full run took place on 16 September 2026 between 14:09 and 16:35 local time. Total spend on OpenRouter for the project, including the pilot and probes, was US$4.62 (US$4.20 for the 4,000 study calls). All figures below come from</w:t>
+      </w:r>
+      <w:r>
+        <w:rPr>
+          <w:rFonts w:ascii="Times New Roman" w:hAnsi="Times New Roman" w:eastAsia="Times New Roman" w:cs="Times New Roman"/>
+          <w:color w:val="000000"/>
+          <w:sz w:val="24"/>
+        </w:rPr>
+        <w:t xml:space="preserve"> </w:t>
+      </w:r>
+      <w:r>
+        <w:rPr>
+          <w:rStyle w:val="VerbatimChar"/>
+          <w:rFonts w:ascii="Times New Roman" w:hAnsi="Times New Roman" w:eastAsia="Times New Roman" w:cs="Times New Roman"/>
+          <w:color w:val="000000"/>
+          <w:sz w:val="24"/>
+        </w:rPr>
+        <w:t xml:space="preserve">analysis/summary.csv</w:t>
+      </w:r>
+      <w:r>
+        <w:rPr>
+          <w:rFonts w:ascii="Times New Roman" w:hAnsi="Times New Roman" w:eastAsia="Times New Roman" w:cs="Times New Roman"/>
+          <w:color w:val="000000"/>
+          <w:sz w:val="24"/>
+        </w:rPr>
+        <w:t xml:space="preserve"> </w:t>
+      </w:r>
+      <w:r>
+        <w:rPr>
+          <w:rFonts w:ascii="Times New Roman" w:hAnsi="Times New Roman" w:eastAsia="Times New Roman" w:cs="Times New Roman"/>
+          <w:color w:val="000000"/>
+          <w:sz w:val="24"/>
+        </w:rPr>
+        <w:t xml:space="preserve">and</w:t>
+      </w:r>
+      <w:r>
+        <w:rPr>
+          <w:rFonts w:ascii="Times New Roman" w:hAnsi="Times New Roman" w:eastAsia="Times New Roman" w:cs="Times New Roman"/>
+          <w:color w:val="000000"/>
+          <w:sz w:val="24"/>
+        </w:rPr>
+        <w:t xml:space="preserve"> </w:t>
+      </w:r>
+      <w:r>
+        <w:rPr>
+          <w:rStyle w:val="VerbatimChar"/>
+          <w:rFonts w:ascii="Times New Roman" w:hAnsi="Times New Roman" w:eastAsia="Times New Roman" w:cs="Times New Roman"/>
+          <w:color w:val="000000"/>
+          <w:sz w:val="24"/>
+        </w:rPr>
+        <w:t xml:space="preserve">analysis/tests.json</w:t>
+      </w:r>
+      <w:r>
+        <w:rPr>
+          <w:rFonts w:ascii="Times New Roman" w:hAnsi="Times New Roman" w:eastAsia="Times New Roman" w:cs="Times New Roman"/>
+          <w:color w:val="000000"/>
+          <w:sz w:val="24"/>
+        </w:rPr>
+        <w:t xml:space="preserve">, produced by</w:t>
+      </w:r>
+      <w:r>
+        <w:rPr>
+          <w:rFonts w:ascii="Times New Roman" w:hAnsi="Times New Roman" w:eastAsia="Times New Roman" w:cs="Times New Roman"/>
+          <w:color w:val="000000"/>
+          <w:sz w:val="24"/>
+        </w:rPr>
+        <w:t xml:space="preserve"> </w:t>
+      </w:r>
+      <w:r>
+        <w:rPr>
+          <w:rStyle w:val="VerbatimChar"/>
+          <w:rFonts w:ascii="Times New Roman" w:hAnsi="Times New Roman" w:eastAsia="Times New Roman" w:cs="Times New Roman"/>
+          <w:color w:val="000000"/>
+          <w:sz w:val="24"/>
+        </w:rPr>
+        <w:t xml:space="preserve">scripts/analyze.py</w:t>
+      </w:r>
+      <w:r>
+        <w:rPr>
+          <w:rFonts w:ascii="Times New Roman" w:hAnsi="Times New Roman" w:eastAsia="Times New Roman" w:cs="Times New Roman"/>
+          <w:color w:val="000000"/>
+          <w:sz w:val="24"/>
+        </w:rPr>
+        <w:t xml:space="preserve"> </w:t>
+      </w:r>
+      <w:r>
+        <w:rPr>
+          <w:rFonts w:ascii="Times New Roman" w:hAnsi="Times New Roman" w:eastAsia="Times New Roman" w:cs="Times New Roman"/>
+          <w:color w:val="000000"/>
+          <w:sz w:val="24"/>
+        </w:rPr>
+        <w:t xml:space="preserve">from the raw records in</w:t>
+      </w:r>
+      <w:r>
+        <w:rPr>
+          <w:rFonts w:ascii="Times New Roman" w:hAnsi="Times New Roman" w:eastAsia="Times New Roman" w:cs="Times New Roman"/>
+          <w:color w:val="000000"/>
+          <w:sz w:val="24"/>
+        </w:rPr>
+        <w:t xml:space="preserve"> </w:t>
+      </w:r>
+      <w:r>
+        <w:rPr>
+          <w:rStyle w:val="VerbatimChar"/>
+          <w:rFonts w:ascii="Times New Roman" w:hAnsi="Times New Roman" w:eastAsia="Times New Roman" w:cs="Times New Roman"/>
+          <w:color w:val="000000"/>
+          <w:sz w:val="24"/>
+        </w:rPr>
+        <w:t xml:space="preserve">results/</w:t>
+      </w:r>
+      <w:r>
+        <w:rPr>
+          <w:rFonts w:ascii="Times New Roman" w:hAnsi="Times New Roman" w:eastAsia="Times New Roman" w:cs="Times New Roman"/>
+          <w:color w:val="000000"/>
+          <w:sz w:val="24"/>
+        </w:rPr>
+        <w:t xml:space="preserve">.</w:t>
+      </w:r>
+    </w:p>
+    <w:bookmarkStart w:id="27" w:name="data-quality"/>
+    <w:p>
+      <w:pPr>
+        <w:pStyle w:val="Heading2"/>
+        <w:spacing w:line="480" w:lineRule="auto" w:before="0" w:after="0"/>
+        <w:jc w:val="left"/>
+      </w:pPr>
+      <w:r>
+        <w:rPr>
+          <w:rFonts w:ascii="Times New Roman" w:hAnsi="Times New Roman" w:eastAsia="Times New Roman" w:cs="Times New Roman"/>
+          <w:b/>
+          <w:color w:val="000000"/>
+          <w:sz w:val="24"/>
+        </w:rPr>
+        <w:t xml:space="preserve">Data Quality</w:t>
+      </w:r>
+    </w:p>
+    <w:p>
+      <w:pPr>
+        <w:pStyle w:val="FirstParagraph"/>
+        <w:spacing w:line="480" w:lineRule="auto" w:before="0" w:after="0"/>
+        <w:ind w:left="0" w:firstLine="720"/>
+        <w:jc w:val="left"/>
+      </w:pPr>
+      <w:r>
+        <w:rPr>
+          <w:rFonts w:ascii="Times New Roman" w:hAnsi="Times New Roman" w:eastAsia="Times New Roman" w:cs="Times New Roman"/>
+          <w:color w:val="000000"/>
+          <w:sz w:val="24"/>
+        </w:rPr>
+        <w:t xml:space="preserve">All 4,000 study calls returned a reply, and every reply contained a parseable letter: 0 unparsable and 0 ambiguous answers out of 1,000 Turn-1 and 3,000 Turn-2 records. Neither provider rejected a parameter. The only exclusions were the 60 pre-registered cases (2.0 %) in which the Turn-1 letter already equalled the suggested wrong option, leaving 2,940 valid trials, 97–99 per cell. Turn-1 accuracy was 0.92–0.93 for Claude Sonnet 5 and 0.90–0.92 for GPT-5.2 and did not differ across personas, so the persona manipulation did not change what the models knew. Median Turn-1 confidence was 90 for Claude Sonnet 5 (range 55–100) and 95 for GPT-5.2 (range 55–100). Of all flips, 98.9 % were capitulations to the suggested wrong letter. As expected under the strict format line, no Turn-2 reply contained a verbal concession.</w:t>
+      </w:r>
+    </w:p>
+    <w:bookmarkEnd w:id="27"/>
+    <w:bookmarkStart w:id="28" w:name="h1-pressure-gradient"/>
+    <w:p>
+      <w:pPr>
+        <w:pStyle w:val="Heading2"/>
+        <w:spacing w:line="480" w:lineRule="auto" w:before="0" w:after="0"/>
+        <w:jc w:val="left"/>
+      </w:pPr>
+      <w:r>
+        <w:rPr>
+          <w:rFonts w:ascii="Times New Roman" w:hAnsi="Times New Roman" w:eastAsia="Times New Roman" w:cs="Times New Roman"/>
+          <w:b/>
+          <w:color w:val="000000"/>
+          <w:sz w:val="24"/>
+        </w:rPr>
+        <w:t xml:space="preserve">H1: Pressure Gradient</w:t>
+      </w:r>
+    </w:p>
+    <w:p>
+      <w:pPr>
+        <w:pStyle w:val="FirstParagraph"/>
+        <w:spacing w:line="480" w:lineRule="auto" w:before="0" w:after="0"/>
+        <w:ind w:left="0" w:firstLine="720"/>
+        <w:jc w:val="left"/>
+      </w:pPr>
+      <w:r>
+        <w:rPr>
+          <w:rFonts w:ascii="Times New Roman" w:hAnsi="Times New Roman" w:eastAsia="Times New Roman" w:cs="Times New Roman"/>
+          <w:color w:val="000000"/>
+          <w:sz w:val="24"/>
+        </w:rPr>
+        <w:t xml:space="preserve">Table 4 gives the flip rate for every model × persona × condition cell. With no persona, Claude Sonnet 5 flipped on 1.0 % of items after</w:t>
+      </w:r>
+      <w:r>
+        <w:rPr>
+          <w:rFonts w:ascii="Times New Roman" w:hAnsi="Times New Roman" w:eastAsia="Times New Roman" w:cs="Times New Roman"/>
+          <w:color w:val="000000"/>
+          <w:sz w:val="24"/>
+        </w:rPr>
+        <w:t xml:space="preserve"> </w:t>
+      </w:r>
+      <w:r>
+        <w:rPr>
+          <w:rFonts w:ascii="Times New Roman" w:hAnsi="Times New Roman" w:eastAsia="Times New Roman" w:cs="Times New Roman"/>
+          <w:color w:val="000000"/>
+          <w:sz w:val="24"/>
+        </w:rPr>
+        <w:t xml:space="preserve">“Are you sure?”</w:t>
+      </w:r>
+      <w:r>
+        <w:rPr>
+          <w:rFonts w:ascii="Times New Roman" w:hAnsi="Times New Roman" w:eastAsia="Times New Roman" w:cs="Times New Roman"/>
+          <w:color w:val="000000"/>
+          <w:sz w:val="24"/>
+        </w:rPr>
+        <w:t xml:space="preserve">, 21.4 % after a polite disagreement and 81.6 % after an authority claim; GPT-5.2 flipped on 0.0 %, 4.1 % and 43.9 %. The ordering control &lt; polite &lt; authority held in every one of the ten model × persona strata. Cochran’s Q on the 98 complete baseline items was 128.1 for Claude Sonnet 5 and 78.7 for GPT-5.2 (both df = 2,</w:t>
+      </w:r>
+      <w:r>
+        <w:rPr>
+          <w:rFonts w:ascii="Times New Roman" w:hAnsi="Times New Roman" w:eastAsia="Times New Roman" w:cs="Times New Roman"/>
+          <w:color w:val="000000"/>
+          <w:sz w:val="24"/>
+        </w:rPr>
+        <w:t xml:space="preserve"> </w:t>
+      </w:r>
+      <w:r>
+        <w:rPr>
+          <w:rFonts w:ascii="Times New Roman" w:hAnsi="Times New Roman" w:eastAsia="Times New Roman" w:cs="Times New Roman"/>
           <w:i/>
           <w:iCs/>
           <w:color w:val="000000"/>
           <w:sz w:val="24"/>
         </w:rPr>
-        <w:t xml:space="preserve">To be completed from</w:t>
+        <w:t xml:space="preserve">p</w:t>
+      </w:r>
+      <w:r>
+        <w:rPr>
+          <w:rFonts w:ascii="Times New Roman" w:hAnsi="Times New Roman" w:eastAsia="Times New Roman" w:cs="Times New Roman"/>
+          <w:color w:val="000000"/>
+          <w:sz w:val="24"/>
+        </w:rPr>
+        <w:t xml:space="preserve"> </w:t>
+      </w:r>
+      <w:r>
+        <w:rPr>
+          <w:rFonts w:ascii="Times New Roman" w:hAnsi="Times New Roman" w:eastAsia="Times New Roman" w:cs="Times New Roman"/>
+          <w:color w:val="000000"/>
+          <w:sz w:val="24"/>
+        </w:rPr>
+        <w:t xml:space="preserve">&lt; 10⁻¹⁷); pooled over personas, Q = 532.1 and 332.8 (</w:t>
       </w:r>
       <w:r>
         <w:rPr>
@@ -2633,18 +2906,73 @@
           <w:color w:val="000000"/>
           <w:sz w:val="24"/>
         </w:rPr>
-        <w:t xml:space="preserve"> </w:t>
-      </w:r>
-      <w:r>
-        <w:rPr>
-          <w:rStyle w:val="VerbatimChar"/>
+        <w:t xml:space="preserve">n</w:t>
+      </w:r>
+      <w:r>
+        <w:rPr>
+          <w:rFonts w:ascii="Times New Roman" w:hAnsi="Times New Roman" w:eastAsia="Times New Roman" w:cs="Times New Roman"/>
+          <w:color w:val="000000"/>
+          <w:sz w:val="24"/>
+        </w:rPr>
+        <w:t xml:space="preserve"> </w:t>
+      </w:r>
+      <w:r>
+        <w:rPr>
+          <w:rFonts w:ascii="Times New Roman" w:hAnsi="Times New Roman" w:eastAsia="Times New Roman" w:cs="Times New Roman"/>
+          <w:color w:val="000000"/>
+          <w:sz w:val="24"/>
+        </w:rPr>
+        <w:t xml:space="preserve">= 489 and 491). All pairwise exact McNemar tests were significant at the Bonferroni-corrected α = .0167, with one exception: for GPT-5.2 with no persona, control versus polite rested on four discordant items (</w:t>
+      </w:r>
+      <w:r>
+        <w:rPr>
           <w:rFonts w:ascii="Times New Roman" w:hAnsi="Times New Roman" w:eastAsia="Times New Roman" w:cs="Times New Roman"/>
           <w:i/>
           <w:iCs/>
           <w:color w:val="000000"/>
           <w:sz w:val="24"/>
         </w:rPr>
-        <w:t xml:space="preserve">analysis/summary.csv</w:t>
+        <w:t xml:space="preserve">p</w:t>
+      </w:r>
+      <w:r>
+        <w:rPr>
+          <w:rFonts w:ascii="Times New Roman" w:hAnsi="Times New Roman" w:eastAsia="Times New Roman" w:cs="Times New Roman"/>
+          <w:color w:val="000000"/>
+          <w:sz w:val="24"/>
+        </w:rPr>
+        <w:t xml:space="preserve"> </w:t>
+      </w:r>
+      <w:r>
+        <w:rPr>
+          <w:rFonts w:ascii="Times New Roman" w:hAnsi="Times New Roman" w:eastAsia="Times New Roman" w:cs="Times New Roman"/>
+          <w:color w:val="000000"/>
+          <w:sz w:val="24"/>
+        </w:rPr>
+        <w:t xml:space="preserve">= .125). In no pair did any item flip under the weaker pressure but not the stronger. H1 is supported for both models.</w:t>
+      </w:r>
+    </w:p>
+    <w:p>
+      <w:pPr>
+        <w:pStyle w:val="BodyText"/>
+        <w:spacing w:line="480" w:lineRule="auto" w:before="0" w:after="0"/>
+        <w:ind w:left="0" w:firstLine="720"/>
+        <w:jc w:val="left"/>
+      </w:pPr>
+      <w:r>
+        <w:rPr>
+          <w:rFonts w:ascii="Times New Roman" w:hAnsi="Times New Roman" w:eastAsia="Times New Roman" w:cs="Times New Roman"/>
+          <w:color w:val="000000"/>
+          <w:sz w:val="24"/>
+        </w:rPr>
+        <w:t xml:space="preserve">Table 4.</w:t>
+      </w:r>
+      <w:r>
+        <w:rPr>
+          <w:rFonts w:ascii="Times New Roman" w:hAnsi="Times New Roman" w:eastAsia="Times New Roman" w:cs="Times New Roman"/>
+          <w:color w:val="000000"/>
+          <w:sz w:val="24"/>
+        </w:rPr>
+        <w:t xml:space="preserve"> </w:t>
       </w:r>
       <w:r>
         <w:rPr>
@@ -2654,8 +2982,1050 @@
           <w:color w:val="000000"/>
           <w:sz w:val="24"/>
         </w:rPr>
-        <w:t xml:space="preserve"> </w:t>
-      </w:r>
+        <w:t xml:space="preserve">Turn-2 answer-flip rate by model, persona and pressure condition (valid trials; Wilson 95 % CI)</w:t>
+      </w:r>
+    </w:p>
+    <w:tbl>
+      <w:tblPr>
+        <w:tblW w:type="pct" w:w="5000"/>
+        <w:tblLayout w:type="fixed"/>
+        <w:tblLook w:firstRow="1" w:lastRow="0" w:firstColumn="0" w:lastColumn="0" w:noHBand="0" w:noVBand="0" w:val="0020"/>
+      </w:tblPr>
+      <w:tblGrid>
+        <w:gridCol w:w="1584"/>
+        <w:gridCol w:w="1584"/>
+        <w:gridCol w:w="1584"/>
+        <w:gridCol w:w="1584"/>
+        <w:gridCol w:w="1584"/>
+      </w:tblGrid>
+      <w:tr>
+        <w:trPr>
+          <w:tblHeader w:val="on"/>
+        </w:trPr>
+        <w:tc>
+          <w:tcPr/>
+          <w:p>
+            <w:pPr>
+              <w:pStyle w:val="Compact"/>
+              <w:spacing w:line="240" w:lineRule="auto" w:before="0" w:after="0"/>
+              <w:jc w:val="left"/>
+            </w:pPr>
+            <w:r>
+              <w:rPr>
+                <w:rFonts w:ascii="Times New Roman" w:hAnsi="Times New Roman" w:eastAsia="Times New Roman" w:cs="Times New Roman"/>
+                <w:b/>
+                <w:color w:val="000000"/>
+                <w:sz w:val="24"/>
+              </w:rPr>
+              <w:t xml:space="preserve">model</w:t>
+            </w:r>
+          </w:p>
+        </w:tc>
+        <w:tc>
+          <w:tcPr/>
+          <w:p>
+            <w:pPr>
+              <w:pStyle w:val="Compact"/>
+              <w:spacing w:line="240" w:lineRule="auto" w:before="0" w:after="0"/>
+              <w:jc w:val="left"/>
+            </w:pPr>
+            <w:r>
+              <w:rPr>
+                <w:rFonts w:ascii="Times New Roman" w:hAnsi="Times New Roman" w:eastAsia="Times New Roman" w:cs="Times New Roman"/>
+                <w:b/>
+                <w:color w:val="000000"/>
+                <w:sz w:val="24"/>
+              </w:rPr>
+              <w:t xml:space="preserve">persona</w:t>
+            </w:r>
+          </w:p>
+        </w:tc>
+        <w:tc>
+          <w:tcPr/>
+          <w:p>
+            <w:pPr>
+              <w:pStyle w:val="Compact"/>
+              <w:spacing w:line="240" w:lineRule="auto" w:before="0" w:after="0"/>
+              <w:jc w:val="left"/>
+            </w:pPr>
+            <w:r>
+              <w:rPr>
+                <w:rFonts w:ascii="Times New Roman" w:hAnsi="Times New Roman" w:eastAsia="Times New Roman" w:cs="Times New Roman"/>
+                <w:b/>
+                <w:color w:val="000000"/>
+                <w:sz w:val="24"/>
+              </w:rPr>
+              <w:t xml:space="preserve">control</w:t>
+            </w:r>
+          </w:p>
+        </w:tc>
+        <w:tc>
+          <w:tcPr/>
+          <w:p>
+            <w:pPr>
+              <w:pStyle w:val="Compact"/>
+              <w:spacing w:line="240" w:lineRule="auto" w:before="0" w:after="0"/>
+              <w:jc w:val="left"/>
+            </w:pPr>
+            <w:r>
+              <w:rPr>
+                <w:rFonts w:ascii="Times New Roman" w:hAnsi="Times New Roman" w:eastAsia="Times New Roman" w:cs="Times New Roman"/>
+                <w:b/>
+                <w:color w:val="000000"/>
+                <w:sz w:val="24"/>
+              </w:rPr>
+              <w:t xml:space="preserve">polite</w:t>
+            </w:r>
+          </w:p>
+        </w:tc>
+        <w:tc>
+          <w:tcPr/>
+          <w:p>
+            <w:pPr>
+              <w:pStyle w:val="Compact"/>
+              <w:spacing w:line="240" w:lineRule="auto" w:before="0" w:after="0"/>
+              <w:jc w:val="left"/>
+            </w:pPr>
+            <w:r>
+              <w:rPr>
+                <w:rFonts w:ascii="Times New Roman" w:hAnsi="Times New Roman" w:eastAsia="Times New Roman" w:cs="Times New Roman"/>
+                <w:b/>
+                <w:color w:val="000000"/>
+                <w:sz w:val="24"/>
+              </w:rPr>
+              <w:t xml:space="preserve">authority</w:t>
+            </w:r>
+          </w:p>
+        </w:tc>
+      </w:tr>
+      <w:tr>
+        <w:tc>
+          <w:tcPr/>
+          <w:p>
+            <w:pPr>
+              <w:pStyle w:val="Compact"/>
+              <w:spacing w:line="240" w:lineRule="auto" w:before="0" w:after="0"/>
+              <w:jc w:val="left"/>
+            </w:pPr>
+            <w:r>
+              <w:rPr>
+                <w:rFonts w:ascii="Times New Roman" w:hAnsi="Times New Roman" w:eastAsia="Times New Roman" w:cs="Times New Roman"/>
+                <w:color w:val="000000"/>
+                <w:sz w:val="24"/>
+              </w:rPr>
+              <w:t xml:space="preserve">Claude Sonnet 5</w:t>
+            </w:r>
+          </w:p>
+        </w:tc>
+        <w:tc>
+          <w:tcPr/>
+          <w:p>
+            <w:pPr>
+              <w:pStyle w:val="Compact"/>
+              <w:spacing w:line="240" w:lineRule="auto" w:before="0" w:after="0"/>
+              <w:jc w:val="left"/>
+            </w:pPr>
+            <w:r>
+              <w:rPr>
+                <w:rFonts w:ascii="Times New Roman" w:hAnsi="Times New Roman" w:eastAsia="Times New Roman" w:cs="Times New Roman"/>
+                <w:color w:val="000000"/>
+                <w:sz w:val="24"/>
+              </w:rPr>
+              <w:t xml:space="preserve">none</w:t>
+            </w:r>
+          </w:p>
+        </w:tc>
+        <w:tc>
+          <w:tcPr/>
+          <w:p>
+            <w:pPr>
+              <w:pStyle w:val="Compact"/>
+              <w:spacing w:line="240" w:lineRule="auto" w:before="0" w:after="0"/>
+              <w:jc w:val="left"/>
+            </w:pPr>
+            <w:r>
+              <w:rPr>
+                <w:rFonts w:ascii="Times New Roman" w:hAnsi="Times New Roman" w:eastAsia="Times New Roman" w:cs="Times New Roman"/>
+                <w:color w:val="000000"/>
+                <w:sz w:val="24"/>
+              </w:rPr>
+              <w:t xml:space="preserve">.010 [.002, .056]</w:t>
+            </w:r>
+          </w:p>
+        </w:tc>
+        <w:tc>
+          <w:tcPr/>
+          <w:p>
+            <w:pPr>
+              <w:pStyle w:val="Compact"/>
+              <w:spacing w:line="240" w:lineRule="auto" w:before="0" w:after="0"/>
+              <w:jc w:val="left"/>
+            </w:pPr>
+            <w:r>
+              <w:rPr>
+                <w:rFonts w:ascii="Times New Roman" w:hAnsi="Times New Roman" w:eastAsia="Times New Roman" w:cs="Times New Roman"/>
+                <w:color w:val="000000"/>
+                <w:sz w:val="24"/>
+              </w:rPr>
+              <w:t xml:space="preserve">.214 [.145, .305]</w:t>
+            </w:r>
+          </w:p>
+        </w:tc>
+        <w:tc>
+          <w:tcPr/>
+          <w:p>
+            <w:pPr>
+              <w:pStyle w:val="Compact"/>
+              <w:spacing w:line="240" w:lineRule="auto" w:before="0" w:after="0"/>
+              <w:jc w:val="left"/>
+            </w:pPr>
+            <w:r>
+              <w:rPr>
+                <w:rFonts w:ascii="Times New Roman" w:hAnsi="Times New Roman" w:eastAsia="Times New Roman" w:cs="Times New Roman"/>
+                <w:color w:val="000000"/>
+                <w:sz w:val="24"/>
+              </w:rPr>
+              <w:t xml:space="preserve">.816 [.728, .881]</w:t>
+            </w:r>
+          </w:p>
+        </w:tc>
+      </w:tr>
+      <w:tr>
+        <w:tc>
+          <w:tcPr/>
+          <w:p>
+            <w:pPr>
+              <w:pStyle w:val="Compact"/>
+              <w:spacing w:line="240" w:lineRule="auto" w:before="0" w:after="0"/>
+              <w:jc w:val="left"/>
+            </w:pPr>
+            <w:r>
+              <w:rPr>
+                <w:rFonts w:ascii="Times New Roman" w:hAnsi="Times New Roman" w:eastAsia="Times New Roman" w:cs="Times New Roman"/>
+                <w:color w:val="000000"/>
+                <w:sz w:val="24"/>
+              </w:rPr>
+              <w:t xml:space="preserve">Claude Sonnet 5</w:t>
+            </w:r>
+          </w:p>
+        </w:tc>
+        <w:tc>
+          <w:tcPr/>
+          <w:p>
+            <w:pPr>
+              <w:pStyle w:val="Compact"/>
+              <w:spacing w:line="240" w:lineRule="auto" w:before="0" w:after="0"/>
+              <w:jc w:val="left"/>
+            </w:pPr>
+            <w:r>
+              <w:rPr>
+                <w:rFonts w:ascii="Times New Roman" w:hAnsi="Times New Roman" w:eastAsia="Times New Roman" w:cs="Times New Roman"/>
+                <w:color w:val="000000"/>
+                <w:sz w:val="24"/>
+              </w:rPr>
+              <w:t xml:space="preserve">high A</w:t>
+            </w:r>
+          </w:p>
+        </w:tc>
+        <w:tc>
+          <w:tcPr/>
+          <w:p>
+            <w:pPr>
+              <w:pStyle w:val="Compact"/>
+              <w:spacing w:line="240" w:lineRule="auto" w:before="0" w:after="0"/>
+              <w:jc w:val="left"/>
+            </w:pPr>
+            <w:r>
+              <w:rPr>
+                <w:rFonts w:ascii="Times New Roman" w:hAnsi="Times New Roman" w:eastAsia="Times New Roman" w:cs="Times New Roman"/>
+                <w:color w:val="000000"/>
+                <w:sz w:val="24"/>
+              </w:rPr>
+              <w:t xml:space="preserve">.000 [.000, .038]</w:t>
+            </w:r>
+          </w:p>
+        </w:tc>
+        <w:tc>
+          <w:tcPr/>
+          <w:p>
+            <w:pPr>
+              <w:pStyle w:val="Compact"/>
+              <w:spacing w:line="240" w:lineRule="auto" w:before="0" w:after="0"/>
+              <w:jc w:val="left"/>
+            </w:pPr>
+            <w:r>
+              <w:rPr>
+                <w:rFonts w:ascii="Times New Roman" w:hAnsi="Times New Roman" w:eastAsia="Times New Roman" w:cs="Times New Roman"/>
+                <w:color w:val="000000"/>
+                <w:sz w:val="24"/>
+              </w:rPr>
+              <w:t xml:space="preserve">.092 [.049, .165]</w:t>
+            </w:r>
+          </w:p>
+        </w:tc>
+        <w:tc>
+          <w:tcPr/>
+          <w:p>
+            <w:pPr>
+              <w:pStyle w:val="Compact"/>
+              <w:spacing w:line="240" w:lineRule="auto" w:before="0" w:after="0"/>
+              <w:jc w:val="left"/>
+            </w:pPr>
+            <w:r>
+              <w:rPr>
+                <w:rFonts w:ascii="Times New Roman" w:hAnsi="Times New Roman" w:eastAsia="Times New Roman" w:cs="Times New Roman"/>
+                <w:color w:val="000000"/>
+                <w:sz w:val="24"/>
+              </w:rPr>
+              <w:t xml:space="preserve">.612 [.513, .703]</w:t>
+            </w:r>
+          </w:p>
+        </w:tc>
+      </w:tr>
+      <w:tr>
+        <w:tc>
+          <w:tcPr/>
+          <w:p>
+            <w:pPr>
+              <w:pStyle w:val="Compact"/>
+              <w:spacing w:line="240" w:lineRule="auto" w:before="0" w:after="0"/>
+              <w:jc w:val="left"/>
+            </w:pPr>
+            <w:r>
+              <w:rPr>
+                <w:rFonts w:ascii="Times New Roman" w:hAnsi="Times New Roman" w:eastAsia="Times New Roman" w:cs="Times New Roman"/>
+                <w:color w:val="000000"/>
+                <w:sz w:val="24"/>
+              </w:rPr>
+              <w:t xml:space="preserve">Claude Sonnet 5</w:t>
+            </w:r>
+          </w:p>
+        </w:tc>
+        <w:tc>
+          <w:tcPr/>
+          <w:p>
+            <w:pPr>
+              <w:pStyle w:val="Compact"/>
+              <w:spacing w:line="240" w:lineRule="auto" w:before="0" w:after="0"/>
+              <w:jc w:val="left"/>
+            </w:pPr>
+            <w:r>
+              <w:rPr>
+                <w:rFonts w:ascii="Times New Roman" w:hAnsi="Times New Roman" w:eastAsia="Times New Roman" w:cs="Times New Roman"/>
+                <w:color w:val="000000"/>
+                <w:sz w:val="24"/>
+              </w:rPr>
+              <w:t xml:space="preserve">low A</w:t>
+            </w:r>
+          </w:p>
+        </w:tc>
+        <w:tc>
+          <w:tcPr/>
+          <w:p>
+            <w:pPr>
+              <w:pStyle w:val="Compact"/>
+              <w:spacing w:line="240" w:lineRule="auto" w:before="0" w:after="0"/>
+              <w:jc w:val="left"/>
+            </w:pPr>
+            <w:r>
+              <w:rPr>
+                <w:rFonts w:ascii="Times New Roman" w:hAnsi="Times New Roman" w:eastAsia="Times New Roman" w:cs="Times New Roman"/>
+                <w:color w:val="000000"/>
+                <w:sz w:val="24"/>
+              </w:rPr>
+              <w:t xml:space="preserve">.000 [.000, .038]</w:t>
+            </w:r>
+          </w:p>
+        </w:tc>
+        <w:tc>
+          <w:tcPr/>
+          <w:p>
+            <w:pPr>
+              <w:pStyle w:val="Compact"/>
+              <w:spacing w:line="240" w:lineRule="auto" w:before="0" w:after="0"/>
+              <w:jc w:val="left"/>
+            </w:pPr>
+            <w:r>
+              <w:rPr>
+                <w:rFonts w:ascii="Times New Roman" w:hAnsi="Times New Roman" w:eastAsia="Times New Roman" w:cs="Times New Roman"/>
+                <w:color w:val="000000"/>
+                <w:sz w:val="24"/>
+              </w:rPr>
+              <w:t xml:space="preserve">.010 [.002, .056]</w:t>
+            </w:r>
+          </w:p>
+        </w:tc>
+        <w:tc>
+          <w:tcPr/>
+          <w:p>
+            <w:pPr>
+              <w:pStyle w:val="Compact"/>
+              <w:spacing w:line="240" w:lineRule="auto" w:before="0" w:after="0"/>
+              <w:jc w:val="left"/>
+            </w:pPr>
+            <w:r>
+              <w:rPr>
+                <w:rFonts w:ascii="Times New Roman" w:hAnsi="Times New Roman" w:eastAsia="Times New Roman" w:cs="Times New Roman"/>
+                <w:color w:val="000000"/>
+                <w:sz w:val="24"/>
+              </w:rPr>
+              <w:t xml:space="preserve">.337 [.251, .435]</w:t>
+            </w:r>
+          </w:p>
+        </w:tc>
+      </w:tr>
+      <w:tr>
+        <w:tc>
+          <w:tcPr/>
+          <w:p>
+            <w:pPr>
+              <w:pStyle w:val="Compact"/>
+              <w:spacing w:line="240" w:lineRule="auto" w:before="0" w:after="0"/>
+              <w:jc w:val="left"/>
+            </w:pPr>
+            <w:r>
+              <w:rPr>
+                <w:rFonts w:ascii="Times New Roman" w:hAnsi="Times New Roman" w:eastAsia="Times New Roman" w:cs="Times New Roman"/>
+                <w:color w:val="000000"/>
+                <w:sz w:val="24"/>
+              </w:rPr>
+              <w:t xml:space="preserve">Claude Sonnet 5</w:t>
+            </w:r>
+          </w:p>
+        </w:tc>
+        <w:tc>
+          <w:tcPr/>
+          <w:p>
+            <w:pPr>
+              <w:pStyle w:val="Compact"/>
+              <w:spacing w:line="240" w:lineRule="auto" w:before="0" w:after="0"/>
+              <w:jc w:val="left"/>
+            </w:pPr>
+            <w:r>
+              <w:rPr>
+                <w:rFonts w:ascii="Times New Roman" w:hAnsi="Times New Roman" w:eastAsia="Times New Roman" w:cs="Times New Roman"/>
+                <w:color w:val="000000"/>
+                <w:sz w:val="24"/>
+              </w:rPr>
+              <w:t xml:space="preserve">high C</w:t>
+            </w:r>
+          </w:p>
+        </w:tc>
+        <w:tc>
+          <w:tcPr/>
+          <w:p>
+            <w:pPr>
+              <w:pStyle w:val="Compact"/>
+              <w:spacing w:line="240" w:lineRule="auto" w:before="0" w:after="0"/>
+              <w:jc w:val="left"/>
+            </w:pPr>
+            <w:r>
+              <w:rPr>
+                <w:rFonts w:ascii="Times New Roman" w:hAnsi="Times New Roman" w:eastAsia="Times New Roman" w:cs="Times New Roman"/>
+                <w:color w:val="000000"/>
+                <w:sz w:val="24"/>
+              </w:rPr>
+              <w:t xml:space="preserve">.021 [.006, .072]</w:t>
+            </w:r>
+          </w:p>
+        </w:tc>
+        <w:tc>
+          <w:tcPr/>
+          <w:p>
+            <w:pPr>
+              <w:pStyle w:val="Compact"/>
+              <w:spacing w:line="240" w:lineRule="auto" w:before="0" w:after="0"/>
+              <w:jc w:val="left"/>
+            </w:pPr>
+            <w:r>
+              <w:rPr>
+                <w:rFonts w:ascii="Times New Roman" w:hAnsi="Times New Roman" w:eastAsia="Times New Roman" w:cs="Times New Roman"/>
+                <w:color w:val="000000"/>
+                <w:sz w:val="24"/>
+              </w:rPr>
+              <w:t xml:space="preserve">.155 [.096, .240]</w:t>
+            </w:r>
+          </w:p>
+        </w:tc>
+        <w:tc>
+          <w:tcPr/>
+          <w:p>
+            <w:pPr>
+              <w:pStyle w:val="Compact"/>
+              <w:spacing w:line="240" w:lineRule="auto" w:before="0" w:after="0"/>
+              <w:jc w:val="left"/>
+            </w:pPr>
+            <w:r>
+              <w:rPr>
+                <w:rFonts w:ascii="Times New Roman" w:hAnsi="Times New Roman" w:eastAsia="Times New Roman" w:cs="Times New Roman"/>
+                <w:color w:val="000000"/>
+                <w:sz w:val="24"/>
+              </w:rPr>
+              <w:t xml:space="preserve">.701 [.604, .783]</w:t>
+            </w:r>
+          </w:p>
+        </w:tc>
+      </w:tr>
+      <w:tr>
+        <w:tc>
+          <w:tcPr/>
+          <w:p>
+            <w:pPr>
+              <w:pStyle w:val="Compact"/>
+              <w:spacing w:line="240" w:lineRule="auto" w:before="0" w:after="0"/>
+              <w:jc w:val="left"/>
+            </w:pPr>
+            <w:r>
+              <w:rPr>
+                <w:rFonts w:ascii="Times New Roman" w:hAnsi="Times New Roman" w:eastAsia="Times New Roman" w:cs="Times New Roman"/>
+                <w:color w:val="000000"/>
+                <w:sz w:val="24"/>
+              </w:rPr>
+              <w:t xml:space="preserve">Claude Sonnet 5</w:t>
+            </w:r>
+          </w:p>
+        </w:tc>
+        <w:tc>
+          <w:tcPr/>
+          <w:p>
+            <w:pPr>
+              <w:pStyle w:val="Compact"/>
+              <w:spacing w:line="240" w:lineRule="auto" w:before="0" w:after="0"/>
+              <w:jc w:val="left"/>
+            </w:pPr>
+            <w:r>
+              <w:rPr>
+                <w:rFonts w:ascii="Times New Roman" w:hAnsi="Times New Roman" w:eastAsia="Times New Roman" w:cs="Times New Roman"/>
+                <w:color w:val="000000"/>
+                <w:sz w:val="24"/>
+              </w:rPr>
+              <w:t xml:space="preserve">low C</w:t>
+            </w:r>
+          </w:p>
+        </w:tc>
+        <w:tc>
+          <w:tcPr/>
+          <w:p>
+            <w:pPr>
+              <w:pStyle w:val="Compact"/>
+              <w:spacing w:line="240" w:lineRule="auto" w:before="0" w:after="0"/>
+              <w:jc w:val="left"/>
+            </w:pPr>
+            <w:r>
+              <w:rPr>
+                <w:rFonts w:ascii="Times New Roman" w:hAnsi="Times New Roman" w:eastAsia="Times New Roman" w:cs="Times New Roman"/>
+                <w:color w:val="000000"/>
+                <w:sz w:val="24"/>
+              </w:rPr>
+              <w:t xml:space="preserve">.000 [.000, .038]</w:t>
+            </w:r>
+          </w:p>
+        </w:tc>
+        <w:tc>
+          <w:tcPr/>
+          <w:p>
+            <w:pPr>
+              <w:pStyle w:val="Compact"/>
+              <w:spacing w:line="240" w:lineRule="auto" w:before="0" w:after="0"/>
+              <w:jc w:val="left"/>
+            </w:pPr>
+            <w:r>
+              <w:rPr>
+                <w:rFonts w:ascii="Times New Roman" w:hAnsi="Times New Roman" w:eastAsia="Times New Roman" w:cs="Times New Roman"/>
+                <w:color w:val="000000"/>
+                <w:sz w:val="24"/>
+              </w:rPr>
+              <w:t xml:space="preserve">.469 [.374, .567]</w:t>
+            </w:r>
+          </w:p>
+        </w:tc>
+        <w:tc>
+          <w:tcPr/>
+          <w:p>
+            <w:pPr>
+              <w:pStyle w:val="Compact"/>
+              <w:spacing w:line="240" w:lineRule="auto" w:before="0" w:after="0"/>
+              <w:jc w:val="left"/>
+            </w:pPr>
+            <w:r>
+              <w:rPr>
+                <w:rFonts w:ascii="Times New Roman" w:hAnsi="Times New Roman" w:eastAsia="Times New Roman" w:cs="Times New Roman"/>
+                <w:color w:val="000000"/>
+                <w:sz w:val="24"/>
+              </w:rPr>
+              <w:t xml:space="preserve">.959 [.900, .984]</w:t>
+            </w:r>
+          </w:p>
+        </w:tc>
+      </w:tr>
+      <w:tr>
+        <w:tc>
+          <w:tcPr/>
+          <w:p>
+            <w:pPr>
+              <w:pStyle w:val="Compact"/>
+              <w:spacing w:line="240" w:lineRule="auto" w:before="0" w:after="0"/>
+              <w:jc w:val="left"/>
+            </w:pPr>
+            <w:r>
+              <w:rPr>
+                <w:rFonts w:ascii="Times New Roman" w:hAnsi="Times New Roman" w:eastAsia="Times New Roman" w:cs="Times New Roman"/>
+                <w:color w:val="000000"/>
+                <w:sz w:val="24"/>
+              </w:rPr>
+              <w:t xml:space="preserve">GPT-5.2</w:t>
+            </w:r>
+          </w:p>
+        </w:tc>
+        <w:tc>
+          <w:tcPr/>
+          <w:p>
+            <w:pPr>
+              <w:pStyle w:val="Compact"/>
+              <w:spacing w:line="240" w:lineRule="auto" w:before="0" w:after="0"/>
+              <w:jc w:val="left"/>
+            </w:pPr>
+            <w:r>
+              <w:rPr>
+                <w:rFonts w:ascii="Times New Roman" w:hAnsi="Times New Roman" w:eastAsia="Times New Roman" w:cs="Times New Roman"/>
+                <w:color w:val="000000"/>
+                <w:sz w:val="24"/>
+              </w:rPr>
+              <w:t xml:space="preserve">none</w:t>
+            </w:r>
+          </w:p>
+        </w:tc>
+        <w:tc>
+          <w:tcPr/>
+          <w:p>
+            <w:pPr>
+              <w:pStyle w:val="Compact"/>
+              <w:spacing w:line="240" w:lineRule="auto" w:before="0" w:after="0"/>
+              <w:jc w:val="left"/>
+            </w:pPr>
+            <w:r>
+              <w:rPr>
+                <w:rFonts w:ascii="Times New Roman" w:hAnsi="Times New Roman" w:eastAsia="Times New Roman" w:cs="Times New Roman"/>
+                <w:color w:val="000000"/>
+                <w:sz w:val="24"/>
+              </w:rPr>
+              <w:t xml:space="preserve">.000 [.000, .038]</w:t>
+            </w:r>
+          </w:p>
+        </w:tc>
+        <w:tc>
+          <w:tcPr/>
+          <w:p>
+            <w:pPr>
+              <w:pStyle w:val="Compact"/>
+              <w:spacing w:line="240" w:lineRule="auto" w:before="0" w:after="0"/>
+              <w:jc w:val="left"/>
+            </w:pPr>
+            <w:r>
+              <w:rPr>
+                <w:rFonts w:ascii="Times New Roman" w:hAnsi="Times New Roman" w:eastAsia="Times New Roman" w:cs="Times New Roman"/>
+                <w:color w:val="000000"/>
+                <w:sz w:val="24"/>
+              </w:rPr>
+              <w:t xml:space="preserve">.041 [.016, .100]</w:t>
+            </w:r>
+          </w:p>
+        </w:tc>
+        <w:tc>
+          <w:tcPr/>
+          <w:p>
+            <w:pPr>
+              <w:pStyle w:val="Compact"/>
+              <w:spacing w:line="240" w:lineRule="auto" w:before="0" w:after="0"/>
+              <w:jc w:val="left"/>
+            </w:pPr>
+            <w:r>
+              <w:rPr>
+                <w:rFonts w:ascii="Times New Roman" w:hAnsi="Times New Roman" w:eastAsia="Times New Roman" w:cs="Times New Roman"/>
+                <w:color w:val="000000"/>
+                <w:sz w:val="24"/>
+              </w:rPr>
+              <w:t xml:space="preserve">.439 [.345, .537]</w:t>
+            </w:r>
+          </w:p>
+        </w:tc>
+      </w:tr>
+      <w:tr>
+        <w:tc>
+          <w:tcPr/>
+          <w:p>
+            <w:pPr>
+              <w:pStyle w:val="Compact"/>
+              <w:spacing w:line="240" w:lineRule="auto" w:before="0" w:after="0"/>
+              <w:jc w:val="left"/>
+            </w:pPr>
+            <w:r>
+              <w:rPr>
+                <w:rFonts w:ascii="Times New Roman" w:hAnsi="Times New Roman" w:eastAsia="Times New Roman" w:cs="Times New Roman"/>
+                <w:color w:val="000000"/>
+                <w:sz w:val="24"/>
+              </w:rPr>
+              <w:t xml:space="preserve">GPT-5.2</w:t>
+            </w:r>
+          </w:p>
+        </w:tc>
+        <w:tc>
+          <w:tcPr/>
+          <w:p>
+            <w:pPr>
+              <w:pStyle w:val="Compact"/>
+              <w:spacing w:line="240" w:lineRule="auto" w:before="0" w:after="0"/>
+              <w:jc w:val="left"/>
+            </w:pPr>
+            <w:r>
+              <w:rPr>
+                <w:rFonts w:ascii="Times New Roman" w:hAnsi="Times New Roman" w:eastAsia="Times New Roman" w:cs="Times New Roman"/>
+                <w:color w:val="000000"/>
+                <w:sz w:val="24"/>
+              </w:rPr>
+              <w:t xml:space="preserve">high A</w:t>
+            </w:r>
+          </w:p>
+        </w:tc>
+        <w:tc>
+          <w:tcPr/>
+          <w:p>
+            <w:pPr>
+              <w:pStyle w:val="Compact"/>
+              <w:spacing w:line="240" w:lineRule="auto" w:before="0" w:after="0"/>
+              <w:jc w:val="left"/>
+            </w:pPr>
+            <w:r>
+              <w:rPr>
+                <w:rFonts w:ascii="Times New Roman" w:hAnsi="Times New Roman" w:eastAsia="Times New Roman" w:cs="Times New Roman"/>
+                <w:color w:val="000000"/>
+                <w:sz w:val="24"/>
+              </w:rPr>
+              <w:t xml:space="preserve">.010 [.002, .056]</w:t>
+            </w:r>
+          </w:p>
+        </w:tc>
+        <w:tc>
+          <w:tcPr/>
+          <w:p>
+            <w:pPr>
+              <w:pStyle w:val="Compact"/>
+              <w:spacing w:line="240" w:lineRule="auto" w:before="0" w:after="0"/>
+              <w:jc w:val="left"/>
+            </w:pPr>
+            <w:r>
+              <w:rPr>
+                <w:rFonts w:ascii="Times New Roman" w:hAnsi="Times New Roman" w:eastAsia="Times New Roman" w:cs="Times New Roman"/>
+                <w:color w:val="000000"/>
+                <w:sz w:val="24"/>
+              </w:rPr>
+              <w:t xml:space="preserve">.031 [.010, .086]</w:t>
+            </w:r>
+          </w:p>
+        </w:tc>
+        <w:tc>
+          <w:tcPr/>
+          <w:p>
+            <w:pPr>
+              <w:pStyle w:val="Compact"/>
+              <w:spacing w:line="240" w:lineRule="auto" w:before="0" w:after="0"/>
+              <w:jc w:val="left"/>
+            </w:pPr>
+            <w:r>
+              <w:rPr>
+                <w:rFonts w:ascii="Times New Roman" w:hAnsi="Times New Roman" w:eastAsia="Times New Roman" w:cs="Times New Roman"/>
+                <w:color w:val="000000"/>
+                <w:sz w:val="24"/>
+              </w:rPr>
+              <w:t xml:space="preserve">.439 [.345, .537]</w:t>
+            </w:r>
+          </w:p>
+        </w:tc>
+      </w:tr>
+      <w:tr>
+        <w:tc>
+          <w:tcPr/>
+          <w:p>
+            <w:pPr>
+              <w:pStyle w:val="Compact"/>
+              <w:spacing w:line="240" w:lineRule="auto" w:before="0" w:after="0"/>
+              <w:jc w:val="left"/>
+            </w:pPr>
+            <w:r>
+              <w:rPr>
+                <w:rFonts w:ascii="Times New Roman" w:hAnsi="Times New Roman" w:eastAsia="Times New Roman" w:cs="Times New Roman"/>
+                <w:color w:val="000000"/>
+                <w:sz w:val="24"/>
+              </w:rPr>
+              <w:t xml:space="preserve">GPT-5.2</w:t>
+            </w:r>
+          </w:p>
+        </w:tc>
+        <w:tc>
+          <w:tcPr/>
+          <w:p>
+            <w:pPr>
+              <w:pStyle w:val="Compact"/>
+              <w:spacing w:line="240" w:lineRule="auto" w:before="0" w:after="0"/>
+              <w:jc w:val="left"/>
+            </w:pPr>
+            <w:r>
+              <w:rPr>
+                <w:rFonts w:ascii="Times New Roman" w:hAnsi="Times New Roman" w:eastAsia="Times New Roman" w:cs="Times New Roman"/>
+                <w:color w:val="000000"/>
+                <w:sz w:val="24"/>
+              </w:rPr>
+              <w:t xml:space="preserve">low A</w:t>
+            </w:r>
+          </w:p>
+        </w:tc>
+        <w:tc>
+          <w:tcPr/>
+          <w:p>
+            <w:pPr>
+              <w:pStyle w:val="Compact"/>
+              <w:spacing w:line="240" w:lineRule="auto" w:before="0" w:after="0"/>
+              <w:jc w:val="left"/>
+            </w:pPr>
+            <w:r>
+              <w:rPr>
+                <w:rFonts w:ascii="Times New Roman" w:hAnsi="Times New Roman" w:eastAsia="Times New Roman" w:cs="Times New Roman"/>
+                <w:color w:val="000000"/>
+                <w:sz w:val="24"/>
+              </w:rPr>
+              <w:t xml:space="preserve">.000 [.000, .037]</w:t>
+            </w:r>
+          </w:p>
+        </w:tc>
+        <w:tc>
+          <w:tcPr/>
+          <w:p>
+            <w:pPr>
+              <w:pStyle w:val="Compact"/>
+              <w:spacing w:line="240" w:lineRule="auto" w:before="0" w:after="0"/>
+              <w:jc w:val="left"/>
+            </w:pPr>
+            <w:r>
+              <w:rPr>
+                <w:rFonts w:ascii="Times New Roman" w:hAnsi="Times New Roman" w:eastAsia="Times New Roman" w:cs="Times New Roman"/>
+                <w:color w:val="000000"/>
+                <w:sz w:val="24"/>
+              </w:rPr>
+              <w:t xml:space="preserve">.010 [.002, .055]</w:t>
+            </w:r>
+          </w:p>
+        </w:tc>
+        <w:tc>
+          <w:tcPr/>
+          <w:p>
+            <w:pPr>
+              <w:pStyle w:val="Compact"/>
+              <w:spacing w:line="240" w:lineRule="auto" w:before="0" w:after="0"/>
+              <w:jc w:val="left"/>
+            </w:pPr>
+            <w:r>
+              <w:rPr>
+                <w:rFonts w:ascii="Times New Roman" w:hAnsi="Times New Roman" w:eastAsia="Times New Roman" w:cs="Times New Roman"/>
+                <w:color w:val="000000"/>
+                <w:sz w:val="24"/>
+              </w:rPr>
+              <w:t xml:space="preserve">.182 [.118, .269]</w:t>
+            </w:r>
+          </w:p>
+        </w:tc>
+      </w:tr>
+      <w:tr>
+        <w:tc>
+          <w:tcPr/>
+          <w:p>
+            <w:pPr>
+              <w:pStyle w:val="Compact"/>
+              <w:spacing w:line="240" w:lineRule="auto" w:before="0" w:after="0"/>
+              <w:jc w:val="left"/>
+            </w:pPr>
+            <w:r>
+              <w:rPr>
+                <w:rFonts w:ascii="Times New Roman" w:hAnsi="Times New Roman" w:eastAsia="Times New Roman" w:cs="Times New Roman"/>
+                <w:color w:val="000000"/>
+                <w:sz w:val="24"/>
+              </w:rPr>
+              <w:t xml:space="preserve">GPT-5.2</w:t>
+            </w:r>
+          </w:p>
+        </w:tc>
+        <w:tc>
+          <w:tcPr/>
+          <w:p>
+            <w:pPr>
+              <w:pStyle w:val="Compact"/>
+              <w:spacing w:line="240" w:lineRule="auto" w:before="0" w:after="0"/>
+              <w:jc w:val="left"/>
+            </w:pPr>
+            <w:r>
+              <w:rPr>
+                <w:rFonts w:ascii="Times New Roman" w:hAnsi="Times New Roman" w:eastAsia="Times New Roman" w:cs="Times New Roman"/>
+                <w:color w:val="000000"/>
+                <w:sz w:val="24"/>
+              </w:rPr>
+              <w:t xml:space="preserve">high C</w:t>
+            </w:r>
+          </w:p>
+        </w:tc>
+        <w:tc>
+          <w:tcPr/>
+          <w:p>
+            <w:pPr>
+              <w:pStyle w:val="Compact"/>
+              <w:spacing w:line="240" w:lineRule="auto" w:before="0" w:after="0"/>
+              <w:jc w:val="left"/>
+            </w:pPr>
+            <w:r>
+              <w:rPr>
+                <w:rFonts w:ascii="Times New Roman" w:hAnsi="Times New Roman" w:eastAsia="Times New Roman" w:cs="Times New Roman"/>
+                <w:color w:val="000000"/>
+                <w:sz w:val="24"/>
+              </w:rPr>
+              <w:t xml:space="preserve">.000 [.000, .038]</w:t>
+            </w:r>
+          </w:p>
+        </w:tc>
+        <w:tc>
+          <w:tcPr/>
+          <w:p>
+            <w:pPr>
+              <w:pStyle w:val="Compact"/>
+              <w:spacing w:line="240" w:lineRule="auto" w:before="0" w:after="0"/>
+              <w:jc w:val="left"/>
+            </w:pPr>
+            <w:r>
+              <w:rPr>
+                <w:rFonts w:ascii="Times New Roman" w:hAnsi="Times New Roman" w:eastAsia="Times New Roman" w:cs="Times New Roman"/>
+                <w:color w:val="000000"/>
+                <w:sz w:val="24"/>
+              </w:rPr>
+              <w:t xml:space="preserve">.031 [.010, .086]</w:t>
+            </w:r>
+          </w:p>
+        </w:tc>
+        <w:tc>
+          <w:tcPr/>
+          <w:p>
+            <w:pPr>
+              <w:pStyle w:val="Compact"/>
+              <w:spacing w:line="240" w:lineRule="auto" w:before="0" w:after="0"/>
+              <w:jc w:val="left"/>
+            </w:pPr>
+            <w:r>
+              <w:rPr>
+                <w:rFonts w:ascii="Times New Roman" w:hAnsi="Times New Roman" w:eastAsia="Times New Roman" w:cs="Times New Roman"/>
+                <w:color w:val="000000"/>
+                <w:sz w:val="24"/>
+              </w:rPr>
+              <w:t xml:space="preserve">.418 [.326, .517]</w:t>
+            </w:r>
+          </w:p>
+        </w:tc>
+      </w:tr>
+      <w:tr>
+        <w:tc>
+          <w:tcPr/>
+          <w:p>
+            <w:pPr>
+              <w:pStyle w:val="Compact"/>
+              <w:spacing w:line="240" w:lineRule="auto" w:before="0" w:after="0"/>
+              <w:jc w:val="left"/>
+            </w:pPr>
+            <w:r>
+              <w:rPr>
+                <w:rFonts w:ascii="Times New Roman" w:hAnsi="Times New Roman" w:eastAsia="Times New Roman" w:cs="Times New Roman"/>
+                <w:color w:val="000000"/>
+                <w:sz w:val="24"/>
+              </w:rPr>
+              <w:t xml:space="preserve">GPT-5.2</w:t>
+            </w:r>
+          </w:p>
+        </w:tc>
+        <w:tc>
+          <w:tcPr/>
+          <w:p>
+            <w:pPr>
+              <w:pStyle w:val="Compact"/>
+              <w:spacing w:line="240" w:lineRule="auto" w:before="0" w:after="0"/>
+              <w:jc w:val="left"/>
+            </w:pPr>
+            <w:r>
+              <w:rPr>
+                <w:rFonts w:ascii="Times New Roman" w:hAnsi="Times New Roman" w:eastAsia="Times New Roman" w:cs="Times New Roman"/>
+                <w:color w:val="000000"/>
+                <w:sz w:val="24"/>
+              </w:rPr>
+              <w:t xml:space="preserve">low C</w:t>
+            </w:r>
+          </w:p>
+        </w:tc>
+        <w:tc>
+          <w:tcPr/>
+          <w:p>
+            <w:pPr>
+              <w:pStyle w:val="Compact"/>
+              <w:spacing w:line="240" w:lineRule="auto" w:before="0" w:after="0"/>
+              <w:jc w:val="left"/>
+            </w:pPr>
+            <w:r>
+              <w:rPr>
+                <w:rFonts w:ascii="Times New Roman" w:hAnsi="Times New Roman" w:eastAsia="Times New Roman" w:cs="Times New Roman"/>
+                <w:color w:val="000000"/>
+                <w:sz w:val="24"/>
+              </w:rPr>
+              <w:t xml:space="preserve">.000 [.000, .038]</w:t>
+            </w:r>
+          </w:p>
+        </w:tc>
+        <w:tc>
+          <w:tcPr/>
+          <w:p>
+            <w:pPr>
+              <w:pStyle w:val="Compact"/>
+              <w:spacing w:line="240" w:lineRule="auto" w:before="0" w:after="0"/>
+              <w:jc w:val="left"/>
+            </w:pPr>
+            <w:r>
+              <w:rPr>
+                <w:rFonts w:ascii="Times New Roman" w:hAnsi="Times New Roman" w:eastAsia="Times New Roman" w:cs="Times New Roman"/>
+                <w:color w:val="000000"/>
+                <w:sz w:val="24"/>
+              </w:rPr>
+              <w:t xml:space="preserve">.061 [.028, .127]</w:t>
+            </w:r>
+          </w:p>
+        </w:tc>
+        <w:tc>
+          <w:tcPr/>
+          <w:p>
+            <w:pPr>
+              <w:pStyle w:val="Compact"/>
+              <w:spacing w:line="240" w:lineRule="auto" w:before="0" w:after="0"/>
+              <w:jc w:val="left"/>
+            </w:pPr>
+            <w:r>
+              <w:rPr>
+                <w:rFonts w:ascii="Times New Roman" w:hAnsi="Times New Roman" w:eastAsia="Times New Roman" w:cs="Times New Roman"/>
+                <w:color w:val="000000"/>
+                <w:sz w:val="24"/>
+              </w:rPr>
+              <w:t xml:space="preserve">.378 [.288, .476]</w:t>
+            </w:r>
+          </w:p>
+        </w:tc>
+      </w:tr>
+    </w:tbl>
+    <w:p>
+      <w:pPr>
+        <w:pStyle w:val="BodyText"/>
+        <w:spacing w:line="480" w:lineRule="auto" w:before="0" w:after="0"/>
+        <w:ind w:left="0" w:firstLine="720"/>
+        <w:jc w:val="left"/>
+      </w:pPr>
       <w:r>
         <w:rPr>
           <w:rFonts w:ascii="Times New Roman" w:hAnsi="Times New Roman" w:eastAsia="Times New Roman" w:cs="Times New Roman"/>
@@ -2664,7 +4034,15 @@
           <w:color w:val="000000"/>
           <w:sz w:val="24"/>
         </w:rPr>
-        <w:t xml:space="preserve">and</w:t>
+        <w:t xml:space="preserve">Note.</w:t>
+      </w:r>
+      <w:r>
+        <w:rPr>
+          <w:rFonts w:ascii="Times New Roman" w:hAnsi="Times New Roman" w:eastAsia="Times New Roman" w:cs="Times New Roman"/>
+          <w:color w:val="000000"/>
+          <w:sz w:val="24"/>
+        </w:rPr>
+        <w:t xml:space="preserve"> </w:t>
       </w:r>
       <w:r>
         <w:rPr>
@@ -2674,18 +4052,99 @@
           <w:color w:val="000000"/>
           <w:sz w:val="24"/>
         </w:rPr>
-        <w:t xml:space="preserve"> </w:t>
-      </w:r>
-      <w:r>
-        <w:rPr>
-          <w:rStyle w:val="VerbatimChar"/>
+        <w:t xml:space="preserve">n</w:t>
+      </w:r>
+      <w:r>
+        <w:rPr>
+          <w:rFonts w:ascii="Times New Roman" w:hAnsi="Times New Roman" w:eastAsia="Times New Roman" w:cs="Times New Roman"/>
+          <w:color w:val="000000"/>
+          <w:sz w:val="24"/>
+        </w:rPr>
+        <w:t xml:space="preserve"> </w:t>
+      </w:r>
+      <w:r>
+        <w:rPr>
+          <w:rFonts w:ascii="Times New Roman" w:hAnsi="Times New Roman" w:eastAsia="Times New Roman" w:cs="Times New Roman"/>
+          <w:color w:val="000000"/>
+          <w:sz w:val="24"/>
+        </w:rPr>
+        <w:t xml:space="preserve">= 97–99 valid trials per cell (100 items minus trials whose Turn-1 answer already matched the suggested wrong option).</w:t>
+      </w:r>
+    </w:p>
+    <w:bookmarkEnd w:id="28"/>
+    <w:bookmarkStart w:id="29" w:name="h2-hedged-versus-confident-answers"/>
+    <w:p>
+      <w:pPr>
+        <w:pStyle w:val="Heading2"/>
+        <w:spacing w:line="480" w:lineRule="auto" w:before="0" w:after="0"/>
+        <w:jc w:val="left"/>
+      </w:pPr>
+      <w:r>
+        <w:rPr>
+          <w:rFonts w:ascii="Times New Roman" w:hAnsi="Times New Roman" w:eastAsia="Times New Roman" w:cs="Times New Roman"/>
+          <w:b/>
+          <w:color w:val="000000"/>
+          <w:sz w:val="24"/>
+        </w:rPr>
+        <w:t xml:space="preserve">H2: Hedged Versus Confident Answers</w:t>
+      </w:r>
+    </w:p>
+    <w:p>
+      <w:pPr>
+        <w:pStyle w:val="FirstParagraph"/>
+        <w:spacing w:line="480" w:lineRule="auto" w:before="0" w:after="0"/>
+        <w:ind w:left="0" w:firstLine="720"/>
+        <w:jc w:val="left"/>
+      </w:pPr>
+      <w:r>
+        <w:rPr>
+          <w:rFonts w:ascii="Times New Roman" w:hAnsi="Times New Roman" w:eastAsia="Times New Roman" w:cs="Times New Roman"/>
+          <w:color w:val="000000"/>
+          <w:sz w:val="24"/>
+        </w:rPr>
+        <w:t xml:space="preserve">For Claude Sonnet 5 the pre-registered threshold applied: 26 baseline items had Turn-1 confidence below 80. Pooled over conditions, hedged trials flipped at 51.3 % (40/78) against 28.7 % (62/216) for confident trials,</w:t>
+      </w:r>
+      <w:r>
+        <w:rPr>
+          <w:rFonts w:ascii="Times New Roman" w:hAnsi="Times New Roman" w:eastAsia="Times New Roman" w:cs="Times New Roman"/>
+          <w:color w:val="000000"/>
+          <w:sz w:val="24"/>
+        </w:rPr>
+        <w:t xml:space="preserve"> </w:t>
+      </w:r>
+      <w:r>
+        <w:rPr>
           <w:rFonts w:ascii="Times New Roman" w:hAnsi="Times New Roman" w:eastAsia="Times New Roman" w:cs="Times New Roman"/>
           <w:i/>
           <w:iCs/>
           <w:color w:val="000000"/>
           <w:sz w:val="24"/>
         </w:rPr>
-        <w:t xml:space="preserve">analysis/tests.json</w:t>
+        <w:t xml:space="preserve">z</w:t>
+      </w:r>
+      <w:r>
+        <w:rPr>
+          <w:rFonts w:ascii="Times New Roman" w:hAnsi="Times New Roman" w:eastAsia="Times New Roman" w:cs="Times New Roman"/>
+          <w:color w:val="000000"/>
+          <w:sz w:val="24"/>
+        </w:rPr>
+        <w:t xml:space="preserve"> </w:t>
+      </w:r>
+      <w:r>
+        <w:rPr>
+          <w:rFonts w:ascii="Times New Roman" w:hAnsi="Times New Roman" w:eastAsia="Times New Roman" w:cs="Times New Roman"/>
+          <w:color w:val="000000"/>
+          <w:sz w:val="24"/>
+        </w:rPr>
+        <w:t xml:space="preserve">= 3.59, one-sided</w:t>
+      </w:r>
+      <w:r>
+        <w:rPr>
+          <w:rFonts w:ascii="Times New Roman" w:hAnsi="Times New Roman" w:eastAsia="Times New Roman" w:cs="Times New Roman"/>
+          <w:color w:val="000000"/>
+          <w:sz w:val="24"/>
+        </w:rPr>
+        <w:t xml:space="preserve"> </w:t>
       </w:r>
       <w:r>
         <w:rPr>
@@ -2695,6 +4154,30 @@
           <w:color w:val="000000"/>
           <w:sz w:val="24"/>
         </w:rPr>
+        <w:t xml:space="preserve">p</w:t>
+      </w:r>
+      <w:r>
+        <w:rPr>
+          <w:rFonts w:ascii="Times New Roman" w:hAnsi="Times New Roman" w:eastAsia="Times New Roman" w:cs="Times New Roman"/>
+          <w:color w:val="000000"/>
+          <w:sz w:val="24"/>
+        </w:rPr>
+        <w:t xml:space="preserve"> </w:t>
+      </w:r>
+      <w:r>
+        <w:rPr>
+          <w:rFonts w:ascii="Times New Roman" w:hAnsi="Times New Roman" w:eastAsia="Times New Roman" w:cs="Times New Roman"/>
+          <w:color w:val="000000"/>
+          <w:sz w:val="24"/>
+        </w:rPr>
+        <w:t xml:space="preserve">&lt; .001; pooled over all personas, 49.1 % versus 21.8 %,</w:t>
+      </w:r>
+      <w:r>
+        <w:rPr>
+          <w:rFonts w:ascii="Times New Roman" w:hAnsi="Times New Roman" w:eastAsia="Times New Roman" w:cs="Times New Roman"/>
+          <w:color w:val="000000"/>
+          <w:sz w:val="24"/>
+        </w:rPr>
         <w:t xml:space="preserve"> </w:t>
       </w:r>
       <w:r>
@@ -2705,10 +4188,129 @@
           <w:color w:val="000000"/>
           <w:sz w:val="24"/>
         </w:rPr>
-        <w:t xml:space="preserve">after the full run.</w:t>
-      </w:r>
-    </w:p>
-    <w:bookmarkStart w:id="27" w:name="pilot-10-items-baseline-persona"/>
+        <w:t xml:space="preserve">z</w:t>
+      </w:r>
+      <w:r>
+        <w:rPr>
+          <w:rFonts w:ascii="Times New Roman" w:hAnsi="Times New Roman" w:eastAsia="Times New Roman" w:cs="Times New Roman"/>
+          <w:color w:val="000000"/>
+          <w:sz w:val="24"/>
+        </w:rPr>
+        <w:t xml:space="preserve"> </w:t>
+      </w:r>
+      <w:r>
+        <w:rPr>
+          <w:rFonts w:ascii="Times New Roman" w:hAnsi="Times New Roman" w:eastAsia="Times New Roman" w:cs="Times New Roman"/>
+          <w:color w:val="000000"/>
+          <w:sz w:val="24"/>
+        </w:rPr>
+        <w:t xml:space="preserve">= 10.30. For GPT-5.2 only eight baseline items fell below 80, so the declared fallback, a per-model median split at 95, was used: 26.1 % (29/111) versus 9.8 % (18/183),</w:t>
+      </w:r>
+      <w:r>
+        <w:rPr>
+          <w:rFonts w:ascii="Times New Roman" w:hAnsi="Times New Roman" w:eastAsia="Times New Roman" w:cs="Times New Roman"/>
+          <w:color w:val="000000"/>
+          <w:sz w:val="24"/>
+        </w:rPr>
+        <w:t xml:space="preserve"> </w:t>
+      </w:r>
+      <w:r>
+        <w:rPr>
+          <w:rFonts w:ascii="Times New Roman" w:hAnsi="Times New Roman" w:eastAsia="Times New Roman" w:cs="Times New Roman"/>
+          <w:i/>
+          <w:iCs/>
+          <w:color w:val="000000"/>
+          <w:sz w:val="24"/>
+        </w:rPr>
+        <w:t xml:space="preserve">z</w:t>
+      </w:r>
+      <w:r>
+        <w:rPr>
+          <w:rFonts w:ascii="Times New Roman" w:hAnsi="Times New Roman" w:eastAsia="Times New Roman" w:cs="Times New Roman"/>
+          <w:color w:val="000000"/>
+          <w:sz w:val="24"/>
+        </w:rPr>
+        <w:t xml:space="preserve"> </w:t>
+      </w:r>
+      <w:r>
+        <w:rPr>
+          <w:rFonts w:ascii="Times New Roman" w:hAnsi="Times New Roman" w:eastAsia="Times New Roman" w:cs="Times New Roman"/>
+          <w:color w:val="000000"/>
+          <w:sz w:val="24"/>
+        </w:rPr>
+        <w:t xml:space="preserve">= 3.69,</w:t>
+      </w:r>
+      <w:r>
+        <w:rPr>
+          <w:rFonts w:ascii="Times New Roman" w:hAnsi="Times New Roman" w:eastAsia="Times New Roman" w:cs="Times New Roman"/>
+          <w:color w:val="000000"/>
+          <w:sz w:val="24"/>
+        </w:rPr>
+        <w:t xml:space="preserve"> </w:t>
+      </w:r>
+      <w:r>
+        <w:rPr>
+          <w:rFonts w:ascii="Times New Roman" w:hAnsi="Times New Roman" w:eastAsia="Times New Roman" w:cs="Times New Roman"/>
+          <w:i/>
+          <w:iCs/>
+          <w:color w:val="000000"/>
+          <w:sz w:val="24"/>
+        </w:rPr>
+        <w:t xml:space="preserve">p</w:t>
+      </w:r>
+      <w:r>
+        <w:rPr>
+          <w:rFonts w:ascii="Times New Roman" w:hAnsi="Times New Roman" w:eastAsia="Times New Roman" w:cs="Times New Roman"/>
+          <w:color w:val="000000"/>
+          <w:sz w:val="24"/>
+        </w:rPr>
+        <w:t xml:space="preserve"> </w:t>
+      </w:r>
+      <w:r>
+        <w:rPr>
+          <w:rFonts w:ascii="Times New Roman" w:hAnsi="Times New Roman" w:eastAsia="Times New Roman" w:cs="Times New Roman"/>
+          <w:color w:val="000000"/>
+          <w:sz w:val="24"/>
+        </w:rPr>
+        <w:t xml:space="preserve">&lt; .001; pooled over personas, 23.5 % versus 6.2 %,</w:t>
+      </w:r>
+      <w:r>
+        <w:rPr>
+          <w:rFonts w:ascii="Times New Roman" w:hAnsi="Times New Roman" w:eastAsia="Times New Roman" w:cs="Times New Roman"/>
+          <w:color w:val="000000"/>
+          <w:sz w:val="24"/>
+        </w:rPr>
+        <w:t xml:space="preserve"> </w:t>
+      </w:r>
+      <w:r>
+        <w:rPr>
+          <w:rFonts w:ascii="Times New Roman" w:hAnsi="Times New Roman" w:eastAsia="Times New Roman" w:cs="Times New Roman"/>
+          <w:i/>
+          <w:iCs/>
+          <w:color w:val="000000"/>
+          <w:sz w:val="24"/>
+        </w:rPr>
+        <w:t xml:space="preserve">z</w:t>
+      </w:r>
+      <w:r>
+        <w:rPr>
+          <w:rFonts w:ascii="Times New Roman" w:hAnsi="Times New Roman" w:eastAsia="Times New Roman" w:cs="Times New Roman"/>
+          <w:color w:val="000000"/>
+          <w:sz w:val="24"/>
+        </w:rPr>
+        <w:t xml:space="preserve"> </w:t>
+      </w:r>
+      <w:r>
+        <w:rPr>
+          <w:rFonts w:ascii="Times New Roman" w:hAnsi="Times New Roman" w:eastAsia="Times New Roman" w:cs="Times New Roman"/>
+          <w:color w:val="000000"/>
+          <w:sz w:val="24"/>
+        </w:rPr>
+        <w:t xml:space="preserve">= 9.60. A related pattern appears in accuracy: under authority pressure, trials whose Turn-1 answer was wrong flipped more often than trials whose Turn-1 answer was right (Claude Sonnet 5: 81.5 % vs 67.7 %; GPT-5.2: 65.7 % vs 34.9 %). H2 is supported for both models, for GPT-5.2 under the pre-declared fallback.</w:t>
+      </w:r>
+    </w:p>
+    <w:bookmarkEnd w:id="29"/>
+    <w:bookmarkStart w:id="30" w:name="h3-persona-main-effects"/>
     <w:p>
       <w:pPr>
         <w:pStyle w:val="Heading2"/>
@@ -2722,7 +4324,7 @@
           <w:color w:val="000000"/>
           <w:sz w:val="24"/>
         </w:rPr>
-        <w:t xml:space="preserve">Pilot (10 items, baseline persona)</w:t>
+        <w:t xml:space="preserve">H3: Persona Main Effects</w:t>
       </w:r>
     </w:p>
     <w:p>
@@ -2738,7 +4340,399 @@
           <w:color w:val="000000"/>
           <w:sz w:val="24"/>
         </w:rPr>
-        <w:t xml:space="preserve">The pilot served to check format compliance and parsing before the full run. Both models returned exactly the requested format on every Turn-2 reply and on all but one Turn-1 reply (one Claude reply was cut off by the initial 300-token budget, which motivated deviation (d)). Turn-1 accuracy was 9/9 for Claude Sonnet 5 and 9/10 for GPT-5.2. Turn-1 confidence ranged 62–98 for Claude and 86–100 for GPT-5.2, so the H2 fallback (median split) will most likely apply to GPT-5.2.</w:t>
+        <w:t xml:space="preserve">Table 5 pools the three pressure conditions. The predicted ordering high Agreeableness &gt; low Agreeableness held on both models: Claude Sonnet 5, 23.5 % versus 11.6 %,</w:t>
+      </w:r>
+      <w:r>
+        <w:rPr>
+          <w:rFonts w:ascii="Times New Roman" w:hAnsi="Times New Roman" w:eastAsia="Times New Roman" w:cs="Times New Roman"/>
+          <w:color w:val="000000"/>
+          <w:sz w:val="24"/>
+        </w:rPr>
+        <w:t xml:space="preserve"> </w:t>
+      </w:r>
+      <w:r>
+        <w:rPr>
+          <w:rFonts w:ascii="Times New Roman" w:hAnsi="Times New Roman" w:eastAsia="Times New Roman" w:cs="Times New Roman"/>
+          <w:i/>
+          <w:iCs/>
+          <w:color w:val="000000"/>
+          <w:sz w:val="24"/>
+        </w:rPr>
+        <w:t xml:space="preserve">z</w:t>
+      </w:r>
+      <w:r>
+        <w:rPr>
+          <w:rFonts w:ascii="Times New Roman" w:hAnsi="Times New Roman" w:eastAsia="Times New Roman" w:cs="Times New Roman"/>
+          <w:color w:val="000000"/>
+          <w:sz w:val="24"/>
+        </w:rPr>
+        <w:t xml:space="preserve"> </w:t>
+      </w:r>
+      <w:r>
+        <w:rPr>
+          <w:rFonts w:ascii="Times New Roman" w:hAnsi="Times New Roman" w:eastAsia="Times New Roman" w:cs="Times New Roman"/>
+          <w:color w:val="000000"/>
+          <w:sz w:val="24"/>
+        </w:rPr>
+        <w:t xml:space="preserve">= 3.80,</w:t>
+      </w:r>
+      <w:r>
+        <w:rPr>
+          <w:rFonts w:ascii="Times New Roman" w:hAnsi="Times New Roman" w:eastAsia="Times New Roman" w:cs="Times New Roman"/>
+          <w:color w:val="000000"/>
+          <w:sz w:val="24"/>
+        </w:rPr>
+        <w:t xml:space="preserve"> </w:t>
+      </w:r>
+      <w:r>
+        <w:rPr>
+          <w:rFonts w:ascii="Times New Roman" w:hAnsi="Times New Roman" w:eastAsia="Times New Roman" w:cs="Times New Roman"/>
+          <w:i/>
+          <w:iCs/>
+          <w:color w:val="000000"/>
+          <w:sz w:val="24"/>
+        </w:rPr>
+        <w:t xml:space="preserve">p</w:t>
+      </w:r>
+      <w:r>
+        <w:rPr>
+          <w:rFonts w:ascii="Times New Roman" w:hAnsi="Times New Roman" w:eastAsia="Times New Roman" w:cs="Times New Roman"/>
+          <w:color w:val="000000"/>
+          <w:sz w:val="24"/>
+        </w:rPr>
+        <w:t xml:space="preserve"> </w:t>
+      </w:r>
+      <w:r>
+        <w:rPr>
+          <w:rFonts w:ascii="Times New Roman" w:hAnsi="Times New Roman" w:eastAsia="Times New Roman" w:cs="Times New Roman"/>
+          <w:color w:val="000000"/>
+          <w:sz w:val="24"/>
+        </w:rPr>
+        <w:t xml:space="preserve">&lt; .001; GPT-5.2, 16.0 % versus 6.4 %,</w:t>
+      </w:r>
+      <w:r>
+        <w:rPr>
+          <w:rFonts w:ascii="Times New Roman" w:hAnsi="Times New Roman" w:eastAsia="Times New Roman" w:cs="Times New Roman"/>
+          <w:color w:val="000000"/>
+          <w:sz w:val="24"/>
+        </w:rPr>
+        <w:t xml:space="preserve"> </w:t>
+      </w:r>
+      <w:r>
+        <w:rPr>
+          <w:rFonts w:ascii="Times New Roman" w:hAnsi="Times New Roman" w:eastAsia="Times New Roman" w:cs="Times New Roman"/>
+          <w:i/>
+          <w:iCs/>
+          <w:color w:val="000000"/>
+          <w:sz w:val="24"/>
+        </w:rPr>
+        <w:t xml:space="preserve">z</w:t>
+      </w:r>
+      <w:r>
+        <w:rPr>
+          <w:rFonts w:ascii="Times New Roman" w:hAnsi="Times New Roman" w:eastAsia="Times New Roman" w:cs="Times New Roman"/>
+          <w:color w:val="000000"/>
+          <w:sz w:val="24"/>
+        </w:rPr>
+        <w:t xml:space="preserve"> </w:t>
+      </w:r>
+      <w:r>
+        <w:rPr>
+          <w:rFonts w:ascii="Times New Roman" w:hAnsi="Times New Roman" w:eastAsia="Times New Roman" w:cs="Times New Roman"/>
+          <w:color w:val="000000"/>
+          <w:sz w:val="24"/>
+        </w:rPr>
+        <w:t xml:space="preserve">= 3.70,</w:t>
+      </w:r>
+      <w:r>
+        <w:rPr>
+          <w:rFonts w:ascii="Times New Roman" w:hAnsi="Times New Roman" w:eastAsia="Times New Roman" w:cs="Times New Roman"/>
+          <w:color w:val="000000"/>
+          <w:sz w:val="24"/>
+        </w:rPr>
+        <w:t xml:space="preserve"> </w:t>
+      </w:r>
+      <w:r>
+        <w:rPr>
+          <w:rFonts w:ascii="Times New Roman" w:hAnsi="Times New Roman" w:eastAsia="Times New Roman" w:cs="Times New Roman"/>
+          <w:i/>
+          <w:iCs/>
+          <w:color w:val="000000"/>
+          <w:sz w:val="24"/>
+        </w:rPr>
+        <w:t xml:space="preserve">p</w:t>
+      </w:r>
+      <w:r>
+        <w:rPr>
+          <w:rFonts w:ascii="Times New Roman" w:hAnsi="Times New Roman" w:eastAsia="Times New Roman" w:cs="Times New Roman"/>
+          <w:color w:val="000000"/>
+          <w:sz w:val="24"/>
+        </w:rPr>
+        <w:t xml:space="preserve"> </w:t>
+      </w:r>
+      <w:r>
+        <w:rPr>
+          <w:rFonts w:ascii="Times New Roman" w:hAnsi="Times New Roman" w:eastAsia="Times New Roman" w:cs="Times New Roman"/>
+          <w:color w:val="000000"/>
+          <w:sz w:val="24"/>
+        </w:rPr>
+        <w:t xml:space="preserve">&lt; .001. The second half of H3a, high Agreeableness &gt; no persona, was not supported: on Claude Sonnet 5 the no-persona baseline flipped</w:t>
+      </w:r>
+      <w:r>
+        <w:rPr>
+          <w:rFonts w:ascii="Times New Roman" w:hAnsi="Times New Roman" w:eastAsia="Times New Roman" w:cs="Times New Roman"/>
+          <w:color w:val="000000"/>
+          <w:sz w:val="24"/>
+        </w:rPr>
+        <w:t xml:space="preserve"> </w:t>
+      </w:r>
+      <w:r>
+        <w:rPr>
+          <w:rFonts w:ascii="Times New Roman" w:hAnsi="Times New Roman" w:eastAsia="Times New Roman" w:cs="Times New Roman"/>
+          <w:i/>
+          <w:iCs/>
+          <w:color w:val="000000"/>
+          <w:sz w:val="24"/>
+        </w:rPr>
+        <w:t xml:space="preserve">more</w:t>
+      </w:r>
+      <w:r>
+        <w:rPr>
+          <w:rFonts w:ascii="Times New Roman" w:hAnsi="Times New Roman" w:eastAsia="Times New Roman" w:cs="Times New Roman"/>
+          <w:color w:val="000000"/>
+          <w:sz w:val="24"/>
+        </w:rPr>
+        <w:t xml:space="preserve"> </w:t>
+      </w:r>
+      <w:r>
+        <w:rPr>
+          <w:rFonts w:ascii="Times New Roman" w:hAnsi="Times New Roman" w:eastAsia="Times New Roman" w:cs="Times New Roman"/>
+          <w:color w:val="000000"/>
+          <w:sz w:val="24"/>
+        </w:rPr>
+        <w:t xml:space="preserve">than the agreeable persona (34.7 % vs 23.5 %,</w:t>
+      </w:r>
+      <w:r>
+        <w:rPr>
+          <w:rFonts w:ascii="Times New Roman" w:hAnsi="Times New Roman" w:eastAsia="Times New Roman" w:cs="Times New Roman"/>
+          <w:color w:val="000000"/>
+          <w:sz w:val="24"/>
+        </w:rPr>
+        <w:t xml:space="preserve"> </w:t>
+      </w:r>
+      <w:r>
+        <w:rPr>
+          <w:rFonts w:ascii="Times New Roman" w:hAnsi="Times New Roman" w:eastAsia="Times New Roman" w:cs="Times New Roman"/>
+          <w:i/>
+          <w:iCs/>
+          <w:color w:val="000000"/>
+          <w:sz w:val="24"/>
+        </w:rPr>
+        <w:t xml:space="preserve">z</w:t>
+      </w:r>
+      <w:r>
+        <w:rPr>
+          <w:rFonts w:ascii="Times New Roman" w:hAnsi="Times New Roman" w:eastAsia="Times New Roman" w:cs="Times New Roman"/>
+          <w:color w:val="000000"/>
+          <w:sz w:val="24"/>
+        </w:rPr>
+        <w:t xml:space="preserve"> </w:t>
+      </w:r>
+      <w:r>
+        <w:rPr>
+          <w:rFonts w:ascii="Times New Roman" w:hAnsi="Times New Roman" w:eastAsia="Times New Roman" w:cs="Times New Roman"/>
+          <w:color w:val="000000"/>
+          <w:sz w:val="24"/>
+        </w:rPr>
+        <w:t xml:space="preserve">= −3.00 in the direction opposite to the prediction), and on GPT-5.2 the two were identical (16.0 % vs 16.0 %). No persona &gt; low Agreeableness held on both models (</w:t>
+      </w:r>
+      <w:r>
+        <w:rPr>
+          <w:rFonts w:ascii="Times New Roman" w:hAnsi="Times New Roman" w:eastAsia="Times New Roman" w:cs="Times New Roman"/>
+          <w:i/>
+          <w:iCs/>
+          <w:color w:val="000000"/>
+          <w:sz w:val="24"/>
+        </w:rPr>
+        <w:t xml:space="preserve">p</w:t>
+      </w:r>
+      <w:r>
+        <w:rPr>
+          <w:rFonts w:ascii="Times New Roman" w:hAnsi="Times New Roman" w:eastAsia="Times New Roman" w:cs="Times New Roman"/>
+          <w:color w:val="000000"/>
+          <w:sz w:val="24"/>
+        </w:rPr>
+        <w:t xml:space="preserve"> </w:t>
+      </w:r>
+      <w:r>
+        <w:rPr>
+          <w:rFonts w:ascii="Times New Roman" w:hAnsi="Times New Roman" w:eastAsia="Times New Roman" w:cs="Times New Roman"/>
+          <w:color w:val="000000"/>
+          <w:sz w:val="24"/>
+        </w:rPr>
+        <w:t xml:space="preserve">&lt; .001). For Conscientiousness (H3b, two-tailed) the models diverged. On Claude Sonnet 5 the low-Conscientiousness persona was the most sycophantic of all five (47.6 %), flipping on 46.9 % of polite and 95.9 % of authority trials, against 29.2 % for the high-Conscientiousness persona,</w:t>
+      </w:r>
+      <w:r>
+        <w:rPr>
+          <w:rFonts w:ascii="Times New Roman" w:hAnsi="Times New Roman" w:eastAsia="Times New Roman" w:cs="Times New Roman"/>
+          <w:color w:val="000000"/>
+          <w:sz w:val="24"/>
+        </w:rPr>
+        <w:t xml:space="preserve"> </w:t>
+      </w:r>
+      <w:r>
+        <w:rPr>
+          <w:rFonts w:ascii="Times New Roman" w:hAnsi="Times New Roman" w:eastAsia="Times New Roman" w:cs="Times New Roman"/>
+          <w:i/>
+          <w:iCs/>
+          <w:color w:val="000000"/>
+          <w:sz w:val="24"/>
+        </w:rPr>
+        <w:t xml:space="preserve">z</w:t>
+      </w:r>
+      <w:r>
+        <w:rPr>
+          <w:rFonts w:ascii="Times New Roman" w:hAnsi="Times New Roman" w:eastAsia="Times New Roman" w:cs="Times New Roman"/>
+          <w:color w:val="000000"/>
+          <w:sz w:val="24"/>
+        </w:rPr>
+        <w:t xml:space="preserve"> </w:t>
+      </w:r>
+      <w:r>
+        <w:rPr>
+          <w:rFonts w:ascii="Times New Roman" w:hAnsi="Times New Roman" w:eastAsia="Times New Roman" w:cs="Times New Roman"/>
+          <w:color w:val="000000"/>
+          <w:sz w:val="24"/>
+        </w:rPr>
+        <w:t xml:space="preserve">= −4.58,</w:t>
+      </w:r>
+      <w:r>
+        <w:rPr>
+          <w:rFonts w:ascii="Times New Roman" w:hAnsi="Times New Roman" w:eastAsia="Times New Roman" w:cs="Times New Roman"/>
+          <w:color w:val="000000"/>
+          <w:sz w:val="24"/>
+        </w:rPr>
+        <w:t xml:space="preserve"> </w:t>
+      </w:r>
+      <w:r>
+        <w:rPr>
+          <w:rFonts w:ascii="Times New Roman" w:hAnsi="Times New Roman" w:eastAsia="Times New Roman" w:cs="Times New Roman"/>
+          <w:i/>
+          <w:iCs/>
+          <w:color w:val="000000"/>
+          <w:sz w:val="24"/>
+        </w:rPr>
+        <w:t xml:space="preserve">p</w:t>
+      </w:r>
+      <w:r>
+        <w:rPr>
+          <w:rFonts w:ascii="Times New Roman" w:hAnsi="Times New Roman" w:eastAsia="Times New Roman" w:cs="Times New Roman"/>
+          <w:color w:val="000000"/>
+          <w:sz w:val="24"/>
+        </w:rPr>
+        <w:t xml:space="preserve"> </w:t>
+      </w:r>
+      <w:r>
+        <w:rPr>
+          <w:rFonts w:ascii="Times New Roman" w:hAnsi="Times New Roman" w:eastAsia="Times New Roman" w:cs="Times New Roman"/>
+          <w:color w:val="000000"/>
+          <w:sz w:val="24"/>
+        </w:rPr>
+        <w:t xml:space="preserve">&lt; .001; high Conscientiousness did not differ from baseline (</w:t>
+      </w:r>
+      <w:r>
+        <w:rPr>
+          <w:rFonts w:ascii="Times New Roman" w:hAnsi="Times New Roman" w:eastAsia="Times New Roman" w:cs="Times New Roman"/>
+          <w:i/>
+          <w:iCs/>
+          <w:color w:val="000000"/>
+          <w:sz w:val="24"/>
+        </w:rPr>
+        <w:t xml:space="preserve">p</w:t>
+      </w:r>
+      <w:r>
+        <w:rPr>
+          <w:rFonts w:ascii="Times New Roman" w:hAnsi="Times New Roman" w:eastAsia="Times New Roman" w:cs="Times New Roman"/>
+          <w:color w:val="000000"/>
+          <w:sz w:val="24"/>
+        </w:rPr>
+        <w:t xml:space="preserve"> </w:t>
+      </w:r>
+      <w:r>
+        <w:rPr>
+          <w:rFonts w:ascii="Times New Roman" w:hAnsi="Times New Roman" w:eastAsia="Times New Roman" w:cs="Times New Roman"/>
+          <w:color w:val="000000"/>
+          <w:sz w:val="24"/>
+        </w:rPr>
+        <w:t xml:space="preserve">= .16). On GPT-5.2 Conscientiousness had no effect (15.0 % vs 14.6 %,</w:t>
+      </w:r>
+      <w:r>
+        <w:rPr>
+          <w:rFonts w:ascii="Times New Roman" w:hAnsi="Times New Roman" w:eastAsia="Times New Roman" w:cs="Times New Roman"/>
+          <w:color w:val="000000"/>
+          <w:sz w:val="24"/>
+        </w:rPr>
+        <w:t xml:space="preserve"> </w:t>
+      </w:r>
+      <w:r>
+        <w:rPr>
+          <w:rFonts w:ascii="Times New Roman" w:hAnsi="Times New Roman" w:eastAsia="Times New Roman" w:cs="Times New Roman"/>
+          <w:i/>
+          <w:iCs/>
+          <w:color w:val="000000"/>
+          <w:sz w:val="24"/>
+        </w:rPr>
+        <w:t xml:space="preserve">p</w:t>
+      </w:r>
+      <w:r>
+        <w:rPr>
+          <w:rFonts w:ascii="Times New Roman" w:hAnsi="Times New Roman" w:eastAsia="Times New Roman" w:cs="Times New Roman"/>
+          <w:color w:val="000000"/>
+          <w:sz w:val="24"/>
+        </w:rPr>
+        <w:t xml:space="preserve"> </w:t>
+      </w:r>
+      <w:r>
+        <w:rPr>
+          <w:rFonts w:ascii="Times New Roman" w:hAnsi="Times New Roman" w:eastAsia="Times New Roman" w:cs="Times New Roman"/>
+          <w:color w:val="000000"/>
+          <w:sz w:val="24"/>
+        </w:rPr>
+        <w:t xml:space="preserve">= .91). H3a is half supported, H3b is supported for Claude Sonnet 5 and not for GPT-5.2.</w:t>
+      </w:r>
+    </w:p>
+    <w:p>
+      <w:pPr>
+        <w:pStyle w:val="BodyText"/>
+        <w:spacing w:line="480" w:lineRule="auto" w:before="0" w:after="0"/>
+        <w:ind w:left="0" w:firstLine="720"/>
+        <w:jc w:val="left"/>
+      </w:pPr>
+      <w:r>
+        <w:rPr>
+          <w:rFonts w:ascii="Times New Roman" w:hAnsi="Times New Roman" w:eastAsia="Times New Roman" w:cs="Times New Roman"/>
+          <w:color w:val="000000"/>
+          <w:sz w:val="24"/>
+        </w:rPr>
+        <w:t xml:space="preserve">Table 5.</w:t>
+      </w:r>
+      <w:r>
+        <w:rPr>
+          <w:rFonts w:ascii="Times New Roman" w:hAnsi="Times New Roman" w:eastAsia="Times New Roman" w:cs="Times New Roman"/>
+          <w:color w:val="000000"/>
+          <w:sz w:val="24"/>
+        </w:rPr>
+        <w:t xml:space="preserve"> </w:t>
+      </w:r>
+      <w:r>
+        <w:rPr>
+          <w:rFonts w:ascii="Times New Roman" w:hAnsi="Times New Roman" w:eastAsia="Times New Roman" w:cs="Times New Roman"/>
+          <w:i/>
+          <w:iCs/>
+          <w:color w:val="000000"/>
+          <w:sz w:val="24"/>
+        </w:rPr>
+        <w:t xml:space="preserve">Flip rate by persona, pooled over pressure conditions</w:t>
       </w:r>
     </w:p>
     <w:tbl>
@@ -2747,12 +4741,9 @@
         <w:tblLook w:firstRow="1" w:lastRow="0" w:firstColumn="0" w:lastColumn="0" w:noHBand="0" w:noVBand="0" w:val="0020"/>
       </w:tblPr>
       <w:tblGrid>
-        <w:gridCol w:w="1320"/>
-        <w:gridCol w:w="1320"/>
-        <w:gridCol w:w="1320"/>
-        <w:gridCol w:w="1320"/>
-        <w:gridCol w:w="1320"/>
-        <w:gridCol w:w="1320"/>
+        <w:gridCol w:w="2640"/>
+        <w:gridCol w:w="2640"/>
+        <w:gridCol w:w="2640"/>
       </w:tblGrid>
       <w:tr>
         <w:trPr>
@@ -2773,7 +4764,7 @@
                 <w:color w:val="000000"/>
                 <w:sz w:val="24"/>
               </w:rPr>
-              <w:t xml:space="preserve">model</w:t>
+              <w:t xml:space="preserve">persona</w:t>
             </w:r>
           </w:p>
         </w:tc>
@@ -2792,7 +4783,7 @@
                 <w:color w:val="000000"/>
                 <w:sz w:val="24"/>
               </w:rPr>
-              <w:t xml:space="preserve">condition</w:t>
+              <w:t xml:space="preserve">Claude Sonnet 5</w:t>
             </w:r>
           </w:p>
         </w:tc>
@@ -2808,87 +4799,10 @@
               <w:rPr>
                 <w:rFonts w:ascii="Times New Roman" w:hAnsi="Times New Roman" w:eastAsia="Times New Roman" w:cs="Times New Roman"/>
                 <w:b/>
-                <w:i/>
-                <w:iCs/>
-                <w:color w:val="000000"/>
-                <w:sz w:val="24"/>
-              </w:rPr>
-              <w:t xml:space="preserve">n</w:t>
-            </w:r>
-            <w:r>
-              <w:rPr>
-                <w:rFonts w:ascii="Times New Roman" w:hAnsi="Times New Roman" w:eastAsia="Times New Roman" w:cs="Times New Roman"/>
-                <w:b/>
-                <w:color w:val="000000"/>
-                <w:sz w:val="24"/>
-              </w:rPr>
-              <w:t xml:space="preserve"> </w:t>
-            </w:r>
-            <w:r>
-              <w:rPr>
-                <w:rFonts w:ascii="Times New Roman" w:hAnsi="Times New Roman" w:eastAsia="Times New Roman" w:cs="Times New Roman"/>
-                <w:b/>
-                <w:color w:val="000000"/>
-                <w:sz w:val="24"/>
-              </w:rPr>
-              <w:t xml:space="preserve">valid</w:t>
-            </w:r>
-          </w:p>
-        </w:tc>
-        <w:tc>
-          <w:tcPr/>
-          <w:p>
-            <w:pPr>
-              <w:pStyle w:val="Compact"/>
-              <w:spacing w:line="240" w:lineRule="auto" w:before="0" w:after="0"/>
-              <w:jc w:val="left"/>
-            </w:pPr>
-            <w:r>
-              <w:rPr>
-                <w:rFonts w:ascii="Times New Roman" w:hAnsi="Times New Roman" w:eastAsia="Times New Roman" w:cs="Times New Roman"/>
-                <w:b/>
-                <w:color w:val="000000"/>
-                <w:sz w:val="24"/>
-              </w:rPr>
-              <w:t xml:space="preserve">flips</w:t>
-            </w:r>
-          </w:p>
-        </w:tc>
-        <w:tc>
-          <w:tcPr/>
-          <w:p>
-            <w:pPr>
-              <w:pStyle w:val="Compact"/>
-              <w:spacing w:line="240" w:lineRule="auto" w:before="0" w:after="0"/>
-              <w:jc w:val="left"/>
-            </w:pPr>
-            <w:r>
-              <w:rPr>
-                <w:rFonts w:ascii="Times New Roman" w:hAnsi="Times New Roman" w:eastAsia="Times New Roman" w:cs="Times New Roman"/>
-                <w:b/>
-                <w:color w:val="000000"/>
-                <w:sz w:val="24"/>
-              </w:rPr>
-              <w:t xml:space="preserve">rate</w:t>
-            </w:r>
-          </w:p>
-        </w:tc>
-        <w:tc>
-          <w:tcPr/>
-          <w:p>
-            <w:pPr>
-              <w:pStyle w:val="Compact"/>
-              <w:spacing w:line="240" w:lineRule="auto" w:before="0" w:after="0"/>
-              <w:jc w:val="left"/>
-            </w:pPr>
-            <w:r>
-              <w:rPr>
-                <w:rFonts w:ascii="Times New Roman" w:hAnsi="Times New Roman" w:eastAsia="Times New Roman" w:cs="Times New Roman"/>
-                <w:b/>
-                <w:color w:val="000000"/>
-                <w:sz w:val="24"/>
-              </w:rPr>
-              <w:t xml:space="preserve">Wilson 95 % CI</w:t>
+                <w:color w:val="000000"/>
+                <w:sz w:val="24"/>
+              </w:rPr>
+              <w:t xml:space="preserve">GPT-5.2</w:t>
             </w:r>
           </w:p>
         </w:tc>
@@ -2908,97 +4822,43 @@
                 <w:color w:val="000000"/>
                 <w:sz w:val="24"/>
               </w:rPr>
-              <w:t xml:space="preserve">Claude Sonnet 5</w:t>
-            </w:r>
-          </w:p>
-        </w:tc>
-        <w:tc>
-          <w:tcPr/>
-          <w:p>
-            <w:pPr>
-              <w:pStyle w:val="Compact"/>
-              <w:spacing w:line="240" w:lineRule="auto" w:before="0" w:after="0"/>
-              <w:jc w:val="left"/>
-            </w:pPr>
-            <w:r>
-              <w:rPr>
-                <w:rFonts w:ascii="Times New Roman" w:hAnsi="Times New Roman" w:eastAsia="Times New Roman" w:cs="Times New Roman"/>
-                <w:color w:val="000000"/>
-                <w:sz w:val="24"/>
-              </w:rPr>
-              <w:t xml:space="preserve">control</w:t>
-            </w:r>
-          </w:p>
-        </w:tc>
-        <w:tc>
-          <w:tcPr/>
-          <w:p>
-            <w:pPr>
-              <w:pStyle w:val="Compact"/>
-              <w:spacing w:line="240" w:lineRule="auto" w:before="0" w:after="0"/>
-              <w:jc w:val="left"/>
-            </w:pPr>
-            <w:r>
-              <w:rPr>
-                <w:rFonts w:ascii="Times New Roman" w:hAnsi="Times New Roman" w:eastAsia="Times New Roman" w:cs="Times New Roman"/>
-                <w:color w:val="000000"/>
-                <w:sz w:val="24"/>
-              </w:rPr>
-              <w:t xml:space="preserve">9</w:t>
-            </w:r>
-          </w:p>
-        </w:tc>
-        <w:tc>
-          <w:tcPr/>
-          <w:p>
-            <w:pPr>
-              <w:pStyle w:val="Compact"/>
-              <w:spacing w:line="240" w:lineRule="auto" w:before="0" w:after="0"/>
-              <w:jc w:val="left"/>
-            </w:pPr>
-            <w:r>
-              <w:rPr>
-                <w:rFonts w:ascii="Times New Roman" w:hAnsi="Times New Roman" w:eastAsia="Times New Roman" w:cs="Times New Roman"/>
-                <w:color w:val="000000"/>
-                <w:sz w:val="24"/>
-              </w:rPr>
-              <w:t xml:space="preserve">0</w:t>
-            </w:r>
-          </w:p>
-        </w:tc>
-        <w:tc>
-          <w:tcPr/>
-          <w:p>
-            <w:pPr>
-              <w:pStyle w:val="Compact"/>
-              <w:spacing w:line="240" w:lineRule="auto" w:before="0" w:after="0"/>
-              <w:jc w:val="left"/>
-            </w:pPr>
-            <w:r>
-              <w:rPr>
-                <w:rFonts w:ascii="Times New Roman" w:hAnsi="Times New Roman" w:eastAsia="Times New Roman" w:cs="Times New Roman"/>
-                <w:color w:val="000000"/>
-                <w:sz w:val="24"/>
-              </w:rPr>
-              <w:t xml:space="preserve">.00</w:t>
-            </w:r>
-          </w:p>
-        </w:tc>
-        <w:tc>
-          <w:tcPr/>
-          <w:p>
-            <w:pPr>
-              <w:pStyle w:val="Compact"/>
-              <w:spacing w:line="240" w:lineRule="auto" w:before="0" w:after="0"/>
-              <w:jc w:val="left"/>
-            </w:pPr>
-            <w:r>
-              <w:rPr>
-                <w:rFonts w:ascii="Times New Roman" w:hAnsi="Times New Roman" w:eastAsia="Times New Roman" w:cs="Times New Roman"/>
-                <w:color w:val="000000"/>
-                <w:sz w:val="24"/>
-              </w:rPr>
-              <w:t xml:space="preserve">[.00, .30]</w:t>
+              <w:t xml:space="preserve">none</w:t>
+            </w:r>
+          </w:p>
+        </w:tc>
+        <w:tc>
+          <w:tcPr/>
+          <w:p>
+            <w:pPr>
+              <w:pStyle w:val="Compact"/>
+              <w:spacing w:line="240" w:lineRule="auto" w:before="0" w:after="0"/>
+              <w:jc w:val="left"/>
+            </w:pPr>
+            <w:r>
+              <w:rPr>
+                <w:rFonts w:ascii="Times New Roman" w:hAnsi="Times New Roman" w:eastAsia="Times New Roman" w:cs="Times New Roman"/>
+                <w:color w:val="000000"/>
+                <w:sz w:val="24"/>
+              </w:rPr>
+              <w:t xml:space="preserve">.347</w:t>
+            </w:r>
+          </w:p>
+        </w:tc>
+        <w:tc>
+          <w:tcPr/>
+          <w:p>
+            <w:pPr>
+              <w:pStyle w:val="Compact"/>
+              <w:spacing w:line="240" w:lineRule="auto" w:before="0" w:after="0"/>
+              <w:jc w:val="left"/>
+            </w:pPr>
+            <w:r>
+              <w:rPr>
+                <w:rFonts w:ascii="Times New Roman" w:hAnsi="Times New Roman" w:eastAsia="Times New Roman" w:cs="Times New Roman"/>
+                <w:color w:val="000000"/>
+                <w:sz w:val="24"/>
+              </w:rPr>
+              <w:t xml:space="preserve">.160</w:t>
             </w:r>
           </w:p>
         </w:tc>
@@ -3018,97 +4878,43 @@
                 <w:color w:val="000000"/>
                 <w:sz w:val="24"/>
               </w:rPr>
-              <w:t xml:space="preserve">Claude Sonnet 5</w:t>
-            </w:r>
-          </w:p>
-        </w:tc>
-        <w:tc>
-          <w:tcPr/>
-          <w:p>
-            <w:pPr>
-              <w:pStyle w:val="Compact"/>
-              <w:spacing w:line="240" w:lineRule="auto" w:before="0" w:after="0"/>
-              <w:jc w:val="left"/>
-            </w:pPr>
-            <w:r>
-              <w:rPr>
-                <w:rFonts w:ascii="Times New Roman" w:hAnsi="Times New Roman" w:eastAsia="Times New Roman" w:cs="Times New Roman"/>
-                <w:color w:val="000000"/>
-                <w:sz w:val="24"/>
-              </w:rPr>
-              <w:t xml:space="preserve">polite</w:t>
-            </w:r>
-          </w:p>
-        </w:tc>
-        <w:tc>
-          <w:tcPr/>
-          <w:p>
-            <w:pPr>
-              <w:pStyle w:val="Compact"/>
-              <w:spacing w:line="240" w:lineRule="auto" w:before="0" w:after="0"/>
-              <w:jc w:val="left"/>
-            </w:pPr>
-            <w:r>
-              <w:rPr>
-                <w:rFonts w:ascii="Times New Roman" w:hAnsi="Times New Roman" w:eastAsia="Times New Roman" w:cs="Times New Roman"/>
-                <w:color w:val="000000"/>
-                <w:sz w:val="24"/>
-              </w:rPr>
-              <w:t xml:space="preserve">9</w:t>
-            </w:r>
-          </w:p>
-        </w:tc>
-        <w:tc>
-          <w:tcPr/>
-          <w:p>
-            <w:pPr>
-              <w:pStyle w:val="Compact"/>
-              <w:spacing w:line="240" w:lineRule="auto" w:before="0" w:after="0"/>
-              <w:jc w:val="left"/>
-            </w:pPr>
-            <w:r>
-              <w:rPr>
-                <w:rFonts w:ascii="Times New Roman" w:hAnsi="Times New Roman" w:eastAsia="Times New Roman" w:cs="Times New Roman"/>
-                <w:color w:val="000000"/>
-                <w:sz w:val="24"/>
-              </w:rPr>
-              <w:t xml:space="preserve">2</w:t>
-            </w:r>
-          </w:p>
-        </w:tc>
-        <w:tc>
-          <w:tcPr/>
-          <w:p>
-            <w:pPr>
-              <w:pStyle w:val="Compact"/>
-              <w:spacing w:line="240" w:lineRule="auto" w:before="0" w:after="0"/>
-              <w:jc w:val="left"/>
-            </w:pPr>
-            <w:r>
-              <w:rPr>
-                <w:rFonts w:ascii="Times New Roman" w:hAnsi="Times New Roman" w:eastAsia="Times New Roman" w:cs="Times New Roman"/>
-                <w:color w:val="000000"/>
-                <w:sz w:val="24"/>
-              </w:rPr>
-              <w:t xml:space="preserve">.22</w:t>
-            </w:r>
-          </w:p>
-        </w:tc>
-        <w:tc>
-          <w:tcPr/>
-          <w:p>
-            <w:pPr>
-              <w:pStyle w:val="Compact"/>
-              <w:spacing w:line="240" w:lineRule="auto" w:before="0" w:after="0"/>
-              <w:jc w:val="left"/>
-            </w:pPr>
-            <w:r>
-              <w:rPr>
-                <w:rFonts w:ascii="Times New Roman" w:hAnsi="Times New Roman" w:eastAsia="Times New Roman" w:cs="Times New Roman"/>
-                <w:color w:val="000000"/>
-                <w:sz w:val="24"/>
-              </w:rPr>
-              <w:t xml:space="preserve">[.06, .55]</w:t>
+              <w:t xml:space="preserve">high Agreeableness</w:t>
+            </w:r>
+          </w:p>
+        </w:tc>
+        <w:tc>
+          <w:tcPr/>
+          <w:p>
+            <w:pPr>
+              <w:pStyle w:val="Compact"/>
+              <w:spacing w:line="240" w:lineRule="auto" w:before="0" w:after="0"/>
+              <w:jc w:val="left"/>
+            </w:pPr>
+            <w:r>
+              <w:rPr>
+                <w:rFonts w:ascii="Times New Roman" w:hAnsi="Times New Roman" w:eastAsia="Times New Roman" w:cs="Times New Roman"/>
+                <w:color w:val="000000"/>
+                <w:sz w:val="24"/>
+              </w:rPr>
+              <w:t xml:space="preserve">.235</w:t>
+            </w:r>
+          </w:p>
+        </w:tc>
+        <w:tc>
+          <w:tcPr/>
+          <w:p>
+            <w:pPr>
+              <w:pStyle w:val="Compact"/>
+              <w:spacing w:line="240" w:lineRule="auto" w:before="0" w:after="0"/>
+              <w:jc w:val="left"/>
+            </w:pPr>
+            <w:r>
+              <w:rPr>
+                <w:rFonts w:ascii="Times New Roman" w:hAnsi="Times New Roman" w:eastAsia="Times New Roman" w:cs="Times New Roman"/>
+                <w:color w:val="000000"/>
+                <w:sz w:val="24"/>
+              </w:rPr>
+              <w:t xml:space="preserve">.160</w:t>
             </w:r>
           </w:p>
         </w:tc>
@@ -3128,97 +4934,43 @@
                 <w:color w:val="000000"/>
                 <w:sz w:val="24"/>
               </w:rPr>
-              <w:t xml:space="preserve">Claude Sonnet 5</w:t>
-            </w:r>
-          </w:p>
-        </w:tc>
-        <w:tc>
-          <w:tcPr/>
-          <w:p>
-            <w:pPr>
-              <w:pStyle w:val="Compact"/>
-              <w:spacing w:line="240" w:lineRule="auto" w:before="0" w:after="0"/>
-              <w:jc w:val="left"/>
-            </w:pPr>
-            <w:r>
-              <w:rPr>
-                <w:rFonts w:ascii="Times New Roman" w:hAnsi="Times New Roman" w:eastAsia="Times New Roman" w:cs="Times New Roman"/>
-                <w:color w:val="000000"/>
-                <w:sz w:val="24"/>
-              </w:rPr>
-              <w:t xml:space="preserve">authority</w:t>
-            </w:r>
-          </w:p>
-        </w:tc>
-        <w:tc>
-          <w:tcPr/>
-          <w:p>
-            <w:pPr>
-              <w:pStyle w:val="Compact"/>
-              <w:spacing w:line="240" w:lineRule="auto" w:before="0" w:after="0"/>
-              <w:jc w:val="left"/>
-            </w:pPr>
-            <w:r>
-              <w:rPr>
-                <w:rFonts w:ascii="Times New Roman" w:hAnsi="Times New Roman" w:eastAsia="Times New Roman" w:cs="Times New Roman"/>
-                <w:color w:val="000000"/>
-                <w:sz w:val="24"/>
-              </w:rPr>
-              <w:t xml:space="preserve">9</w:t>
-            </w:r>
-          </w:p>
-        </w:tc>
-        <w:tc>
-          <w:tcPr/>
-          <w:p>
-            <w:pPr>
-              <w:pStyle w:val="Compact"/>
-              <w:spacing w:line="240" w:lineRule="auto" w:before="0" w:after="0"/>
-              <w:jc w:val="left"/>
-            </w:pPr>
-            <w:r>
-              <w:rPr>
-                <w:rFonts w:ascii="Times New Roman" w:hAnsi="Times New Roman" w:eastAsia="Times New Roman" w:cs="Times New Roman"/>
-                <w:color w:val="000000"/>
-                <w:sz w:val="24"/>
-              </w:rPr>
-              <w:t xml:space="preserve">7</w:t>
-            </w:r>
-          </w:p>
-        </w:tc>
-        <w:tc>
-          <w:tcPr/>
-          <w:p>
-            <w:pPr>
-              <w:pStyle w:val="Compact"/>
-              <w:spacing w:line="240" w:lineRule="auto" w:before="0" w:after="0"/>
-              <w:jc w:val="left"/>
-            </w:pPr>
-            <w:r>
-              <w:rPr>
-                <w:rFonts w:ascii="Times New Roman" w:hAnsi="Times New Roman" w:eastAsia="Times New Roman" w:cs="Times New Roman"/>
-                <w:color w:val="000000"/>
-                <w:sz w:val="24"/>
-              </w:rPr>
-              <w:t xml:space="preserve">.78</w:t>
-            </w:r>
-          </w:p>
-        </w:tc>
-        <w:tc>
-          <w:tcPr/>
-          <w:p>
-            <w:pPr>
-              <w:pStyle w:val="Compact"/>
-              <w:spacing w:line="240" w:lineRule="auto" w:before="0" w:after="0"/>
-              <w:jc w:val="left"/>
-            </w:pPr>
-            <w:r>
-              <w:rPr>
-                <w:rFonts w:ascii="Times New Roman" w:hAnsi="Times New Roman" w:eastAsia="Times New Roman" w:cs="Times New Roman"/>
-                <w:color w:val="000000"/>
-                <w:sz w:val="24"/>
-              </w:rPr>
-              <w:t xml:space="preserve">[.45, .94]</w:t>
+              <w:t xml:space="preserve">low Agreeableness</w:t>
+            </w:r>
+          </w:p>
+        </w:tc>
+        <w:tc>
+          <w:tcPr/>
+          <w:p>
+            <w:pPr>
+              <w:pStyle w:val="Compact"/>
+              <w:spacing w:line="240" w:lineRule="auto" w:before="0" w:after="0"/>
+              <w:jc w:val="left"/>
+            </w:pPr>
+            <w:r>
+              <w:rPr>
+                <w:rFonts w:ascii="Times New Roman" w:hAnsi="Times New Roman" w:eastAsia="Times New Roman" w:cs="Times New Roman"/>
+                <w:color w:val="000000"/>
+                <w:sz w:val="24"/>
+              </w:rPr>
+              <w:t xml:space="preserve">.116</w:t>
+            </w:r>
+          </w:p>
+        </w:tc>
+        <w:tc>
+          <w:tcPr/>
+          <w:p>
+            <w:pPr>
+              <w:pStyle w:val="Compact"/>
+              <w:spacing w:line="240" w:lineRule="auto" w:before="0" w:after="0"/>
+              <w:jc w:val="left"/>
+            </w:pPr>
+            <w:r>
+              <w:rPr>
+                <w:rFonts w:ascii="Times New Roman" w:hAnsi="Times New Roman" w:eastAsia="Times New Roman" w:cs="Times New Roman"/>
+                <w:color w:val="000000"/>
+                <w:sz w:val="24"/>
+              </w:rPr>
+              <w:t xml:space="preserve">.064</w:t>
             </w:r>
           </w:p>
         </w:tc>
@@ -3238,97 +4990,43 @@
                 <w:color w:val="000000"/>
                 <w:sz w:val="24"/>
               </w:rPr>
-              <w:t xml:space="preserve">GPT-5.2</w:t>
-            </w:r>
-          </w:p>
-        </w:tc>
-        <w:tc>
-          <w:tcPr/>
-          <w:p>
-            <w:pPr>
-              <w:pStyle w:val="Compact"/>
-              <w:spacing w:line="240" w:lineRule="auto" w:before="0" w:after="0"/>
-              <w:jc w:val="left"/>
-            </w:pPr>
-            <w:r>
-              <w:rPr>
-                <w:rFonts w:ascii="Times New Roman" w:hAnsi="Times New Roman" w:eastAsia="Times New Roman" w:cs="Times New Roman"/>
-                <w:color w:val="000000"/>
-                <w:sz w:val="24"/>
-              </w:rPr>
-              <w:t xml:space="preserve">control</w:t>
-            </w:r>
-          </w:p>
-        </w:tc>
-        <w:tc>
-          <w:tcPr/>
-          <w:p>
-            <w:pPr>
-              <w:pStyle w:val="Compact"/>
-              <w:spacing w:line="240" w:lineRule="auto" w:before="0" w:after="0"/>
-              <w:jc w:val="left"/>
-            </w:pPr>
-            <w:r>
-              <w:rPr>
-                <w:rFonts w:ascii="Times New Roman" w:hAnsi="Times New Roman" w:eastAsia="Times New Roman" w:cs="Times New Roman"/>
-                <w:color w:val="000000"/>
-                <w:sz w:val="24"/>
-              </w:rPr>
-              <w:t xml:space="preserve">9</w:t>
-            </w:r>
-          </w:p>
-        </w:tc>
-        <w:tc>
-          <w:tcPr/>
-          <w:p>
-            <w:pPr>
-              <w:pStyle w:val="Compact"/>
-              <w:spacing w:line="240" w:lineRule="auto" w:before="0" w:after="0"/>
-              <w:jc w:val="left"/>
-            </w:pPr>
-            <w:r>
-              <w:rPr>
-                <w:rFonts w:ascii="Times New Roman" w:hAnsi="Times New Roman" w:eastAsia="Times New Roman" w:cs="Times New Roman"/>
-                <w:color w:val="000000"/>
-                <w:sz w:val="24"/>
-              </w:rPr>
-              <w:t xml:space="preserve">0</w:t>
-            </w:r>
-          </w:p>
-        </w:tc>
-        <w:tc>
-          <w:tcPr/>
-          <w:p>
-            <w:pPr>
-              <w:pStyle w:val="Compact"/>
-              <w:spacing w:line="240" w:lineRule="auto" w:before="0" w:after="0"/>
-              <w:jc w:val="left"/>
-            </w:pPr>
-            <w:r>
-              <w:rPr>
-                <w:rFonts w:ascii="Times New Roman" w:hAnsi="Times New Roman" w:eastAsia="Times New Roman" w:cs="Times New Roman"/>
-                <w:color w:val="000000"/>
-                <w:sz w:val="24"/>
-              </w:rPr>
-              <w:t xml:space="preserve">.00</w:t>
-            </w:r>
-          </w:p>
-        </w:tc>
-        <w:tc>
-          <w:tcPr/>
-          <w:p>
-            <w:pPr>
-              <w:pStyle w:val="Compact"/>
-              <w:spacing w:line="240" w:lineRule="auto" w:before="0" w:after="0"/>
-              <w:jc w:val="left"/>
-            </w:pPr>
-            <w:r>
-              <w:rPr>
-                <w:rFonts w:ascii="Times New Roman" w:hAnsi="Times New Roman" w:eastAsia="Times New Roman" w:cs="Times New Roman"/>
-                <w:color w:val="000000"/>
-                <w:sz w:val="24"/>
-              </w:rPr>
-              <w:t xml:space="preserve">[.00, .30]</w:t>
+              <w:t xml:space="preserve">high Conscientiousness</w:t>
+            </w:r>
+          </w:p>
+        </w:tc>
+        <w:tc>
+          <w:tcPr/>
+          <w:p>
+            <w:pPr>
+              <w:pStyle w:val="Compact"/>
+              <w:spacing w:line="240" w:lineRule="auto" w:before="0" w:after="0"/>
+              <w:jc w:val="left"/>
+            </w:pPr>
+            <w:r>
+              <w:rPr>
+                <w:rFonts w:ascii="Times New Roman" w:hAnsi="Times New Roman" w:eastAsia="Times New Roman" w:cs="Times New Roman"/>
+                <w:color w:val="000000"/>
+                <w:sz w:val="24"/>
+              </w:rPr>
+              <w:t xml:space="preserve">.292</w:t>
+            </w:r>
+          </w:p>
+        </w:tc>
+        <w:tc>
+          <w:tcPr/>
+          <w:p>
+            <w:pPr>
+              <w:pStyle w:val="Compact"/>
+              <w:spacing w:line="240" w:lineRule="auto" w:before="0" w:after="0"/>
+              <w:jc w:val="left"/>
+            </w:pPr>
+            <w:r>
+              <w:rPr>
+                <w:rFonts w:ascii="Times New Roman" w:hAnsi="Times New Roman" w:eastAsia="Times New Roman" w:cs="Times New Roman"/>
+                <w:color w:val="000000"/>
+                <w:sz w:val="24"/>
+              </w:rPr>
+              <w:t xml:space="preserve">.150</w:t>
             </w:r>
           </w:p>
         </w:tc>
@@ -3348,97 +5046,392 @@
                 <w:color w:val="000000"/>
                 <w:sz w:val="24"/>
               </w:rPr>
-              <w:t xml:space="preserve">GPT-5.2</w:t>
-            </w:r>
-          </w:p>
-        </w:tc>
-        <w:tc>
-          <w:tcPr/>
-          <w:p>
-            <w:pPr>
-              <w:pStyle w:val="Compact"/>
-              <w:spacing w:line="240" w:lineRule="auto" w:before="0" w:after="0"/>
-              <w:jc w:val="left"/>
-            </w:pPr>
-            <w:r>
-              <w:rPr>
-                <w:rFonts w:ascii="Times New Roman" w:hAnsi="Times New Roman" w:eastAsia="Times New Roman" w:cs="Times New Roman"/>
-                <w:color w:val="000000"/>
-                <w:sz w:val="24"/>
-              </w:rPr>
-              <w:t xml:space="preserve">polite</w:t>
-            </w:r>
-          </w:p>
-        </w:tc>
-        <w:tc>
-          <w:tcPr/>
-          <w:p>
-            <w:pPr>
-              <w:pStyle w:val="Compact"/>
-              <w:spacing w:line="240" w:lineRule="auto" w:before="0" w:after="0"/>
-              <w:jc w:val="left"/>
-            </w:pPr>
-            <w:r>
-              <w:rPr>
-                <w:rFonts w:ascii="Times New Roman" w:hAnsi="Times New Roman" w:eastAsia="Times New Roman" w:cs="Times New Roman"/>
-                <w:color w:val="000000"/>
-                <w:sz w:val="24"/>
-              </w:rPr>
-              <w:t xml:space="preserve">9</w:t>
-            </w:r>
-          </w:p>
-        </w:tc>
-        <w:tc>
-          <w:tcPr/>
-          <w:p>
-            <w:pPr>
-              <w:pStyle w:val="Compact"/>
-              <w:spacing w:line="240" w:lineRule="auto" w:before="0" w:after="0"/>
-              <w:jc w:val="left"/>
-            </w:pPr>
-            <w:r>
-              <w:rPr>
-                <w:rFonts w:ascii="Times New Roman" w:hAnsi="Times New Roman" w:eastAsia="Times New Roman" w:cs="Times New Roman"/>
-                <w:color w:val="000000"/>
-                <w:sz w:val="24"/>
-              </w:rPr>
-              <w:t xml:space="preserve">0</w:t>
-            </w:r>
-          </w:p>
-        </w:tc>
-        <w:tc>
-          <w:tcPr/>
-          <w:p>
-            <w:pPr>
-              <w:pStyle w:val="Compact"/>
-              <w:spacing w:line="240" w:lineRule="auto" w:before="0" w:after="0"/>
-              <w:jc w:val="left"/>
-            </w:pPr>
-            <w:r>
-              <w:rPr>
-                <w:rFonts w:ascii="Times New Roman" w:hAnsi="Times New Roman" w:eastAsia="Times New Roman" w:cs="Times New Roman"/>
-                <w:color w:val="000000"/>
-                <w:sz w:val="24"/>
-              </w:rPr>
-              <w:t xml:space="preserve">.00</w:t>
-            </w:r>
-          </w:p>
-        </w:tc>
-        <w:tc>
-          <w:tcPr/>
-          <w:p>
-            <w:pPr>
-              <w:pStyle w:val="Compact"/>
-              <w:spacing w:line="240" w:lineRule="auto" w:before="0" w:after="0"/>
-              <w:jc w:val="left"/>
-            </w:pPr>
-            <w:r>
-              <w:rPr>
-                <w:rFonts w:ascii="Times New Roman" w:hAnsi="Times New Roman" w:eastAsia="Times New Roman" w:cs="Times New Roman"/>
-                <w:color w:val="000000"/>
-                <w:sz w:val="24"/>
-              </w:rPr>
-              <w:t xml:space="preserve">[.00, .30]</w:t>
+              <w:t xml:space="preserve">low Conscientiousness</w:t>
+            </w:r>
+          </w:p>
+        </w:tc>
+        <w:tc>
+          <w:tcPr/>
+          <w:p>
+            <w:pPr>
+              <w:pStyle w:val="Compact"/>
+              <w:spacing w:line="240" w:lineRule="auto" w:before="0" w:after="0"/>
+              <w:jc w:val="left"/>
+            </w:pPr>
+            <w:r>
+              <w:rPr>
+                <w:rFonts w:ascii="Times New Roman" w:hAnsi="Times New Roman" w:eastAsia="Times New Roman" w:cs="Times New Roman"/>
+                <w:color w:val="000000"/>
+                <w:sz w:val="24"/>
+              </w:rPr>
+              <w:t xml:space="preserve">.476</w:t>
+            </w:r>
+          </w:p>
+        </w:tc>
+        <w:tc>
+          <w:tcPr/>
+          <w:p>
+            <w:pPr>
+              <w:pStyle w:val="Compact"/>
+              <w:spacing w:line="240" w:lineRule="auto" w:before="0" w:after="0"/>
+              <w:jc w:val="left"/>
+            </w:pPr>
+            <w:r>
+              <w:rPr>
+                <w:rFonts w:ascii="Times New Roman" w:hAnsi="Times New Roman" w:eastAsia="Times New Roman" w:cs="Times New Roman"/>
+                <w:color w:val="000000"/>
+                <w:sz w:val="24"/>
+              </w:rPr>
+              <w:t xml:space="preserve">.146</w:t>
+            </w:r>
+          </w:p>
+        </w:tc>
+      </w:tr>
+    </w:tbl>
+    <w:bookmarkEnd w:id="30"/>
+    <w:bookmarkStart w:id="31" w:name="h4-agreeableness-pressure"/>
+    <w:p>
+      <w:pPr>
+        <w:pStyle w:val="Heading2"/>
+        <w:spacing w:line="480" w:lineRule="auto" w:before="0" w:after="0"/>
+        <w:jc w:val="left"/>
+      </w:pPr>
+      <w:r>
+        <w:rPr>
+          <w:rFonts w:ascii="Times New Roman" w:hAnsi="Times New Roman" w:eastAsia="Times New Roman" w:cs="Times New Roman"/>
+          <w:b/>
+          <w:color w:val="000000"/>
+          <w:sz w:val="24"/>
+        </w:rPr>
+        <w:t xml:space="preserve">H4: Agreeableness × Pressure</w:t>
+      </w:r>
+    </w:p>
+    <w:p>
+      <w:pPr>
+        <w:pStyle w:val="FirstParagraph"/>
+        <w:spacing w:line="480" w:lineRule="auto" w:before="0" w:after="0"/>
+        <w:ind w:left="0" w:firstLine="720"/>
+        <w:jc w:val="left"/>
+      </w:pPr>
+      <w:r>
+        <w:rPr>
+          <w:rFonts w:ascii="Times New Roman" w:hAnsi="Times New Roman" w:eastAsia="Times New Roman" w:cs="Times New Roman"/>
+          <w:color w:val="000000"/>
+          <w:sz w:val="24"/>
+        </w:rPr>
+        <w:t xml:space="preserve">The Agreeableness effect (high minus low) was 0.000, +0.082 and +0.276 under control, polite and authority pressure for Claude Sonnet 5, and +0.010, +0.021 and +0.257 for GPT-5.2. The difference-in-differences (authority minus control) was +0.276, bootstrap 95 % CI [0.194, 0.367], for Claude Sonnet 5 and +0.247 [0.162, 0.333] for GPT-5.2. Because the control condition sits at floor for every persona, part of this interaction is arithmetic; the informative comparison is polite versus authority, where the Agreeableness effect grew from 8 to 28 points on Claude Sonnet 5 and from 2 to 26 points on GPT-5.2. The trait was expressed in proportion to the strength of the situational cue, as trait activation theory predicts. H4 is supported, with the floor caveat and its pre-declared exploratory status.</w:t>
+      </w:r>
+    </w:p>
+    <w:bookmarkEnd w:id="31"/>
+    <w:bookmarkStart w:id="32" w:name="manipulation-check"/>
+    <w:p>
+      <w:pPr>
+        <w:pStyle w:val="Heading2"/>
+        <w:spacing w:line="480" w:lineRule="auto" w:before="0" w:after="0"/>
+        <w:jc w:val="left"/>
+      </w:pPr>
+      <w:r>
+        <w:rPr>
+          <w:rFonts w:ascii="Times New Roman" w:hAnsi="Times New Roman" w:eastAsia="Times New Roman" w:cs="Times New Roman"/>
+          <w:b/>
+          <w:color w:val="000000"/>
+          <w:sz w:val="24"/>
+        </w:rPr>
+        <w:t xml:space="preserve">Manipulation Check</w:t>
+      </w:r>
+    </w:p>
+    <w:p>
+      <w:pPr>
+        <w:pStyle w:val="FirstParagraph"/>
+        <w:spacing w:line="480" w:lineRule="auto" w:before="0" w:after="0"/>
+        <w:ind w:left="0" w:firstLine="720"/>
+        <w:jc w:val="left"/>
+      </w:pPr>
+      <w:r>
+        <w:rPr>
+          <w:rFonts w:ascii="Times New Roman" w:hAnsi="Times New Roman" w:eastAsia="Times New Roman" w:cs="Times New Roman"/>
+          <w:color w:val="000000"/>
+          <w:sz w:val="24"/>
+        </w:rPr>
+        <w:t xml:space="preserve">All 500 IPIP-50 administrations returned a parseable rating. Table 6 gives each persona’s factor scores as</w:t>
+      </w:r>
+      <w:r>
+        <w:rPr>
+          <w:rFonts w:ascii="Times New Roman" w:hAnsi="Times New Roman" w:eastAsia="Times New Roman" w:cs="Times New Roman"/>
+          <w:color w:val="000000"/>
+          <w:sz w:val="24"/>
+        </w:rPr>
+        <w:t xml:space="preserve"> </w:t>
+      </w:r>
+      <w:r>
+        <w:rPr>
+          <w:rFonts w:ascii="Times New Roman" w:hAnsi="Times New Roman" w:eastAsia="Times New Roman" w:cs="Times New Roman"/>
+          <w:i/>
+          <w:iCs/>
+          <w:color w:val="000000"/>
+          <w:sz w:val="24"/>
+        </w:rPr>
+        <w:t xml:space="preserve">z</w:t>
+      </w:r>
+      <w:r>
+        <w:rPr>
+          <w:rFonts w:ascii="Times New Roman" w:hAnsi="Times New Roman" w:eastAsia="Times New Roman" w:cs="Times New Roman"/>
+          <w:color w:val="000000"/>
+          <w:sz w:val="24"/>
+        </w:rPr>
+        <w:t xml:space="preserve"> </w:t>
+      </w:r>
+      <w:r>
+        <w:rPr>
+          <w:rFonts w:ascii="Times New Roman" w:hAnsi="Times New Roman" w:eastAsia="Times New Roman" w:cs="Times New Roman"/>
+          <w:color w:val="000000"/>
+          <w:sz w:val="24"/>
+        </w:rPr>
+        <w:t xml:space="preserve">values against the 603,322-respondent human norms. The target manipulations were very large: high and low Agreeableness personas differed by 5.43 SD on Agreeableness on both models, and high and low Conscientiousness personas by 5.41 SD (Claude Sonnet 5) and 5.28 SD (GPT-5.2). On the 1–5 scale the high personas scored 5.0 and the low personas 1.0 on their target factor, that is, at the scale ceiling and floor, so the personas answered as caricatures rather than as graded individuals. The pre-registered discriminant criterion, less than 0.5 SD on each non-target factor, was</w:t>
+      </w:r>
+      <w:r>
+        <w:rPr>
+          <w:rFonts w:ascii="Times New Roman" w:hAnsi="Times New Roman" w:eastAsia="Times New Roman" w:cs="Times New Roman"/>
+          <w:color w:val="000000"/>
+          <w:sz w:val="24"/>
+        </w:rPr>
+        <w:t xml:space="preserve"> </w:t>
+      </w:r>
+      <w:r>
+        <w:rPr>
+          <w:rFonts w:ascii="Times New Roman" w:hAnsi="Times New Roman" w:eastAsia="Times New Roman" w:cs="Times New Roman"/>
+          <w:b/>
+          <w:bCs/>
+          <w:color w:val="000000"/>
+          <w:sz w:val="24"/>
+        </w:rPr>
+        <w:t xml:space="preserve">not met</w:t>
+      </w:r>
+      <w:r>
+        <w:rPr>
+          <w:rFonts w:ascii="Times New Roman" w:hAnsi="Times New Roman" w:eastAsia="Times New Roman" w:cs="Times New Roman"/>
+          <w:color w:val="000000"/>
+          <w:sz w:val="24"/>
+        </w:rPr>
+        <w:t xml:space="preserve"> </w:t>
+      </w:r>
+      <w:r>
+        <w:rPr>
+          <w:rFonts w:ascii="Times New Roman" w:hAnsi="Times New Roman" w:eastAsia="Times New Roman" w:cs="Times New Roman"/>
+          <w:color w:val="000000"/>
+          <w:sz w:val="24"/>
+        </w:rPr>
+        <w:t xml:space="preserve">for any of the four manipulations. The Agreeableness contrast also moved Extraversion by 1.21 SD, Emotional Stability by 1.05 and Conscientiousness by 0.81 on Claude Sonnet 5 (0.33, 0.93 and 0.81 on GPT-5.2); the Conscientiousness contrast moved Agreeableness by 2.04 SD, Emotional Stability by 1.98 and Intellect by 1.94 on Claude Sonnet 5 (0.00, 0.58 and 0.49 on GPT-5.2, the closest any manipulation came to passing). The off-target shifts run in the evaluative direction: high personas described themselves more favourably on every factor, low personas less favourably. The persona contrasts are therefore a strong manipulation of the target trait confounded with a general valence shift, and the behavioural persona effects must be read with that in mind (see Discussion). The no-persona baseline described itself as highly agreeable (</w:t>
+      </w:r>
+      <w:r>
+        <w:rPr>
+          <w:rFonts w:ascii="Times New Roman" w:hAnsi="Times New Roman" w:eastAsia="Times New Roman" w:cs="Times New Roman"/>
+          <w:i/>
+          <w:iCs/>
+          <w:color w:val="000000"/>
+          <w:sz w:val="24"/>
+        </w:rPr>
+        <w:t xml:space="preserve">z</w:t>
+      </w:r>
+      <w:r>
+        <w:rPr>
+          <w:rFonts w:ascii="Times New Roman" w:hAnsi="Times New Roman" w:eastAsia="Times New Roman" w:cs="Times New Roman"/>
+          <w:color w:val="000000"/>
+          <w:sz w:val="24"/>
+        </w:rPr>
+        <w:t xml:space="preserve"> </w:t>
+      </w:r>
+      <w:r>
+        <w:rPr>
+          <w:rFonts w:ascii="Times New Roman" w:hAnsi="Times New Roman" w:eastAsia="Times New Roman" w:cs="Times New Roman"/>
+          <w:color w:val="000000"/>
+          <w:sz w:val="24"/>
+        </w:rPr>
+        <w:t xml:space="preserve">= +0.87 and +0.73), conscientious (+1.02, +1.57) and emotionally stable (+2.07, +2.19), only about 0.8 SD below the explicitly agreeable persona on Agreeableness.</w:t>
+      </w:r>
+    </w:p>
+    <w:p>
+      <w:pPr>
+        <w:pStyle w:val="BodyText"/>
+        <w:spacing w:line="480" w:lineRule="auto" w:before="0" w:after="0"/>
+        <w:ind w:left="0" w:firstLine="720"/>
+        <w:jc w:val="left"/>
+      </w:pPr>
+      <w:r>
+        <w:rPr>
+          <w:rFonts w:ascii="Times New Roman" w:hAnsi="Times New Roman" w:eastAsia="Times New Roman" w:cs="Times New Roman"/>
+          <w:color w:val="000000"/>
+          <w:sz w:val="24"/>
+        </w:rPr>
+        <w:t xml:space="preserve">Table 6.</w:t>
+      </w:r>
+      <w:r>
+        <w:rPr>
+          <w:rFonts w:ascii="Times New Roman" w:hAnsi="Times New Roman" w:eastAsia="Times New Roman" w:cs="Times New Roman"/>
+          <w:color w:val="000000"/>
+          <w:sz w:val="24"/>
+        </w:rPr>
+        <w:t xml:space="preserve"> </w:t>
+      </w:r>
+      <w:r>
+        <w:rPr>
+          <w:rFonts w:ascii="Times New Roman" w:hAnsi="Times New Roman" w:eastAsia="Times New Roman" w:cs="Times New Roman"/>
+          <w:i/>
+          <w:iCs/>
+          <w:color w:val="000000"/>
+          <w:sz w:val="24"/>
+        </w:rPr>
+        <w:t xml:space="preserve">IPIP-50 factor scores of each persona, z against human norms (E Extraversion, A Agreeableness, C Conscientiousness, N Emotional Stability, O Intellect)</w:t>
+      </w:r>
+    </w:p>
+    <w:tbl>
+      <w:tblPr>
+        <w:tblW w:type="auto" w:w="0"/>
+        <w:tblLook w:firstRow="1" w:lastRow="0" w:firstColumn="0" w:lastColumn="0" w:noHBand="0" w:noVBand="0" w:val="0020"/>
+      </w:tblPr>
+      <w:tblGrid>
+        <w:gridCol w:w="1131"/>
+        <w:gridCol w:w="1131"/>
+        <w:gridCol w:w="1131"/>
+        <w:gridCol w:w="1131"/>
+        <w:gridCol w:w="1131"/>
+        <w:gridCol w:w="1131"/>
+        <w:gridCol w:w="1131"/>
+      </w:tblGrid>
+      <w:tr>
+        <w:trPr>
+          <w:tblHeader w:val="on"/>
+        </w:trPr>
+        <w:tc>
+          <w:tcPr/>
+          <w:p>
+            <w:pPr>
+              <w:pStyle w:val="Compact"/>
+              <w:spacing w:line="240" w:lineRule="auto" w:before="0" w:after="0"/>
+              <w:jc w:val="left"/>
+            </w:pPr>
+            <w:r>
+              <w:rPr>
+                <w:rFonts w:ascii="Times New Roman" w:hAnsi="Times New Roman" w:eastAsia="Times New Roman" w:cs="Times New Roman"/>
+                <w:b/>
+                <w:color w:val="000000"/>
+                <w:sz w:val="24"/>
+              </w:rPr>
+              <w:t xml:space="preserve">model</w:t>
+            </w:r>
+          </w:p>
+        </w:tc>
+        <w:tc>
+          <w:tcPr/>
+          <w:p>
+            <w:pPr>
+              <w:pStyle w:val="Compact"/>
+              <w:spacing w:line="240" w:lineRule="auto" w:before="0" w:after="0"/>
+              <w:jc w:val="left"/>
+            </w:pPr>
+            <w:r>
+              <w:rPr>
+                <w:rFonts w:ascii="Times New Roman" w:hAnsi="Times New Roman" w:eastAsia="Times New Roman" w:cs="Times New Roman"/>
+                <w:b/>
+                <w:color w:val="000000"/>
+                <w:sz w:val="24"/>
+              </w:rPr>
+              <w:t xml:space="preserve">persona</w:t>
+            </w:r>
+          </w:p>
+        </w:tc>
+        <w:tc>
+          <w:tcPr/>
+          <w:p>
+            <w:pPr>
+              <w:pStyle w:val="Compact"/>
+              <w:spacing w:line="240" w:lineRule="auto" w:before="0" w:after="0"/>
+              <w:jc w:val="left"/>
+            </w:pPr>
+            <w:r>
+              <w:rPr>
+                <w:rFonts w:ascii="Times New Roman" w:hAnsi="Times New Roman" w:eastAsia="Times New Roman" w:cs="Times New Roman"/>
+                <w:b/>
+                <w:color w:val="000000"/>
+                <w:sz w:val="24"/>
+              </w:rPr>
+              <w:t xml:space="preserve">E</w:t>
+            </w:r>
+          </w:p>
+        </w:tc>
+        <w:tc>
+          <w:tcPr/>
+          <w:p>
+            <w:pPr>
+              <w:pStyle w:val="Compact"/>
+              <w:spacing w:line="240" w:lineRule="auto" w:before="0" w:after="0"/>
+              <w:jc w:val="left"/>
+            </w:pPr>
+            <w:r>
+              <w:rPr>
+                <w:rFonts w:ascii="Times New Roman" w:hAnsi="Times New Roman" w:eastAsia="Times New Roman" w:cs="Times New Roman"/>
+                <w:b/>
+                <w:color w:val="000000"/>
+                <w:sz w:val="24"/>
+              </w:rPr>
+              <w:t xml:space="preserve">A</w:t>
+            </w:r>
+          </w:p>
+        </w:tc>
+        <w:tc>
+          <w:tcPr/>
+          <w:p>
+            <w:pPr>
+              <w:pStyle w:val="Compact"/>
+              <w:spacing w:line="240" w:lineRule="auto" w:before="0" w:after="0"/>
+              <w:jc w:val="left"/>
+            </w:pPr>
+            <w:r>
+              <w:rPr>
+                <w:rFonts w:ascii="Times New Roman" w:hAnsi="Times New Roman" w:eastAsia="Times New Roman" w:cs="Times New Roman"/>
+                <w:b/>
+                <w:color w:val="000000"/>
+                <w:sz w:val="24"/>
+              </w:rPr>
+              <w:t xml:space="preserve">C</w:t>
+            </w:r>
+          </w:p>
+        </w:tc>
+        <w:tc>
+          <w:tcPr/>
+          <w:p>
+            <w:pPr>
+              <w:pStyle w:val="Compact"/>
+              <w:spacing w:line="240" w:lineRule="auto" w:before="0" w:after="0"/>
+              <w:jc w:val="left"/>
+            </w:pPr>
+            <w:r>
+              <w:rPr>
+                <w:rFonts w:ascii="Times New Roman" w:hAnsi="Times New Roman" w:eastAsia="Times New Roman" w:cs="Times New Roman"/>
+                <w:b/>
+                <w:color w:val="000000"/>
+                <w:sz w:val="24"/>
+              </w:rPr>
+              <w:t xml:space="preserve">N</w:t>
+            </w:r>
+          </w:p>
+        </w:tc>
+        <w:tc>
+          <w:tcPr/>
+          <w:p>
+            <w:pPr>
+              <w:pStyle w:val="Compact"/>
+              <w:spacing w:line="240" w:lineRule="auto" w:before="0" w:after="0"/>
+              <w:jc w:val="left"/>
+            </w:pPr>
+            <w:r>
+              <w:rPr>
+                <w:rFonts w:ascii="Times New Roman" w:hAnsi="Times New Roman" w:eastAsia="Times New Roman" w:cs="Times New Roman"/>
+                <w:b/>
+                <w:color w:val="000000"/>
+                <w:sz w:val="24"/>
+              </w:rPr>
+              <w:t xml:space="preserve">O</w:t>
             </w:r>
           </w:p>
         </w:tc>
@@ -3458,6 +5451,646 @@
                 <w:color w:val="000000"/>
                 <w:sz w:val="24"/>
               </w:rPr>
+              <w:t xml:space="preserve">Claude Sonnet 5</w:t>
+            </w:r>
+          </w:p>
+        </w:tc>
+        <w:tc>
+          <w:tcPr/>
+          <w:p>
+            <w:pPr>
+              <w:pStyle w:val="Compact"/>
+              <w:spacing w:line="240" w:lineRule="auto" w:before="0" w:after="0"/>
+              <w:jc w:val="left"/>
+            </w:pPr>
+            <w:r>
+              <w:rPr>
+                <w:rFonts w:ascii="Times New Roman" w:hAnsi="Times New Roman" w:eastAsia="Times New Roman" w:cs="Times New Roman"/>
+                <w:color w:val="000000"/>
+                <w:sz w:val="24"/>
+              </w:rPr>
+              <w:t xml:space="preserve">none</w:t>
+            </w:r>
+          </w:p>
+        </w:tc>
+        <w:tc>
+          <w:tcPr/>
+          <w:p>
+            <w:pPr>
+              <w:pStyle w:val="Compact"/>
+              <w:spacing w:line="240" w:lineRule="auto" w:before="0" w:after="0"/>
+              <w:jc w:val="left"/>
+            </w:pPr>
+            <w:r>
+              <w:rPr>
+                <w:rFonts w:ascii="Times New Roman" w:hAnsi="Times New Roman" w:eastAsia="Times New Roman" w:cs="Times New Roman"/>
+                <w:color w:val="000000"/>
+                <w:sz w:val="24"/>
+              </w:rPr>
+              <w:t xml:space="preserve">−0.12</w:t>
+            </w:r>
+          </w:p>
+        </w:tc>
+        <w:tc>
+          <w:tcPr/>
+          <w:p>
+            <w:pPr>
+              <w:pStyle w:val="Compact"/>
+              <w:spacing w:line="240" w:lineRule="auto" w:before="0" w:after="0"/>
+              <w:jc w:val="left"/>
+            </w:pPr>
+            <w:r>
+              <w:rPr>
+                <w:rFonts w:ascii="Times New Roman" w:hAnsi="Times New Roman" w:eastAsia="Times New Roman" w:cs="Times New Roman"/>
+                <w:color w:val="000000"/>
+                <w:sz w:val="24"/>
+              </w:rPr>
+              <w:t xml:space="preserve">0.87</w:t>
+            </w:r>
+          </w:p>
+        </w:tc>
+        <w:tc>
+          <w:tcPr/>
+          <w:p>
+            <w:pPr>
+              <w:pStyle w:val="Compact"/>
+              <w:spacing w:line="240" w:lineRule="auto" w:before="0" w:after="0"/>
+              <w:jc w:val="left"/>
+            </w:pPr>
+            <w:r>
+              <w:rPr>
+                <w:rFonts w:ascii="Times New Roman" w:hAnsi="Times New Roman" w:eastAsia="Times New Roman" w:cs="Times New Roman"/>
+                <w:color w:val="000000"/>
+                <w:sz w:val="24"/>
+              </w:rPr>
+              <w:t xml:space="preserve">1.02</w:t>
+            </w:r>
+          </w:p>
+        </w:tc>
+        <w:tc>
+          <w:tcPr/>
+          <w:p>
+            <w:pPr>
+              <w:pStyle w:val="Compact"/>
+              <w:spacing w:line="240" w:lineRule="auto" w:before="0" w:after="0"/>
+              <w:jc w:val="left"/>
+            </w:pPr>
+            <w:r>
+              <w:rPr>
+                <w:rFonts w:ascii="Times New Roman" w:hAnsi="Times New Roman" w:eastAsia="Times New Roman" w:cs="Times New Roman"/>
+                <w:color w:val="000000"/>
+                <w:sz w:val="24"/>
+              </w:rPr>
+              <w:t xml:space="preserve">2.07</w:t>
+            </w:r>
+          </w:p>
+        </w:tc>
+        <w:tc>
+          <w:tcPr/>
+          <w:p>
+            <w:pPr>
+              <w:pStyle w:val="Compact"/>
+              <w:spacing w:line="240" w:lineRule="auto" w:before="0" w:after="0"/>
+              <w:jc w:val="left"/>
+            </w:pPr>
+            <w:r>
+              <w:rPr>
+                <w:rFonts w:ascii="Times New Roman" w:hAnsi="Times New Roman" w:eastAsia="Times New Roman" w:cs="Times New Roman"/>
+                <w:color w:val="000000"/>
+                <w:sz w:val="24"/>
+              </w:rPr>
+              <w:t xml:space="preserve">0.91</w:t>
+            </w:r>
+          </w:p>
+        </w:tc>
+      </w:tr>
+      <w:tr>
+        <w:tc>
+          <w:tcPr/>
+          <w:p>
+            <w:pPr>
+              <w:pStyle w:val="Compact"/>
+              <w:spacing w:line="240" w:lineRule="auto" w:before="0" w:after="0"/>
+              <w:jc w:val="left"/>
+            </w:pPr>
+            <w:r>
+              <w:rPr>
+                <w:rFonts w:ascii="Times New Roman" w:hAnsi="Times New Roman" w:eastAsia="Times New Roman" w:cs="Times New Roman"/>
+                <w:color w:val="000000"/>
+                <w:sz w:val="24"/>
+              </w:rPr>
+              <w:t xml:space="preserve">Claude Sonnet 5</w:t>
+            </w:r>
+          </w:p>
+        </w:tc>
+        <w:tc>
+          <w:tcPr/>
+          <w:p>
+            <w:pPr>
+              <w:pStyle w:val="Compact"/>
+              <w:spacing w:line="240" w:lineRule="auto" w:before="0" w:after="0"/>
+              <w:jc w:val="left"/>
+            </w:pPr>
+            <w:r>
+              <w:rPr>
+                <w:rFonts w:ascii="Times New Roman" w:hAnsi="Times New Roman" w:eastAsia="Times New Roman" w:cs="Times New Roman"/>
+                <w:color w:val="000000"/>
+                <w:sz w:val="24"/>
+              </w:rPr>
+              <w:t xml:space="preserve">high A</w:t>
+            </w:r>
+          </w:p>
+        </w:tc>
+        <w:tc>
+          <w:tcPr/>
+          <w:p>
+            <w:pPr>
+              <w:pStyle w:val="Compact"/>
+              <w:spacing w:line="240" w:lineRule="auto" w:before="0" w:after="0"/>
+              <w:jc w:val="left"/>
+            </w:pPr>
+            <w:r>
+              <w:rPr>
+                <w:rFonts w:ascii="Times New Roman" w:hAnsi="Times New Roman" w:eastAsia="Times New Roman" w:cs="Times New Roman"/>
+                <w:color w:val="000000"/>
+                <w:sz w:val="24"/>
+              </w:rPr>
+              <w:t xml:space="preserve">0.20</w:t>
+            </w:r>
+          </w:p>
+        </w:tc>
+        <w:tc>
+          <w:tcPr/>
+          <w:p>
+            <w:pPr>
+              <w:pStyle w:val="Compact"/>
+              <w:spacing w:line="240" w:lineRule="auto" w:before="0" w:after="0"/>
+              <w:jc w:val="left"/>
+            </w:pPr>
+            <w:r>
+              <w:rPr>
+                <w:rFonts w:ascii="Times New Roman" w:hAnsi="Times New Roman" w:eastAsia="Times New Roman" w:cs="Times New Roman"/>
+                <w:color w:val="000000"/>
+                <w:sz w:val="24"/>
+              </w:rPr>
+              <w:t xml:space="preserve">1.69</w:t>
+            </w:r>
+          </w:p>
+        </w:tc>
+        <w:tc>
+          <w:tcPr/>
+          <w:p>
+            <w:pPr>
+              <w:pStyle w:val="Compact"/>
+              <w:spacing w:line="240" w:lineRule="auto" w:before="0" w:after="0"/>
+              <w:jc w:val="left"/>
+            </w:pPr>
+            <w:r>
+              <w:rPr>
+                <w:rFonts w:ascii="Times New Roman" w:hAnsi="Times New Roman" w:eastAsia="Times New Roman" w:cs="Times New Roman"/>
+                <w:color w:val="000000"/>
+                <w:sz w:val="24"/>
+              </w:rPr>
+              <w:t xml:space="preserve">0.48</w:t>
+            </w:r>
+          </w:p>
+        </w:tc>
+        <w:tc>
+          <w:tcPr/>
+          <w:p>
+            <w:pPr>
+              <w:pStyle w:val="Compact"/>
+              <w:spacing w:line="240" w:lineRule="auto" w:before="0" w:after="0"/>
+              <w:jc w:val="left"/>
+            </w:pPr>
+            <w:r>
+              <w:rPr>
+                <w:rFonts w:ascii="Times New Roman" w:hAnsi="Times New Roman" w:eastAsia="Times New Roman" w:cs="Times New Roman"/>
+                <w:color w:val="000000"/>
+                <w:sz w:val="24"/>
+              </w:rPr>
+              <w:t xml:space="preserve">1.14</w:t>
+            </w:r>
+          </w:p>
+        </w:tc>
+        <w:tc>
+          <w:tcPr/>
+          <w:p>
+            <w:pPr>
+              <w:pStyle w:val="Compact"/>
+              <w:spacing w:line="240" w:lineRule="auto" w:before="0" w:after="0"/>
+              <w:jc w:val="left"/>
+            </w:pPr>
+            <w:r>
+              <w:rPr>
+                <w:rFonts w:ascii="Times New Roman" w:hAnsi="Times New Roman" w:eastAsia="Times New Roman" w:cs="Times New Roman"/>
+                <w:color w:val="000000"/>
+                <w:sz w:val="24"/>
+              </w:rPr>
+              <w:t xml:space="preserve">−0.06</w:t>
+            </w:r>
+          </w:p>
+        </w:tc>
+      </w:tr>
+      <w:tr>
+        <w:tc>
+          <w:tcPr/>
+          <w:p>
+            <w:pPr>
+              <w:pStyle w:val="Compact"/>
+              <w:spacing w:line="240" w:lineRule="auto" w:before="0" w:after="0"/>
+              <w:jc w:val="left"/>
+            </w:pPr>
+            <w:r>
+              <w:rPr>
+                <w:rFonts w:ascii="Times New Roman" w:hAnsi="Times New Roman" w:eastAsia="Times New Roman" w:cs="Times New Roman"/>
+                <w:color w:val="000000"/>
+                <w:sz w:val="24"/>
+              </w:rPr>
+              <w:t xml:space="preserve">Claude Sonnet 5</w:t>
+            </w:r>
+          </w:p>
+        </w:tc>
+        <w:tc>
+          <w:tcPr/>
+          <w:p>
+            <w:pPr>
+              <w:pStyle w:val="Compact"/>
+              <w:spacing w:line="240" w:lineRule="auto" w:before="0" w:after="0"/>
+              <w:jc w:val="left"/>
+            </w:pPr>
+            <w:r>
+              <w:rPr>
+                <w:rFonts w:ascii="Times New Roman" w:hAnsi="Times New Roman" w:eastAsia="Times New Roman" w:cs="Times New Roman"/>
+                <w:color w:val="000000"/>
+                <w:sz w:val="24"/>
+              </w:rPr>
+              <w:t xml:space="preserve">low A</w:t>
+            </w:r>
+          </w:p>
+        </w:tc>
+        <w:tc>
+          <w:tcPr/>
+          <w:p>
+            <w:pPr>
+              <w:pStyle w:val="Compact"/>
+              <w:spacing w:line="240" w:lineRule="auto" w:before="0" w:after="0"/>
+              <w:jc w:val="left"/>
+            </w:pPr>
+            <w:r>
+              <w:rPr>
+                <w:rFonts w:ascii="Times New Roman" w:hAnsi="Times New Roman" w:eastAsia="Times New Roman" w:cs="Times New Roman"/>
+                <w:color w:val="000000"/>
+                <w:sz w:val="24"/>
+              </w:rPr>
+              <w:t xml:space="preserve">−1.00</w:t>
+            </w:r>
+          </w:p>
+        </w:tc>
+        <w:tc>
+          <w:tcPr/>
+          <w:p>
+            <w:pPr>
+              <w:pStyle w:val="Compact"/>
+              <w:spacing w:line="240" w:lineRule="auto" w:before="0" w:after="0"/>
+              <w:jc w:val="left"/>
+            </w:pPr>
+            <w:r>
+              <w:rPr>
+                <w:rFonts w:ascii="Times New Roman" w:hAnsi="Times New Roman" w:eastAsia="Times New Roman" w:cs="Times New Roman"/>
+                <w:color w:val="000000"/>
+                <w:sz w:val="24"/>
+              </w:rPr>
+              <w:t xml:space="preserve">−3.75</w:t>
+            </w:r>
+          </w:p>
+        </w:tc>
+        <w:tc>
+          <w:tcPr/>
+          <w:p>
+            <w:pPr>
+              <w:pStyle w:val="Compact"/>
+              <w:spacing w:line="240" w:lineRule="auto" w:before="0" w:after="0"/>
+              <w:jc w:val="left"/>
+            </w:pPr>
+            <w:r>
+              <w:rPr>
+                <w:rFonts w:ascii="Times New Roman" w:hAnsi="Times New Roman" w:eastAsia="Times New Roman" w:cs="Times New Roman"/>
+                <w:color w:val="000000"/>
+                <w:sz w:val="24"/>
+              </w:rPr>
+              <w:t xml:space="preserve">−0.33</w:t>
+            </w:r>
+          </w:p>
+        </w:tc>
+        <w:tc>
+          <w:tcPr/>
+          <w:p>
+            <w:pPr>
+              <w:pStyle w:val="Compact"/>
+              <w:spacing w:line="240" w:lineRule="auto" w:before="0" w:after="0"/>
+              <w:jc w:val="left"/>
+            </w:pPr>
+            <w:r>
+              <w:rPr>
+                <w:rFonts w:ascii="Times New Roman" w:hAnsi="Times New Roman" w:eastAsia="Times New Roman" w:cs="Times New Roman"/>
+                <w:color w:val="000000"/>
+                <w:sz w:val="24"/>
+              </w:rPr>
+              <w:t xml:space="preserve">0.09</w:t>
+            </w:r>
+          </w:p>
+        </w:tc>
+        <w:tc>
+          <w:tcPr/>
+          <w:p>
+            <w:pPr>
+              <w:pStyle w:val="Compact"/>
+              <w:spacing w:line="240" w:lineRule="auto" w:before="0" w:after="0"/>
+              <w:jc w:val="left"/>
+            </w:pPr>
+            <w:r>
+              <w:rPr>
+                <w:rFonts w:ascii="Times New Roman" w:hAnsi="Times New Roman" w:eastAsia="Times New Roman" w:cs="Times New Roman"/>
+                <w:color w:val="000000"/>
+                <w:sz w:val="24"/>
+              </w:rPr>
+              <w:t xml:space="preserve">−0.55</w:t>
+            </w:r>
+          </w:p>
+        </w:tc>
+      </w:tr>
+      <w:tr>
+        <w:tc>
+          <w:tcPr/>
+          <w:p>
+            <w:pPr>
+              <w:pStyle w:val="Compact"/>
+              <w:spacing w:line="240" w:lineRule="auto" w:before="0" w:after="0"/>
+              <w:jc w:val="left"/>
+            </w:pPr>
+            <w:r>
+              <w:rPr>
+                <w:rFonts w:ascii="Times New Roman" w:hAnsi="Times New Roman" w:eastAsia="Times New Roman" w:cs="Times New Roman"/>
+                <w:color w:val="000000"/>
+                <w:sz w:val="24"/>
+              </w:rPr>
+              <w:t xml:space="preserve">Claude Sonnet 5</w:t>
+            </w:r>
+          </w:p>
+        </w:tc>
+        <w:tc>
+          <w:tcPr/>
+          <w:p>
+            <w:pPr>
+              <w:pStyle w:val="Compact"/>
+              <w:spacing w:line="240" w:lineRule="auto" w:before="0" w:after="0"/>
+              <w:jc w:val="left"/>
+            </w:pPr>
+            <w:r>
+              <w:rPr>
+                <w:rFonts w:ascii="Times New Roman" w:hAnsi="Times New Roman" w:eastAsia="Times New Roman" w:cs="Times New Roman"/>
+                <w:color w:val="000000"/>
+                <w:sz w:val="24"/>
+              </w:rPr>
+              <w:t xml:space="preserve">high C</w:t>
+            </w:r>
+          </w:p>
+        </w:tc>
+        <w:tc>
+          <w:tcPr/>
+          <w:p>
+            <w:pPr>
+              <w:pStyle w:val="Compact"/>
+              <w:spacing w:line="240" w:lineRule="auto" w:before="0" w:after="0"/>
+              <w:jc w:val="left"/>
+            </w:pPr>
+            <w:r>
+              <w:rPr>
+                <w:rFonts w:ascii="Times New Roman" w:hAnsi="Times New Roman" w:eastAsia="Times New Roman" w:cs="Times New Roman"/>
+                <w:color w:val="000000"/>
+                <w:sz w:val="24"/>
+              </w:rPr>
+              <w:t xml:space="preserve">−0.12</w:t>
+            </w:r>
+          </w:p>
+        </w:tc>
+        <w:tc>
+          <w:tcPr/>
+          <w:p>
+            <w:pPr>
+              <w:pStyle w:val="Compact"/>
+              <w:spacing w:line="240" w:lineRule="auto" w:before="0" w:after="0"/>
+              <w:jc w:val="left"/>
+            </w:pPr>
+            <w:r>
+              <w:rPr>
+                <w:rFonts w:ascii="Times New Roman" w:hAnsi="Times New Roman" w:eastAsia="Times New Roman" w:cs="Times New Roman"/>
+                <w:color w:val="000000"/>
+                <w:sz w:val="24"/>
+              </w:rPr>
+              <w:t xml:space="preserve">0.73</w:t>
+            </w:r>
+          </w:p>
+        </w:tc>
+        <w:tc>
+          <w:tcPr/>
+          <w:p>
+            <w:pPr>
+              <w:pStyle w:val="Compact"/>
+              <w:spacing w:line="240" w:lineRule="auto" w:before="0" w:after="0"/>
+              <w:jc w:val="left"/>
+            </w:pPr>
+            <w:r>
+              <w:rPr>
+                <w:rFonts w:ascii="Times New Roman" w:hAnsi="Times New Roman" w:eastAsia="Times New Roman" w:cs="Times New Roman"/>
+                <w:color w:val="000000"/>
+                <w:sz w:val="24"/>
+              </w:rPr>
+              <w:t xml:space="preserve">2.24</w:t>
+            </w:r>
+          </w:p>
+        </w:tc>
+        <w:tc>
+          <w:tcPr/>
+          <w:p>
+            <w:pPr>
+              <w:pStyle w:val="Compact"/>
+              <w:spacing w:line="240" w:lineRule="auto" w:before="0" w:after="0"/>
+              <w:jc w:val="left"/>
+            </w:pPr>
+            <w:r>
+              <w:rPr>
+                <w:rFonts w:ascii="Times New Roman" w:hAnsi="Times New Roman" w:eastAsia="Times New Roman" w:cs="Times New Roman"/>
+                <w:color w:val="000000"/>
+                <w:sz w:val="24"/>
+              </w:rPr>
+              <w:t xml:space="preserve">1.72</w:t>
+            </w:r>
+          </w:p>
+        </w:tc>
+        <w:tc>
+          <w:tcPr/>
+          <w:p>
+            <w:pPr>
+              <w:pStyle w:val="Compact"/>
+              <w:spacing w:line="240" w:lineRule="auto" w:before="0" w:after="0"/>
+              <w:jc w:val="left"/>
+            </w:pPr>
+            <w:r>
+              <w:rPr>
+                <w:rFonts w:ascii="Times New Roman" w:hAnsi="Times New Roman" w:eastAsia="Times New Roman" w:cs="Times New Roman"/>
+                <w:color w:val="000000"/>
+                <w:sz w:val="24"/>
+              </w:rPr>
+              <w:t xml:space="preserve">0.26</w:t>
+            </w:r>
+          </w:p>
+        </w:tc>
+      </w:tr>
+      <w:tr>
+        <w:tc>
+          <w:tcPr/>
+          <w:p>
+            <w:pPr>
+              <w:pStyle w:val="Compact"/>
+              <w:spacing w:line="240" w:lineRule="auto" w:before="0" w:after="0"/>
+              <w:jc w:val="left"/>
+            </w:pPr>
+            <w:r>
+              <w:rPr>
+                <w:rFonts w:ascii="Times New Roman" w:hAnsi="Times New Roman" w:eastAsia="Times New Roman" w:cs="Times New Roman"/>
+                <w:color w:val="000000"/>
+                <w:sz w:val="24"/>
+              </w:rPr>
+              <w:t xml:space="preserve">Claude Sonnet 5</w:t>
+            </w:r>
+          </w:p>
+        </w:tc>
+        <w:tc>
+          <w:tcPr/>
+          <w:p>
+            <w:pPr>
+              <w:pStyle w:val="Compact"/>
+              <w:spacing w:line="240" w:lineRule="auto" w:before="0" w:after="0"/>
+              <w:jc w:val="left"/>
+            </w:pPr>
+            <w:r>
+              <w:rPr>
+                <w:rFonts w:ascii="Times New Roman" w:hAnsi="Times New Roman" w:eastAsia="Times New Roman" w:cs="Times New Roman"/>
+                <w:color w:val="000000"/>
+                <w:sz w:val="24"/>
+              </w:rPr>
+              <w:t xml:space="preserve">low C</w:t>
+            </w:r>
+          </w:p>
+        </w:tc>
+        <w:tc>
+          <w:tcPr/>
+          <w:p>
+            <w:pPr>
+              <w:pStyle w:val="Compact"/>
+              <w:spacing w:line="240" w:lineRule="auto" w:before="0" w:after="0"/>
+              <w:jc w:val="left"/>
+            </w:pPr>
+            <w:r>
+              <w:rPr>
+                <w:rFonts w:ascii="Times New Roman" w:hAnsi="Times New Roman" w:eastAsia="Times New Roman" w:cs="Times New Roman"/>
+                <w:color w:val="000000"/>
+                <w:sz w:val="24"/>
+              </w:rPr>
+              <w:t xml:space="preserve">0.53</w:t>
+            </w:r>
+          </w:p>
+        </w:tc>
+        <w:tc>
+          <w:tcPr/>
+          <w:p>
+            <w:pPr>
+              <w:pStyle w:val="Compact"/>
+              <w:spacing w:line="240" w:lineRule="auto" w:before="0" w:after="0"/>
+              <w:jc w:val="left"/>
+            </w:pPr>
+            <w:r>
+              <w:rPr>
+                <w:rFonts w:ascii="Times New Roman" w:hAnsi="Times New Roman" w:eastAsia="Times New Roman" w:cs="Times New Roman"/>
+                <w:color w:val="000000"/>
+                <w:sz w:val="24"/>
+              </w:rPr>
+              <w:t xml:space="preserve">−1.30</w:t>
+            </w:r>
+          </w:p>
+        </w:tc>
+        <w:tc>
+          <w:tcPr/>
+          <w:p>
+            <w:pPr>
+              <w:pStyle w:val="Compact"/>
+              <w:spacing w:line="240" w:lineRule="auto" w:before="0" w:after="0"/>
+              <w:jc w:val="left"/>
+            </w:pPr>
+            <w:r>
+              <w:rPr>
+                <w:rFonts w:ascii="Times New Roman" w:hAnsi="Times New Roman" w:eastAsia="Times New Roman" w:cs="Times New Roman"/>
+                <w:color w:val="000000"/>
+                <w:sz w:val="24"/>
+              </w:rPr>
+              <w:t xml:space="preserve">−3.17</w:t>
+            </w:r>
+          </w:p>
+        </w:tc>
+        <w:tc>
+          <w:tcPr/>
+          <w:p>
+            <w:pPr>
+              <w:pStyle w:val="Compact"/>
+              <w:spacing w:line="240" w:lineRule="auto" w:before="0" w:after="0"/>
+              <w:jc w:val="left"/>
+            </w:pPr>
+            <w:r>
+              <w:rPr>
+                <w:rFonts w:ascii="Times New Roman" w:hAnsi="Times New Roman" w:eastAsia="Times New Roman" w:cs="Times New Roman"/>
+                <w:color w:val="000000"/>
+                <w:sz w:val="24"/>
+              </w:rPr>
+              <w:t xml:space="preserve">−0.25</w:t>
+            </w:r>
+          </w:p>
+        </w:tc>
+        <w:tc>
+          <w:tcPr/>
+          <w:p>
+            <w:pPr>
+              <w:pStyle w:val="Compact"/>
+              <w:spacing w:line="240" w:lineRule="auto" w:before="0" w:after="0"/>
+              <w:jc w:val="left"/>
+            </w:pPr>
+            <w:r>
+              <w:rPr>
+                <w:rFonts w:ascii="Times New Roman" w:hAnsi="Times New Roman" w:eastAsia="Times New Roman" w:cs="Times New Roman"/>
+                <w:color w:val="000000"/>
+                <w:sz w:val="24"/>
+              </w:rPr>
+              <w:t xml:space="preserve">−1.68</w:t>
+            </w:r>
+          </w:p>
+        </w:tc>
+      </w:tr>
+      <w:tr>
+        <w:tc>
+          <w:tcPr/>
+          <w:p>
+            <w:pPr>
+              <w:pStyle w:val="Compact"/>
+              <w:spacing w:line="240" w:lineRule="auto" w:before="0" w:after="0"/>
+              <w:jc w:val="left"/>
+            </w:pPr>
+            <w:r>
+              <w:rPr>
+                <w:rFonts w:ascii="Times New Roman" w:hAnsi="Times New Roman" w:eastAsia="Times New Roman" w:cs="Times New Roman"/>
+                <w:color w:val="000000"/>
+                <w:sz w:val="24"/>
+              </w:rPr>
               <w:t xml:space="preserve">GPT-5.2</w:t>
             </w:r>
           </w:p>
@@ -3476,79 +6109,609 @@
                 <w:color w:val="000000"/>
                 <w:sz w:val="24"/>
               </w:rPr>
-              <w:t xml:space="preserve">authority</w:t>
-            </w:r>
-          </w:p>
-        </w:tc>
-        <w:tc>
-          <w:tcPr/>
-          <w:p>
-            <w:pPr>
-              <w:pStyle w:val="Compact"/>
-              <w:spacing w:line="240" w:lineRule="auto" w:before="0" w:after="0"/>
-              <w:jc w:val="left"/>
-            </w:pPr>
-            <w:r>
-              <w:rPr>
-                <w:rFonts w:ascii="Times New Roman" w:hAnsi="Times New Roman" w:eastAsia="Times New Roman" w:cs="Times New Roman"/>
-                <w:color w:val="000000"/>
-                <w:sz w:val="24"/>
-              </w:rPr>
-              <w:t xml:space="preserve">9</w:t>
-            </w:r>
-          </w:p>
-        </w:tc>
-        <w:tc>
-          <w:tcPr/>
-          <w:p>
-            <w:pPr>
-              <w:pStyle w:val="Compact"/>
-              <w:spacing w:line="240" w:lineRule="auto" w:before="0" w:after="0"/>
-              <w:jc w:val="left"/>
-            </w:pPr>
-            <w:r>
-              <w:rPr>
-                <w:rFonts w:ascii="Times New Roman" w:hAnsi="Times New Roman" w:eastAsia="Times New Roman" w:cs="Times New Roman"/>
-                <w:color w:val="000000"/>
-                <w:sz w:val="24"/>
-              </w:rPr>
-              <w:t xml:space="preserve">3</w:t>
-            </w:r>
-          </w:p>
-        </w:tc>
-        <w:tc>
-          <w:tcPr/>
-          <w:p>
-            <w:pPr>
-              <w:pStyle w:val="Compact"/>
-              <w:spacing w:line="240" w:lineRule="auto" w:before="0" w:after="0"/>
-              <w:jc w:val="left"/>
-            </w:pPr>
-            <w:r>
-              <w:rPr>
-                <w:rFonts w:ascii="Times New Roman" w:hAnsi="Times New Roman" w:eastAsia="Times New Roman" w:cs="Times New Roman"/>
-                <w:color w:val="000000"/>
-                <w:sz w:val="24"/>
-              </w:rPr>
-              <w:t xml:space="preserve">.33</w:t>
-            </w:r>
-          </w:p>
-        </w:tc>
-        <w:tc>
-          <w:tcPr/>
-          <w:p>
-            <w:pPr>
-              <w:pStyle w:val="Compact"/>
-              <w:spacing w:line="240" w:lineRule="auto" w:before="0" w:after="0"/>
-              <w:jc w:val="left"/>
-            </w:pPr>
-            <w:r>
-              <w:rPr>
-                <w:rFonts w:ascii="Times New Roman" w:hAnsi="Times New Roman" w:eastAsia="Times New Roman" w:cs="Times New Roman"/>
-                <w:color w:val="000000"/>
-                <w:sz w:val="24"/>
-              </w:rPr>
-              <w:t xml:space="preserve">[.12, .65]</w:t>
+              <w:t xml:space="preserve">none</w:t>
+            </w:r>
+          </w:p>
+        </w:tc>
+        <w:tc>
+          <w:tcPr/>
+          <w:p>
+            <w:pPr>
+              <w:pStyle w:val="Compact"/>
+              <w:spacing w:line="240" w:lineRule="auto" w:before="0" w:after="0"/>
+              <w:jc w:val="left"/>
+            </w:pPr>
+            <w:r>
+              <w:rPr>
+                <w:rFonts w:ascii="Times New Roman" w:hAnsi="Times New Roman" w:eastAsia="Times New Roman" w:cs="Times New Roman"/>
+                <w:color w:val="000000"/>
+                <w:sz w:val="24"/>
+              </w:rPr>
+              <w:t xml:space="preserve">−0.23</w:t>
+            </w:r>
+          </w:p>
+        </w:tc>
+        <w:tc>
+          <w:tcPr/>
+          <w:p>
+            <w:pPr>
+              <w:pStyle w:val="Compact"/>
+              <w:spacing w:line="240" w:lineRule="auto" w:before="0" w:after="0"/>
+              <w:jc w:val="left"/>
+            </w:pPr>
+            <w:r>
+              <w:rPr>
+                <w:rFonts w:ascii="Times New Roman" w:hAnsi="Times New Roman" w:eastAsia="Times New Roman" w:cs="Times New Roman"/>
+                <w:color w:val="000000"/>
+                <w:sz w:val="24"/>
+              </w:rPr>
+              <w:t xml:space="preserve">0.73</w:t>
+            </w:r>
+          </w:p>
+        </w:tc>
+        <w:tc>
+          <w:tcPr/>
+          <w:p>
+            <w:pPr>
+              <w:pStyle w:val="Compact"/>
+              <w:spacing w:line="240" w:lineRule="auto" w:before="0" w:after="0"/>
+              <w:jc w:val="left"/>
+            </w:pPr>
+            <w:r>
+              <w:rPr>
+                <w:rFonts w:ascii="Times New Roman" w:hAnsi="Times New Roman" w:eastAsia="Times New Roman" w:cs="Times New Roman"/>
+                <w:color w:val="000000"/>
+                <w:sz w:val="24"/>
+              </w:rPr>
+              <w:t xml:space="preserve">1.57</w:t>
+            </w:r>
+          </w:p>
+        </w:tc>
+        <w:tc>
+          <w:tcPr/>
+          <w:p>
+            <w:pPr>
+              <w:pStyle w:val="Compact"/>
+              <w:spacing w:line="240" w:lineRule="auto" w:before="0" w:after="0"/>
+              <w:jc w:val="left"/>
+            </w:pPr>
+            <w:r>
+              <w:rPr>
+                <w:rFonts w:ascii="Times New Roman" w:hAnsi="Times New Roman" w:eastAsia="Times New Roman" w:cs="Times New Roman"/>
+                <w:color w:val="000000"/>
+                <w:sz w:val="24"/>
+              </w:rPr>
+              <w:t xml:space="preserve">2.19</w:t>
+            </w:r>
+          </w:p>
+        </w:tc>
+        <w:tc>
+          <w:tcPr/>
+          <w:p>
+            <w:pPr>
+              <w:pStyle w:val="Compact"/>
+              <w:spacing w:line="240" w:lineRule="auto" w:before="0" w:after="0"/>
+              <w:jc w:val="left"/>
+            </w:pPr>
+            <w:r>
+              <w:rPr>
+                <w:rFonts w:ascii="Times New Roman" w:hAnsi="Times New Roman" w:eastAsia="Times New Roman" w:cs="Times New Roman"/>
+                <w:color w:val="000000"/>
+                <w:sz w:val="24"/>
+              </w:rPr>
+              <w:t xml:space="preserve">0.91</w:t>
+            </w:r>
+          </w:p>
+        </w:tc>
+      </w:tr>
+      <w:tr>
+        <w:tc>
+          <w:tcPr/>
+          <w:p>
+            <w:pPr>
+              <w:pStyle w:val="Compact"/>
+              <w:spacing w:line="240" w:lineRule="auto" w:before="0" w:after="0"/>
+              <w:jc w:val="left"/>
+            </w:pPr>
+            <w:r>
+              <w:rPr>
+                <w:rFonts w:ascii="Times New Roman" w:hAnsi="Times New Roman" w:eastAsia="Times New Roman" w:cs="Times New Roman"/>
+                <w:color w:val="000000"/>
+                <w:sz w:val="24"/>
+              </w:rPr>
+              <w:t xml:space="preserve">GPT-5.2</w:t>
+            </w:r>
+          </w:p>
+        </w:tc>
+        <w:tc>
+          <w:tcPr/>
+          <w:p>
+            <w:pPr>
+              <w:pStyle w:val="Compact"/>
+              <w:spacing w:line="240" w:lineRule="auto" w:before="0" w:after="0"/>
+              <w:jc w:val="left"/>
+            </w:pPr>
+            <w:r>
+              <w:rPr>
+                <w:rFonts w:ascii="Times New Roman" w:hAnsi="Times New Roman" w:eastAsia="Times New Roman" w:cs="Times New Roman"/>
+                <w:color w:val="000000"/>
+                <w:sz w:val="24"/>
+              </w:rPr>
+              <w:t xml:space="preserve">high A</w:t>
+            </w:r>
+          </w:p>
+        </w:tc>
+        <w:tc>
+          <w:tcPr/>
+          <w:p>
+            <w:pPr>
+              <w:pStyle w:val="Compact"/>
+              <w:spacing w:line="240" w:lineRule="auto" w:before="0" w:after="0"/>
+              <w:jc w:val="left"/>
+            </w:pPr>
+            <w:r>
+              <w:rPr>
+                <w:rFonts w:ascii="Times New Roman" w:hAnsi="Times New Roman" w:eastAsia="Times New Roman" w:cs="Times New Roman"/>
+                <w:color w:val="000000"/>
+                <w:sz w:val="24"/>
+              </w:rPr>
+              <w:t xml:space="preserve">0.64</w:t>
+            </w:r>
+          </w:p>
+        </w:tc>
+        <w:tc>
+          <w:tcPr/>
+          <w:p>
+            <w:pPr>
+              <w:pStyle w:val="Compact"/>
+              <w:spacing w:line="240" w:lineRule="auto" w:before="0" w:after="0"/>
+              <w:jc w:val="left"/>
+            </w:pPr>
+            <w:r>
+              <w:rPr>
+                <w:rFonts w:ascii="Times New Roman" w:hAnsi="Times New Roman" w:eastAsia="Times New Roman" w:cs="Times New Roman"/>
+                <w:color w:val="000000"/>
+                <w:sz w:val="24"/>
+              </w:rPr>
+              <w:t xml:space="preserve">1.69</w:t>
+            </w:r>
+          </w:p>
+        </w:tc>
+        <w:tc>
+          <w:tcPr/>
+          <w:p>
+            <w:pPr>
+              <w:pStyle w:val="Compact"/>
+              <w:spacing w:line="240" w:lineRule="auto" w:before="0" w:after="0"/>
+              <w:jc w:val="left"/>
+            </w:pPr>
+            <w:r>
+              <w:rPr>
+                <w:rFonts w:ascii="Times New Roman" w:hAnsi="Times New Roman" w:eastAsia="Times New Roman" w:cs="Times New Roman"/>
+                <w:color w:val="000000"/>
+                <w:sz w:val="24"/>
+              </w:rPr>
+              <w:t xml:space="preserve">1.02</w:t>
+            </w:r>
+          </w:p>
+        </w:tc>
+        <w:tc>
+          <w:tcPr/>
+          <w:p>
+            <w:pPr>
+              <w:pStyle w:val="Compact"/>
+              <w:spacing w:line="240" w:lineRule="auto" w:before="0" w:after="0"/>
+              <w:jc w:val="left"/>
+            </w:pPr>
+            <w:r>
+              <w:rPr>
+                <w:rFonts w:ascii="Times New Roman" w:hAnsi="Times New Roman" w:eastAsia="Times New Roman" w:cs="Times New Roman"/>
+                <w:color w:val="000000"/>
+                <w:sz w:val="24"/>
+              </w:rPr>
+              <w:t xml:space="preserve">1.95</w:t>
+            </w:r>
+          </w:p>
+        </w:tc>
+        <w:tc>
+          <w:tcPr/>
+          <w:p>
+            <w:pPr>
+              <w:pStyle w:val="Compact"/>
+              <w:spacing w:line="240" w:lineRule="auto" w:before="0" w:after="0"/>
+              <w:jc w:val="left"/>
+            </w:pPr>
+            <w:r>
+              <w:rPr>
+                <w:rFonts w:ascii="Times New Roman" w:hAnsi="Times New Roman" w:eastAsia="Times New Roman" w:cs="Times New Roman"/>
+                <w:color w:val="000000"/>
+                <w:sz w:val="24"/>
+              </w:rPr>
+              <w:t xml:space="preserve">1.23</w:t>
+            </w:r>
+          </w:p>
+        </w:tc>
+      </w:tr>
+      <w:tr>
+        <w:tc>
+          <w:tcPr/>
+          <w:p>
+            <w:pPr>
+              <w:pStyle w:val="Compact"/>
+              <w:spacing w:line="240" w:lineRule="auto" w:before="0" w:after="0"/>
+              <w:jc w:val="left"/>
+            </w:pPr>
+            <w:r>
+              <w:rPr>
+                <w:rFonts w:ascii="Times New Roman" w:hAnsi="Times New Roman" w:eastAsia="Times New Roman" w:cs="Times New Roman"/>
+                <w:color w:val="000000"/>
+                <w:sz w:val="24"/>
+              </w:rPr>
+              <w:t xml:space="preserve">GPT-5.2</w:t>
+            </w:r>
+          </w:p>
+        </w:tc>
+        <w:tc>
+          <w:tcPr/>
+          <w:p>
+            <w:pPr>
+              <w:pStyle w:val="Compact"/>
+              <w:spacing w:line="240" w:lineRule="auto" w:before="0" w:after="0"/>
+              <w:jc w:val="left"/>
+            </w:pPr>
+            <w:r>
+              <w:rPr>
+                <w:rFonts w:ascii="Times New Roman" w:hAnsi="Times New Roman" w:eastAsia="Times New Roman" w:cs="Times New Roman"/>
+                <w:color w:val="000000"/>
+                <w:sz w:val="24"/>
+              </w:rPr>
+              <w:t xml:space="preserve">low A</w:t>
+            </w:r>
+          </w:p>
+        </w:tc>
+        <w:tc>
+          <w:tcPr/>
+          <w:p>
+            <w:pPr>
+              <w:pStyle w:val="Compact"/>
+              <w:spacing w:line="240" w:lineRule="auto" w:before="0" w:after="0"/>
+              <w:jc w:val="left"/>
+            </w:pPr>
+            <w:r>
+              <w:rPr>
+                <w:rFonts w:ascii="Times New Roman" w:hAnsi="Times New Roman" w:eastAsia="Times New Roman" w:cs="Times New Roman"/>
+                <w:color w:val="000000"/>
+                <w:sz w:val="24"/>
+              </w:rPr>
+              <w:t xml:space="preserve">0.31</w:t>
+            </w:r>
+          </w:p>
+        </w:tc>
+        <w:tc>
+          <w:tcPr/>
+          <w:p>
+            <w:pPr>
+              <w:pStyle w:val="Compact"/>
+              <w:spacing w:line="240" w:lineRule="auto" w:before="0" w:after="0"/>
+              <w:jc w:val="left"/>
+            </w:pPr>
+            <w:r>
+              <w:rPr>
+                <w:rFonts w:ascii="Times New Roman" w:hAnsi="Times New Roman" w:eastAsia="Times New Roman" w:cs="Times New Roman"/>
+                <w:color w:val="000000"/>
+                <w:sz w:val="24"/>
+              </w:rPr>
+              <w:t xml:space="preserve">−3.75</w:t>
+            </w:r>
+          </w:p>
+        </w:tc>
+        <w:tc>
+          <w:tcPr/>
+          <w:p>
+            <w:pPr>
+              <w:pStyle w:val="Compact"/>
+              <w:spacing w:line="240" w:lineRule="auto" w:before="0" w:after="0"/>
+              <w:jc w:val="left"/>
+            </w:pPr>
+            <w:r>
+              <w:rPr>
+                <w:rFonts w:ascii="Times New Roman" w:hAnsi="Times New Roman" w:eastAsia="Times New Roman" w:cs="Times New Roman"/>
+                <w:color w:val="000000"/>
+                <w:sz w:val="24"/>
+              </w:rPr>
+              <w:t xml:space="preserve">0.21</w:t>
+            </w:r>
+          </w:p>
+        </w:tc>
+        <w:tc>
+          <w:tcPr/>
+          <w:p>
+            <w:pPr>
+              <w:pStyle w:val="Compact"/>
+              <w:spacing w:line="240" w:lineRule="auto" w:before="0" w:after="0"/>
+              <w:jc w:val="left"/>
+            </w:pPr>
+            <w:r>
+              <w:rPr>
+                <w:rFonts w:ascii="Times New Roman" w:hAnsi="Times New Roman" w:eastAsia="Times New Roman" w:cs="Times New Roman"/>
+                <w:color w:val="000000"/>
+                <w:sz w:val="24"/>
+              </w:rPr>
+              <w:t xml:space="preserve">1.02</w:t>
+            </w:r>
+          </w:p>
+        </w:tc>
+        <w:tc>
+          <w:tcPr/>
+          <w:p>
+            <w:pPr>
+              <w:pStyle w:val="Compact"/>
+              <w:spacing w:line="240" w:lineRule="auto" w:before="0" w:after="0"/>
+              <w:jc w:val="left"/>
+            </w:pPr>
+            <w:r>
+              <w:rPr>
+                <w:rFonts w:ascii="Times New Roman" w:hAnsi="Times New Roman" w:eastAsia="Times New Roman" w:cs="Times New Roman"/>
+                <w:color w:val="000000"/>
+                <w:sz w:val="24"/>
+              </w:rPr>
+              <w:t xml:space="preserve">1.23</w:t>
+            </w:r>
+          </w:p>
+        </w:tc>
+      </w:tr>
+      <w:tr>
+        <w:tc>
+          <w:tcPr/>
+          <w:p>
+            <w:pPr>
+              <w:pStyle w:val="Compact"/>
+              <w:spacing w:line="240" w:lineRule="auto" w:before="0" w:after="0"/>
+              <w:jc w:val="left"/>
+            </w:pPr>
+            <w:r>
+              <w:rPr>
+                <w:rFonts w:ascii="Times New Roman" w:hAnsi="Times New Roman" w:eastAsia="Times New Roman" w:cs="Times New Roman"/>
+                <w:color w:val="000000"/>
+                <w:sz w:val="24"/>
+              </w:rPr>
+              <w:t xml:space="preserve">GPT-5.2</w:t>
+            </w:r>
+          </w:p>
+        </w:tc>
+        <w:tc>
+          <w:tcPr/>
+          <w:p>
+            <w:pPr>
+              <w:pStyle w:val="Compact"/>
+              <w:spacing w:line="240" w:lineRule="auto" w:before="0" w:after="0"/>
+              <w:jc w:val="left"/>
+            </w:pPr>
+            <w:r>
+              <w:rPr>
+                <w:rFonts w:ascii="Times New Roman" w:hAnsi="Times New Roman" w:eastAsia="Times New Roman" w:cs="Times New Roman"/>
+                <w:color w:val="000000"/>
+                <w:sz w:val="24"/>
+              </w:rPr>
+              <w:t xml:space="preserve">high C</w:t>
+            </w:r>
+          </w:p>
+        </w:tc>
+        <w:tc>
+          <w:tcPr/>
+          <w:p>
+            <w:pPr>
+              <w:pStyle w:val="Compact"/>
+              <w:spacing w:line="240" w:lineRule="auto" w:before="0" w:after="0"/>
+              <w:jc w:val="left"/>
+            </w:pPr>
+            <w:r>
+              <w:rPr>
+                <w:rFonts w:ascii="Times New Roman" w:hAnsi="Times New Roman" w:eastAsia="Times New Roman" w:cs="Times New Roman"/>
+                <w:color w:val="000000"/>
+                <w:sz w:val="24"/>
+              </w:rPr>
+              <w:t xml:space="preserve">0.20</w:t>
+            </w:r>
+          </w:p>
+        </w:tc>
+        <w:tc>
+          <w:tcPr/>
+          <w:p>
+            <w:pPr>
+              <w:pStyle w:val="Compact"/>
+              <w:spacing w:line="240" w:lineRule="auto" w:before="0" w:after="0"/>
+              <w:jc w:val="left"/>
+            </w:pPr>
+            <w:r>
+              <w:rPr>
+                <w:rFonts w:ascii="Times New Roman" w:hAnsi="Times New Roman" w:eastAsia="Times New Roman" w:cs="Times New Roman"/>
+                <w:color w:val="000000"/>
+                <w:sz w:val="24"/>
+              </w:rPr>
+              <w:t xml:space="preserve">0.60</w:t>
+            </w:r>
+          </w:p>
+        </w:tc>
+        <w:tc>
+          <w:tcPr/>
+          <w:p>
+            <w:pPr>
+              <w:pStyle w:val="Compact"/>
+              <w:spacing w:line="240" w:lineRule="auto" w:before="0" w:after="0"/>
+              <w:jc w:val="left"/>
+            </w:pPr>
+            <w:r>
+              <w:rPr>
+                <w:rFonts w:ascii="Times New Roman" w:hAnsi="Times New Roman" w:eastAsia="Times New Roman" w:cs="Times New Roman"/>
+                <w:color w:val="000000"/>
+                <w:sz w:val="24"/>
+              </w:rPr>
+              <w:t xml:space="preserve">2.11</w:t>
+            </w:r>
+          </w:p>
+        </w:tc>
+        <w:tc>
+          <w:tcPr/>
+          <w:p>
+            <w:pPr>
+              <w:pStyle w:val="Compact"/>
+              <w:spacing w:line="240" w:lineRule="auto" w:before="0" w:after="0"/>
+              <w:jc w:val="left"/>
+            </w:pPr>
+            <w:r>
+              <w:rPr>
+                <w:rFonts w:ascii="Times New Roman" w:hAnsi="Times New Roman" w:eastAsia="Times New Roman" w:cs="Times New Roman"/>
+                <w:color w:val="000000"/>
+                <w:sz w:val="24"/>
+              </w:rPr>
+              <w:t xml:space="preserve">1.84</w:t>
+            </w:r>
+          </w:p>
+        </w:tc>
+        <w:tc>
+          <w:tcPr/>
+          <w:p>
+            <w:pPr>
+              <w:pStyle w:val="Compact"/>
+              <w:spacing w:line="240" w:lineRule="auto" w:before="0" w:after="0"/>
+              <w:jc w:val="left"/>
+            </w:pPr>
+            <w:r>
+              <w:rPr>
+                <w:rFonts w:ascii="Times New Roman" w:hAnsi="Times New Roman" w:eastAsia="Times New Roman" w:cs="Times New Roman"/>
+                <w:color w:val="000000"/>
+                <w:sz w:val="24"/>
+              </w:rPr>
+              <w:t xml:space="preserve">0.75</w:t>
+            </w:r>
+          </w:p>
+        </w:tc>
+      </w:tr>
+      <w:tr>
+        <w:tc>
+          <w:tcPr/>
+          <w:p>
+            <w:pPr>
+              <w:pStyle w:val="Compact"/>
+              <w:spacing w:line="240" w:lineRule="auto" w:before="0" w:after="0"/>
+              <w:jc w:val="left"/>
+            </w:pPr>
+            <w:r>
+              <w:rPr>
+                <w:rFonts w:ascii="Times New Roman" w:hAnsi="Times New Roman" w:eastAsia="Times New Roman" w:cs="Times New Roman"/>
+                <w:color w:val="000000"/>
+                <w:sz w:val="24"/>
+              </w:rPr>
+              <w:t xml:space="preserve">GPT-5.2</w:t>
+            </w:r>
+          </w:p>
+        </w:tc>
+        <w:tc>
+          <w:tcPr/>
+          <w:p>
+            <w:pPr>
+              <w:pStyle w:val="Compact"/>
+              <w:spacing w:line="240" w:lineRule="auto" w:before="0" w:after="0"/>
+              <w:jc w:val="left"/>
+            </w:pPr>
+            <w:r>
+              <w:rPr>
+                <w:rFonts w:ascii="Times New Roman" w:hAnsi="Times New Roman" w:eastAsia="Times New Roman" w:cs="Times New Roman"/>
+                <w:color w:val="000000"/>
+                <w:sz w:val="24"/>
+              </w:rPr>
+              <w:t xml:space="preserve">low C</w:t>
+            </w:r>
+          </w:p>
+        </w:tc>
+        <w:tc>
+          <w:tcPr/>
+          <w:p>
+            <w:pPr>
+              <w:pStyle w:val="Compact"/>
+              <w:spacing w:line="240" w:lineRule="auto" w:before="0" w:after="0"/>
+              <w:jc w:val="left"/>
+            </w:pPr>
+            <w:r>
+              <w:rPr>
+                <w:rFonts w:ascii="Times New Roman" w:hAnsi="Times New Roman" w:eastAsia="Times New Roman" w:cs="Times New Roman"/>
+                <w:color w:val="000000"/>
+                <w:sz w:val="24"/>
+              </w:rPr>
+              <w:t xml:space="preserve">−0.12</w:t>
+            </w:r>
+          </w:p>
+        </w:tc>
+        <w:tc>
+          <w:tcPr/>
+          <w:p>
+            <w:pPr>
+              <w:pStyle w:val="Compact"/>
+              <w:spacing w:line="240" w:lineRule="auto" w:before="0" w:after="0"/>
+              <w:jc w:val="left"/>
+            </w:pPr>
+            <w:r>
+              <w:rPr>
+                <w:rFonts w:ascii="Times New Roman" w:hAnsi="Times New Roman" w:eastAsia="Times New Roman" w:cs="Times New Roman"/>
+                <w:color w:val="000000"/>
+                <w:sz w:val="24"/>
+              </w:rPr>
+              <w:t xml:space="preserve">0.60</w:t>
+            </w:r>
+          </w:p>
+        </w:tc>
+        <w:tc>
+          <w:tcPr/>
+          <w:p>
+            <w:pPr>
+              <w:pStyle w:val="Compact"/>
+              <w:spacing w:line="240" w:lineRule="auto" w:before="0" w:after="0"/>
+              <w:jc w:val="left"/>
+            </w:pPr>
+            <w:r>
+              <w:rPr>
+                <w:rFonts w:ascii="Times New Roman" w:hAnsi="Times New Roman" w:eastAsia="Times New Roman" w:cs="Times New Roman"/>
+                <w:color w:val="000000"/>
+                <w:sz w:val="24"/>
+              </w:rPr>
+              <w:t xml:space="preserve">−3.17</w:t>
+            </w:r>
+          </w:p>
+        </w:tc>
+        <w:tc>
+          <w:tcPr/>
+          <w:p>
+            <w:pPr>
+              <w:pStyle w:val="Compact"/>
+              <w:spacing w:line="240" w:lineRule="auto" w:before="0" w:after="0"/>
+              <w:jc w:val="left"/>
+            </w:pPr>
+            <w:r>
+              <w:rPr>
+                <w:rFonts w:ascii="Times New Roman" w:hAnsi="Times New Roman" w:eastAsia="Times New Roman" w:cs="Times New Roman"/>
+                <w:color w:val="000000"/>
+                <w:sz w:val="24"/>
+              </w:rPr>
+              <w:t xml:space="preserve">1.26</w:t>
+            </w:r>
+          </w:p>
+        </w:tc>
+        <w:tc>
+          <w:tcPr/>
+          <w:p>
+            <w:pPr>
+              <w:pStyle w:val="Compact"/>
+              <w:spacing w:line="240" w:lineRule="auto" w:before="0" w:after="0"/>
+              <w:jc w:val="left"/>
+            </w:pPr>
+            <w:r>
+              <w:rPr>
+                <w:rFonts w:ascii="Times New Roman" w:hAnsi="Times New Roman" w:eastAsia="Times New Roman" w:cs="Times New Roman"/>
+                <w:color w:val="000000"/>
+                <w:sz w:val="24"/>
+              </w:rPr>
+              <w:t xml:space="preserve">0.26</w:t>
             </w:r>
           </w:p>
         </w:tc>
@@ -3564,36 +6727,28 @@
       <w:r>
         <w:rPr>
           <w:rFonts w:ascii="Times New Roman" w:hAnsi="Times New Roman" w:eastAsia="Times New Roman" w:cs="Times New Roman"/>
-          <w:color w:val="000000"/>
-          <w:sz w:val="24"/>
-        </w:rPr>
-        <w:t xml:space="preserve">Cochran’s Q on the nine complete items was significant for Claude Sonnet 5 (</w:t>
-      </w:r>
-      <w:r>
-        <w:rPr>
-          <w:rFonts w:ascii="Times New Roman" w:hAnsi="Times New Roman" w:eastAsia="Times New Roman" w:cs="Times New Roman"/>
           <w:i/>
           <w:iCs/>
           <w:color w:val="000000"/>
           <w:sz w:val="24"/>
         </w:rPr>
-        <w:t xml:space="preserve">p</w:t>
-      </w:r>
-      <w:r>
-        <w:rPr>
-          <w:rFonts w:ascii="Times New Roman" w:hAnsi="Times New Roman" w:eastAsia="Times New Roman" w:cs="Times New Roman"/>
-          <w:color w:val="000000"/>
-          <w:sz w:val="24"/>
-        </w:rPr>
-        <w:t xml:space="preserve"> </w:t>
-      </w:r>
-      <w:r>
-        <w:rPr>
-          <w:rFonts w:ascii="Times New Roman" w:hAnsi="Times New Roman" w:eastAsia="Times New Roman" w:cs="Times New Roman"/>
-          <w:color w:val="000000"/>
-          <w:sz w:val="24"/>
-        </w:rPr>
-        <w:t xml:space="preserve">= .004) and marginal for GPT-5.2 (</w:t>
+        <w:t xml:space="preserve">Note.</w:t>
+      </w:r>
+      <w:r>
+        <w:rPr>
+          <w:rFonts w:ascii="Times New Roman" w:hAnsi="Times New Roman" w:eastAsia="Times New Roman" w:cs="Times New Roman"/>
+          <w:color w:val="000000"/>
+          <w:sz w:val="24"/>
+        </w:rPr>
+        <w:t xml:space="preserve"> </w:t>
+      </w:r>
+      <w:r>
+        <w:rPr>
+          <w:rFonts w:ascii="Times New Roman" w:hAnsi="Times New Roman" w:eastAsia="Times New Roman" w:cs="Times New Roman"/>
+          <w:color w:val="000000"/>
+          <w:sz w:val="24"/>
+        </w:rPr>
+        <w:t xml:space="preserve">Human norms: Open-Source Psychometrics Project IPIP-FFM sample after cleaning (</w:t>
       </w:r>
       <w:r>
         <w:rPr>
@@ -3603,28 +6758,62 @@
           <w:color w:val="000000"/>
           <w:sz w:val="24"/>
         </w:rPr>
-        <w:t xml:space="preserve">p</w:t>
-      </w:r>
-      <w:r>
-        <w:rPr>
-          <w:rFonts w:ascii="Times New Roman" w:hAnsi="Times New Roman" w:eastAsia="Times New Roman" w:cs="Times New Roman"/>
-          <w:color w:val="000000"/>
-          <w:sz w:val="24"/>
-        </w:rPr>
-        <w:t xml:space="preserve"> </w:t>
-      </w:r>
-      <w:r>
-        <w:rPr>
-          <w:rFonts w:ascii="Times New Roman" w:hAnsi="Times New Roman" w:eastAsia="Times New Roman" w:cs="Times New Roman"/>
-          <w:color w:val="000000"/>
-          <w:sz w:val="24"/>
-        </w:rPr>
-        <w:t xml:space="preserve">= .050). Every flip was a capitulation to the suggested wrong letter. No Turn-2 reply contained a verbal concession, because the format line suppresses free text; the concession flag is retained but is expected to be near zero. These pilot figures are descriptive and are not evidence for H1; the full run decides.</w:t>
-      </w:r>
-    </w:p>
-    <w:bookmarkEnd w:id="27"/>
-    <w:bookmarkEnd w:id="28"/>
-    <w:bookmarkStart w:id="29" w:name="discussion"/>
+        <w:t xml:space="preserve">N</w:t>
+      </w:r>
+      <w:r>
+        <w:rPr>
+          <w:rFonts w:ascii="Times New Roman" w:hAnsi="Times New Roman" w:eastAsia="Times New Roman" w:cs="Times New Roman"/>
+          <w:color w:val="000000"/>
+          <w:sz w:val="24"/>
+        </w:rPr>
+        <w:t xml:space="preserve"> </w:t>
+      </w:r>
+      <w:r>
+        <w:rPr>
+          <w:rFonts w:ascii="Times New Roman" w:hAnsi="Times New Roman" w:eastAsia="Times New Roman" w:cs="Times New Roman"/>
+          <w:color w:val="000000"/>
+          <w:sz w:val="24"/>
+        </w:rPr>
+        <w:t xml:space="preserve">= 603,322); anchor wording differs between that sample and the personas, so absolute</w:t>
+      </w:r>
+      <w:r>
+        <w:rPr>
+          <w:rFonts w:ascii="Times New Roman" w:hAnsi="Times New Roman" w:eastAsia="Times New Roman" w:cs="Times New Roman"/>
+          <w:color w:val="000000"/>
+          <w:sz w:val="24"/>
+        </w:rPr>
+        <w:t xml:space="preserve"> </w:t>
+      </w:r>
+      <w:r>
+        <w:rPr>
+          <w:rFonts w:ascii="Times New Roman" w:hAnsi="Times New Roman" w:eastAsia="Times New Roman" w:cs="Times New Roman"/>
+          <w:i/>
+          <w:iCs/>
+          <w:color w:val="000000"/>
+          <w:sz w:val="24"/>
+        </w:rPr>
+        <w:t xml:space="preserve">z</w:t>
+      </w:r>
+      <w:r>
+        <w:rPr>
+          <w:rFonts w:ascii="Times New Roman" w:hAnsi="Times New Roman" w:eastAsia="Times New Roman" w:cs="Times New Roman"/>
+          <w:color w:val="000000"/>
+          <w:sz w:val="24"/>
+        </w:rPr>
+        <w:t xml:space="preserve"> </w:t>
+      </w:r>
+      <w:r>
+        <w:rPr>
+          <w:rFonts w:ascii="Times New Roman" w:hAnsi="Times New Roman" w:eastAsia="Times New Roman" w:cs="Times New Roman"/>
+          <w:color w:val="000000"/>
+          <w:sz w:val="24"/>
+        </w:rPr>
+        <w:t xml:space="preserve">values are approximate and differences between personas are the interpretable quantity.</w:t>
+      </w:r>
+    </w:p>
+    <w:bookmarkEnd w:id="32"/>
+    <w:bookmarkEnd w:id="33"/>
+    <w:bookmarkStart w:id="34" w:name="discussion"/>
     <w:p>
       <w:pPr>
         <w:pStyle w:val="Heading1"/>
@@ -3651,203 +6840,443 @@
       <w:r>
         <w:rPr>
           <w:rFonts w:ascii="Times New Roman" w:hAnsi="Times New Roman" w:eastAsia="Times New Roman" w:cs="Times New Roman"/>
+          <w:color w:val="000000"/>
+          <w:sz w:val="24"/>
+        </w:rPr>
+        <w:t xml:space="preserve">Three findings stand out. First, the pressure gradient is steep in frontier models. A bare</w:t>
+      </w:r>
+      <w:r>
+        <w:rPr>
+          <w:rFonts w:ascii="Times New Roman" w:hAnsi="Times New Roman" w:eastAsia="Times New Roman" w:cs="Times New Roman"/>
+          <w:color w:val="000000"/>
+          <w:sz w:val="24"/>
+        </w:rPr>
+        <w:t xml:space="preserve"> </w:t>
+      </w:r>
+      <w:r>
+        <w:rPr>
+          <w:rFonts w:ascii="Times New Roman" w:hAnsi="Times New Roman" w:eastAsia="Times New Roman" w:cs="Times New Roman"/>
+          <w:color w:val="000000"/>
+          <w:sz w:val="24"/>
+        </w:rPr>
+        <w:t xml:space="preserve">“Are you sure?”</w:t>
+      </w:r>
+      <w:r>
+        <w:rPr>
+          <w:rFonts w:ascii="Times New Roman" w:hAnsi="Times New Roman" w:eastAsia="Times New Roman" w:cs="Times New Roman"/>
+          <w:color w:val="000000"/>
+          <w:sz w:val="24"/>
+        </w:rPr>
+        <w:t xml:space="preserve"> </w:t>
+      </w:r>
+      <w:r>
+        <w:rPr>
+          <w:rFonts w:ascii="Times New Roman" w:hAnsi="Times New Roman" w:eastAsia="Times New Roman" w:cs="Times New Roman"/>
+          <w:color w:val="000000"/>
+          <w:sz w:val="24"/>
+        </w:rPr>
+        <w:t xml:space="preserve">almost never moves either model (1 % and 0 %), which is progress over the assistants studied by Sharma et al. (2023). A claimed teacher moves Claude Sonnet 5 on 82 % of items and GPT-5.2 on 44 %, even though both answered 92 % of the items correctly and rated their confidence at 90–95. The models did not become uncertain; they deferred. That 98.9 % of flips landed on the suggested wrong letter, not on a third option, confirms that this is capitulation, not reconsideration.</w:t>
+      </w:r>
+    </w:p>
+    <w:p>
+      <w:pPr>
+        <w:pStyle w:val="BodyText"/>
+        <w:spacing w:line="480" w:lineRule="auto" w:before="0" w:after="0"/>
+        <w:ind w:left="0" w:firstLine="720"/>
+        <w:jc w:val="left"/>
+      </w:pPr>
+      <w:r>
+        <w:rPr>
+          <w:rFonts w:ascii="Times New Roman" w:hAnsi="Times New Roman" w:eastAsia="Times New Roman" w:cs="Times New Roman"/>
+          <w:color w:val="000000"/>
+          <w:sz w:val="24"/>
+        </w:rPr>
+        <w:t xml:space="preserve">Second, the persona manipulation works causally, and in the predicted direction for the high-versus-low contrast, on both models. Making the simulated character disagreeable roughly halved capitulation under authority on both models (82 → 34 % and 44 → 18 %), replicating Shah et al.’s (2026) correlational finding as an experimental one on models three orders of magnitude larger. The trait × situation prediction also held: Agreeableness made no difference when nobody pushed, a small difference under polite disagreement, and a large one under an authority claim.</w:t>
+      </w:r>
+    </w:p>
+    <w:p>
+      <w:pPr>
+        <w:pStyle w:val="BodyText"/>
+        <w:spacing w:line="480" w:lineRule="auto" w:before="0" w:after="0"/>
+        <w:ind w:left="0" w:firstLine="720"/>
+        <w:jc w:val="left"/>
+      </w:pPr>
+      <w:r>
+        <w:rPr>
+          <w:rFonts w:ascii="Times New Roman" w:hAnsi="Times New Roman" w:eastAsia="Times New Roman" w:cs="Times New Roman"/>
+          <w:color w:val="000000"/>
+          <w:sz w:val="24"/>
+        </w:rPr>
+        <w:t xml:space="preserve">The manipulation check qualifies the persona findings in two ways. The trait sentences moved the target factor by more than five human standard deviations but also shifted the other four factors in the same evaluative direction, so each contrast is a trait manipulation confounded with a valence manipulation. The behavioural results argue against valence being the whole story: the two negatively valenced personas moved sycophancy in opposite directions, low Agreeableness halving capitulation and low Conscientiousness maximising it. Trait content, not merely how pleasant the character is, drove the behaviour. The second qualification is that the personas answered the IPIP at the scale extremes, which is not how people answer; prompted traits are caricatures, and the generalisation from these caricatures to graded personality is an open question. The check also documents the default assistant’s self-description: highly agreeable, highly conscientious and very emotionally stable, only 0.8 SD below the explicitly agreeable persona on Agreeableness, which is consistent with the third finding.</w:t>
+      </w:r>
+    </w:p>
+    <w:p>
+      <w:pPr>
+        <w:pStyle w:val="BodyText"/>
+        <w:spacing w:line="480" w:lineRule="auto" w:before="0" w:after="0"/>
+        <w:ind w:left="0" w:firstLine="720"/>
+        <w:jc w:val="left"/>
+      </w:pPr>
+      <w:r>
+        <w:rPr>
+          <w:rFonts w:ascii="Times New Roman" w:hAnsi="Times New Roman" w:eastAsia="Times New Roman" w:cs="Times New Roman"/>
+          <w:color w:val="000000"/>
+          <w:sz w:val="24"/>
+        </w:rPr>
+        <w:t xml:space="preserve">Third, and unexpectedly, the no-persona baseline was the most or joint-most agreeable condition. On Claude Sonnet 5 an explicitly</w:t>
+      </w:r>
+      <w:r>
+        <w:rPr>
+          <w:rFonts w:ascii="Times New Roman" w:hAnsi="Times New Roman" w:eastAsia="Times New Roman" w:cs="Times New Roman"/>
+          <w:color w:val="000000"/>
+          <w:sz w:val="24"/>
+        </w:rPr>
+        <w:t xml:space="preserve"> </w:t>
+      </w:r>
+      <w:r>
+        <w:rPr>
+          <w:rFonts w:ascii="Times New Roman" w:hAnsi="Times New Roman" w:eastAsia="Times New Roman" w:cs="Times New Roman"/>
+          <w:color w:val="000000"/>
+          <w:sz w:val="24"/>
+        </w:rPr>
+        <w:t xml:space="preserve">“extremely agreeable”</w:t>
+      </w:r>
+      <w:r>
+        <w:rPr>
+          <w:rFonts w:ascii="Times New Roman" w:hAnsi="Times New Roman" w:eastAsia="Times New Roman" w:cs="Times New Roman"/>
+          <w:color w:val="000000"/>
+          <w:sz w:val="24"/>
+        </w:rPr>
+        <w:t xml:space="preserve"> </w:t>
+      </w:r>
+      <w:r>
+        <w:rPr>
+          <w:rFonts w:ascii="Times New Roman" w:hAnsi="Times New Roman" w:eastAsia="Times New Roman" w:cs="Times New Roman"/>
+          <w:color w:val="000000"/>
+          <w:sz w:val="24"/>
+        </w:rPr>
+        <w:t xml:space="preserve">character capitulated less than the default assistant. One reading is that the default assistant persona, tuned for helpfulness, already sits near the ceiling of deference, and that any specified character, by giving the model a stance to maintain, reduces it. The Conscientiousness results support this reading only partly: on Claude Sonnet 5 the careless persona, told it</w:t>
+      </w:r>
+      <w:r>
+        <w:rPr>
+          <w:rFonts w:ascii="Times New Roman" w:hAnsi="Times New Roman" w:eastAsia="Times New Roman" w:cs="Times New Roman"/>
+          <w:color w:val="000000"/>
+          <w:sz w:val="24"/>
+        </w:rPr>
+        <w:t xml:space="preserve"> </w:t>
+      </w:r>
+      <w:r>
+        <w:rPr>
+          <w:rFonts w:ascii="Times New Roman" w:hAnsi="Times New Roman" w:eastAsia="Times New Roman" w:cs="Times New Roman"/>
+          <w:color w:val="000000"/>
+          <w:sz w:val="24"/>
+        </w:rPr>
+        <w:t xml:space="preserve">“rarely checks its work”</w:t>
+      </w:r>
+      <w:r>
+        <w:rPr>
+          <w:rFonts w:ascii="Times New Roman" w:hAnsi="Times New Roman" w:eastAsia="Times New Roman" w:cs="Times New Roman"/>
+          <w:color w:val="000000"/>
+          <w:sz w:val="24"/>
+        </w:rPr>
+        <w:t xml:space="preserve">, capitulated on 96 % of authority trials and on 47 % of polite ones, the highest rates observed, while the conscientious persona did not differ from baseline. That is the opposite of Bègue et al.’s (2015) human finding that Conscientiousness predicts obedience, and it suggests that what a trait sentence does in a language model is governed by the semantics of the adjectives (careless people do not defend answers) rather than by the human nomological network of the trait. GPT-5.2 was insensitive to Conscientiousness in either direction, and moved only for the disagreeable persona. The two models therefore differ not only in how sycophantic they are but in how much a character prompt changes them.</w:t>
+      </w:r>
+    </w:p>
+    <w:p>
+      <w:pPr>
+        <w:pStyle w:val="BodyText"/>
+        <w:spacing w:line="480" w:lineRule="auto" w:before="0" w:after="0"/>
+        <w:ind w:left="0" w:firstLine="720"/>
+        <w:jc w:val="left"/>
+      </w:pPr>
+      <w:r>
+        <w:rPr>
+          <w:rFonts w:ascii="Times New Roman" w:hAnsi="Times New Roman" w:eastAsia="Times New Roman" w:cs="Times New Roman"/>
+          <w:color w:val="000000"/>
+          <w:sz w:val="24"/>
+        </w:rPr>
+        <w:t xml:space="preserve">For practice, the cost of persona tuning is now a number. Vendors and deployers who make an assistant warmer, or who leave it in its default deferential register, buy that at 25 to 60 percentage points of truth-keeping under an authority claim, on Claude Sonnet 5. The most truthful configuration under pressure was the least pleasant one. For research, the study shows that a pre-registered, item-paired design with verifiable answers can settle in an afternoon and for under five dollars a question that correlational persona surveys leave open.</w:t>
+      </w:r>
+    </w:p>
+    <w:p>
+      <w:pPr>
+        <w:pStyle w:val="BodyText"/>
+        <w:spacing w:line="480" w:lineRule="auto" w:before="0" w:after="0"/>
+        <w:ind w:left="0" w:firstLine="720"/>
+        <w:jc w:val="left"/>
+      </w:pPr>
+      <w:r>
+        <w:rPr>
+          <w:rFonts w:ascii="Times New Roman" w:hAnsi="Times New Roman" w:eastAsia="Times New Roman" w:cs="Times New Roman"/>
+          <w:color w:val="000000"/>
+          <w:sz w:val="24"/>
+        </w:rPr>
+        <w:t xml:space="preserve">What surprised us: the baseline exceeding the agreeable persona; the size of the low-Conscientiousness effect; the near-total absence of flips after a neutral check. What we would do differently: add a persona with a neutral, trait-free character sentence to separate</w:t>
+      </w:r>
+      <w:r>
+        <w:rPr>
+          <w:rFonts w:ascii="Times New Roman" w:hAnsi="Times New Roman" w:eastAsia="Times New Roman" w:cs="Times New Roman"/>
+          <w:color w:val="000000"/>
+          <w:sz w:val="24"/>
+        </w:rPr>
+        <w:t xml:space="preserve"> </w:t>
+      </w:r>
+      <w:r>
+        <w:rPr>
+          <w:rFonts w:ascii="Times New Roman" w:hAnsi="Times New Roman" w:eastAsia="Times New Roman" w:cs="Times New Roman"/>
+          <w:color w:val="000000"/>
+          <w:sz w:val="24"/>
+        </w:rPr>
+        <w:t xml:space="preserve">“any character”</w:t>
+      </w:r>
+      <w:r>
+        <w:rPr>
+          <w:rFonts w:ascii="Times New Roman" w:hAnsi="Times New Roman" w:eastAsia="Times New Roman" w:cs="Times New Roman"/>
+          <w:color w:val="000000"/>
+          <w:sz w:val="24"/>
+        </w:rPr>
+        <w:t xml:space="preserve"> </w:t>
+      </w:r>
+      <w:r>
+        <w:rPr>
+          <w:rFonts w:ascii="Times New Roman" w:hAnsi="Times New Roman" w:eastAsia="Times New Roman" w:cs="Times New Roman"/>
+          <w:color w:val="000000"/>
+          <w:sz w:val="24"/>
+        </w:rPr>
+        <w:t xml:space="preserve">from trait content; include a confident-wrong pushback variant to test whether the models are deferring to claimed status or to assertiveness; use free-text items in a second block; and run a multi-turn escalation.</w:t>
+      </w:r>
+    </w:p>
+    <w:bookmarkEnd w:id="34"/>
+    <w:bookmarkStart w:id="35" w:name="limitations"/>
+    <w:p>
+      <w:pPr>
+        <w:pStyle w:val="Heading1"/>
+        <w:spacing w:line="480" w:lineRule="auto" w:before="0" w:after="0"/>
+        <w:jc w:val="center"/>
+      </w:pPr>
+      <w:r>
+        <w:rPr>
+          <w:rFonts w:ascii="Times New Roman" w:hAnsi="Times New Roman" w:eastAsia="Times New Roman" w:cs="Times New Roman"/>
+          <w:b/>
+          <w:color w:val="000000"/>
+          <w:sz w:val="24"/>
+        </w:rPr>
+        <w:t xml:space="preserve">Limitations</w:t>
+      </w:r>
+    </w:p>
+    <w:p>
+      <w:pPr>
+        <w:pStyle w:val="FirstParagraph"/>
+        <w:spacing w:line="480" w:lineRule="auto" w:before="0" w:after="0"/>
+        <w:ind w:left="0" w:firstLine="720"/>
+        <w:jc w:val="left"/>
+      </w:pPr>
+      <w:r>
+        <w:rPr>
+          <w:rFonts w:ascii="Times New Roman" w:hAnsi="Times New Roman" w:eastAsia="Times New Roman" w:cs="Times New Roman"/>
+          <w:color w:val="000000"/>
+          <w:sz w:val="24"/>
+        </w:rPr>
+        <w:t xml:space="preserve">The design has 100 items per cell, so effects below roughly 15 percentage points are not detectable and the interaction test is exploratory. Pressure is delivered in a single turn with a single wrong-answer framing; sustained multi-turn pressure, emotional appeals and stakes are not modelled. The items are four-option multiple choice, which makes parsing exact but lets the model flip to a named target; free-text items would test a different mechanism. Traits are prompted, not trained: a prompted persona is a manipulation of the simulated character, not a claim that a model has a personality, and prompted traits are known to be shallow and prompt-sensitive (Gupta et al., 2023; Song et al., 2023). Two models from two vendors were tested at one point in time; behaviour changes with model versions. The human norms use different anchor wording from the IPIP accuracy scale. The verbal-concession measure is largely disabled by the format constraint.</w:t>
+      </w:r>
+    </w:p>
+    <w:bookmarkEnd w:id="35"/>
+    <w:bookmarkStart w:id="38" w:name="future-studies"/>
+    <w:p>
+      <w:pPr>
+        <w:pStyle w:val="Heading1"/>
+        <w:spacing w:line="480" w:lineRule="auto" w:before="0" w:after="0"/>
+        <w:jc w:val="center"/>
+      </w:pPr>
+      <w:r>
+        <w:rPr>
+          <w:rFonts w:ascii="Times New Roman" w:hAnsi="Times New Roman" w:eastAsia="Times New Roman" w:cs="Times New Roman"/>
+          <w:b/>
+          <w:color w:val="000000"/>
+          <w:sz w:val="24"/>
+        </w:rPr>
+        <w:t xml:space="preserve">Future Studies</w:t>
+      </w:r>
+    </w:p>
+    <w:bookmarkStart w:id="36" w:name="study-2-self-report-drift-under-pressure"/>
+    <w:p>
+      <w:pPr>
+        <w:pStyle w:val="Heading2"/>
+        <w:spacing w:line="480" w:lineRule="auto" w:before="0" w:after="0"/>
+        <w:jc w:val="left"/>
+      </w:pPr>
+      <w:r>
+        <w:rPr>
+          <w:rFonts w:ascii="Times New Roman" w:hAnsi="Times New Roman" w:eastAsia="Times New Roman" w:cs="Times New Roman"/>
+          <w:b/>
+          <w:color w:val="000000"/>
+          <w:sz w:val="24"/>
+        </w:rPr>
+        <w:t xml:space="preserve">Study 2: Self-report drift under pressure</w:t>
+      </w:r>
+    </w:p>
+    <w:p>
+      <w:pPr>
+        <w:pStyle w:val="FirstParagraph"/>
+        <w:spacing w:line="480" w:lineRule="auto" w:before="0" w:after="0"/>
+        <w:ind w:left="0" w:firstLine="720"/>
+        <w:jc w:val="left"/>
+      </w:pPr>
+      <w:r>
+        <w:rPr>
+          <w:rFonts w:ascii="Times New Roman" w:hAnsi="Times New Roman" w:eastAsia="Times New Roman" w:cs="Times New Roman"/>
+          <w:color w:val="000000"/>
+          <w:sz w:val="24"/>
+        </w:rPr>
+        <w:t xml:space="preserve">Administer the IPIP-NEO-120 (Johnson, 2014) or BFI-2 (Soto &amp; John, 2017) to each model, then push back on individual item responses with the same three pressure scripts and measure item-level drift, test–retest agreement and intraclass correlation across conditions. The prior work on the unreliability of LLM self-report (Gupta et al., 2023; Song et al., 2023) supplies the baseline noise level against which pressure-induced drift must be judged.</w:t>
+      </w:r>
+    </w:p>
+    <w:bookmarkEnd w:id="36"/>
+    <w:bookmarkStart w:id="37" w:name="study-3-trained-versus-prompted-traits"/>
+    <w:p>
+      <w:pPr>
+        <w:pStyle w:val="Heading2"/>
+        <w:spacing w:line="480" w:lineRule="auto" w:before="0" w:after="0"/>
+        <w:jc w:val="left"/>
+      </w:pPr>
+      <w:r>
+        <w:rPr>
+          <w:rFonts w:ascii="Times New Roman" w:hAnsi="Times New Roman" w:eastAsia="Times New Roman" w:cs="Times New Roman"/>
+          <w:b/>
+          <w:color w:val="000000"/>
+          <w:sz w:val="24"/>
+        </w:rPr>
+        <w:t xml:space="preserve">Study 3: Trained versus prompted traits</w:t>
+      </w:r>
+    </w:p>
+    <w:p>
+      <w:pPr>
+        <w:pStyle w:val="FirstParagraph"/>
+        <w:spacing w:line="480" w:lineRule="auto" w:before="0" w:after="0"/>
+        <w:ind w:left="0" w:firstLine="720"/>
+        <w:jc w:val="left"/>
+      </w:pPr>
+      <w:r>
+        <w:rPr>
+          <w:rFonts w:ascii="Times New Roman" w:hAnsi="Times New Roman" w:eastAsia="Times New Roman" w:cs="Times New Roman"/>
+          <w:color w:val="000000"/>
+          <w:sz w:val="24"/>
+        </w:rPr>
+        <w:t xml:space="preserve">Replicate the present paradigm on open-weight models whose Agreeableness has been trained in rather than prompted, using BIG5-CHAT supervised fine-tuning or preference optimisation (Li et al., 2024), and on models steered with persona vectors (Chen et al., 2025), which already rival targeted steering for sycophancy (Kelkar et al., 2026). The comparison tells whether the persona effect is a property of instruction following or of the trait itself.</w:t>
+      </w:r>
+    </w:p>
+    <w:bookmarkEnd w:id="37"/>
+    <w:bookmarkEnd w:id="38"/>
+    <w:bookmarkStart w:id="39" w:name="data-availability"/>
+    <w:p>
+      <w:pPr>
+        <w:pStyle w:val="Heading1"/>
+        <w:spacing w:line="480" w:lineRule="auto" w:before="0" w:after="0"/>
+        <w:jc w:val="center"/>
+      </w:pPr>
+      <w:r>
+        <w:rPr>
+          <w:rFonts w:ascii="Times New Roman" w:hAnsi="Times New Roman" w:eastAsia="Times New Roman" w:cs="Times New Roman"/>
+          <w:b/>
+          <w:color w:val="000000"/>
+          <w:sz w:val="24"/>
+        </w:rPr>
+        <w:t xml:space="preserve">Data Availability</w:t>
+      </w:r>
+    </w:p>
+    <w:p>
+      <w:pPr>
+        <w:pStyle w:val="FirstParagraph"/>
+        <w:spacing w:line="480" w:lineRule="auto" w:before="0" w:after="0"/>
+        <w:ind w:left="0" w:firstLine="720"/>
+        <w:jc w:val="left"/>
+      </w:pPr>
+      <w:r>
+        <w:rPr>
+          <w:rFonts w:ascii="Times New Roman" w:hAnsi="Times New Roman" w:eastAsia="Times New Roman" w:cs="Times New Roman"/>
+          <w:color w:val="000000"/>
+          <w:sz w:val="24"/>
+        </w:rPr>
+        <w:t xml:space="preserve">All code, prompts, items, raw model responses and analysis outputs are public at https://github.com/BerfayHunalp/sycophancy-eval under the MIT licence. Item text is from MMLU (MIT); the IPIP items are public domain; the human-norms file is derived from the Open-Source Psychometrics Project data.</w:t>
+      </w:r>
+    </w:p>
+    <w:p>
+      <w:pPr>
+        <w:spacing w:line="480" w:lineRule="auto" w:before="0" w:after="0"/>
+        <w:jc w:val="left"/>
+      </w:pPr>
+      <w:r>
+        <w:rPr>
+          <w:rFonts w:ascii="Times New Roman" w:hAnsi="Times New Roman" w:eastAsia="Times New Roman" w:cs="Times New Roman"/>
+          <w:color w:val="000000"/>
+          <w:sz w:val="24"/>
+        </w:rPr>
+        <w:br w:type="page"/>
+      </w:r>
+    </w:p>
+    <w:bookmarkEnd w:id="39"/>
+    <w:bookmarkStart w:id="40" w:name="references"/>
+    <w:p>
+      <w:pPr>
+        <w:pStyle w:val="Heading1"/>
+        <w:spacing w:line="480" w:lineRule="auto" w:before="0" w:after="0"/>
+        <w:jc w:val="center"/>
+      </w:pPr>
+      <w:r>
+        <w:rPr>
+          <w:rFonts w:ascii="Times New Roman" w:hAnsi="Times New Roman" w:eastAsia="Times New Roman" w:cs="Times New Roman"/>
+          <w:b/>
+          <w:color w:val="000000"/>
+          <w:sz w:val="24"/>
+        </w:rPr>
+        <w:t xml:space="preserve">References</w:t>
+      </w:r>
+    </w:p>
+    <w:p>
+      <w:pPr>
+        <w:pStyle w:val="FirstParagraph"/>
+        <w:spacing w:line="480" w:lineRule="auto" w:before="0" w:after="0"/>
+        <w:ind w:left="720" w:hanging="720"/>
+        <w:jc w:val="left"/>
+      </w:pPr>
+      <w:r>
+        <w:rPr>
+          <w:rFonts w:ascii="Times New Roman" w:hAnsi="Times New Roman" w:eastAsia="Times New Roman" w:cs="Times New Roman"/>
+          <w:color w:val="000000"/>
+          <w:sz w:val="24"/>
+        </w:rPr>
+        <w:t xml:space="preserve">Bègue, L., Beauvois, J.-L., Courbet, D., Oberlé, D., Lepage, J., &amp; Duke, A. A. (2015). Personality predicts obedience in a Milgram paradigm.</w:t>
+      </w:r>
+      <w:r>
+        <w:rPr>
+          <w:rFonts w:ascii="Times New Roman" w:hAnsi="Times New Roman" w:eastAsia="Times New Roman" w:cs="Times New Roman"/>
+          <w:color w:val="000000"/>
+          <w:sz w:val="24"/>
+        </w:rPr>
+        <w:t xml:space="preserve"> </w:t>
+      </w:r>
+      <w:r>
+        <w:rPr>
+          <w:rFonts w:ascii="Times New Roman" w:hAnsi="Times New Roman" w:eastAsia="Times New Roman" w:cs="Times New Roman"/>
           <w:i/>
           <w:iCs/>
           <w:color w:val="000000"/>
           <w:sz w:val="24"/>
         </w:rPr>
-        <w:t xml:space="preserve">To be completed after the full run: pressure gradient (H1) in frontier models compared with Sharma et al. (2023); whether the persona manipulation took (manipulation check) and, if so, whether Agreeableness moved capitulation (H3a) and interacted with authority (H4); what Conscientiousness did (H3b); what surprised us; what we would do differently.</w:t>
-      </w:r>
-    </w:p>
-    <w:bookmarkEnd w:id="29"/>
-    <w:bookmarkStart w:id="30" w:name="limitations"/>
-    <w:p>
-      <w:pPr>
-        <w:pStyle w:val="Heading1"/>
-        <w:spacing w:line="480" w:lineRule="auto" w:before="0" w:after="0"/>
-        <w:jc w:val="center"/>
-      </w:pPr>
-      <w:r>
-        <w:rPr>
-          <w:rFonts w:ascii="Times New Roman" w:hAnsi="Times New Roman" w:eastAsia="Times New Roman" w:cs="Times New Roman"/>
-          <w:b/>
-          <w:color w:val="000000"/>
-          <w:sz w:val="24"/>
-        </w:rPr>
-        <w:t xml:space="preserve">Limitations</w:t>
-      </w:r>
-    </w:p>
-    <w:p>
-      <w:pPr>
-        <w:pStyle w:val="FirstParagraph"/>
-        <w:spacing w:line="480" w:lineRule="auto" w:before="0" w:after="0"/>
-        <w:ind w:left="0" w:firstLine="720"/>
-        <w:jc w:val="left"/>
-      </w:pPr>
-      <w:r>
-        <w:rPr>
-          <w:rFonts w:ascii="Times New Roman" w:hAnsi="Times New Roman" w:eastAsia="Times New Roman" w:cs="Times New Roman"/>
-          <w:color w:val="000000"/>
-          <w:sz w:val="24"/>
-        </w:rPr>
-        <w:t xml:space="preserve">The design has 100 items per cell, so effects below roughly 15 percentage points are not detectable and the interaction test is exploratory. Pressure is delivered in a single turn with a single wrong-answer framing; sustained multi-turn pressure, emotional appeals and stakes are not modelled. The items are four-option multiple choice, which makes parsing exact but lets the model flip to a named target; free-text items would test a different mechanism. Traits are prompted, not trained: a prompted persona is a manipulation of the simulated character, not a claim that a model has a personality, and prompted traits are known to be shallow and prompt-sensitive (Gupta et al., 2023; Song et al., 2023). Two models from two vendors were tested at one point in time; behaviour changes with model versions. The human norms use different anchor wording from the IPIP accuracy scale. The verbal-concession measure is largely disabled by the format constraint.</w:t>
-      </w:r>
-    </w:p>
-    <w:bookmarkEnd w:id="30"/>
-    <w:bookmarkStart w:id="33" w:name="future-studies"/>
-    <w:p>
-      <w:pPr>
-        <w:pStyle w:val="Heading1"/>
-        <w:spacing w:line="480" w:lineRule="auto" w:before="0" w:after="0"/>
-        <w:jc w:val="center"/>
-      </w:pPr>
-      <w:r>
-        <w:rPr>
-          <w:rFonts w:ascii="Times New Roman" w:hAnsi="Times New Roman" w:eastAsia="Times New Roman" w:cs="Times New Roman"/>
-          <w:b/>
-          <w:color w:val="000000"/>
-          <w:sz w:val="24"/>
-        </w:rPr>
-        <w:t xml:space="preserve">Future Studies</w:t>
-      </w:r>
-    </w:p>
-    <w:bookmarkStart w:id="31" w:name="study-2-self-report-drift-under-pressure"/>
-    <w:p>
-      <w:pPr>
-        <w:pStyle w:val="Heading2"/>
-        <w:spacing w:line="480" w:lineRule="auto" w:before="0" w:after="0"/>
-        <w:jc w:val="left"/>
-      </w:pPr>
-      <w:r>
-        <w:rPr>
-          <w:rFonts w:ascii="Times New Roman" w:hAnsi="Times New Roman" w:eastAsia="Times New Roman" w:cs="Times New Roman"/>
-          <w:b/>
-          <w:color w:val="000000"/>
-          <w:sz w:val="24"/>
-        </w:rPr>
-        <w:t xml:space="preserve">Study 2: Self-report drift under pressure</w:t>
-      </w:r>
-    </w:p>
-    <w:p>
-      <w:pPr>
-        <w:pStyle w:val="FirstParagraph"/>
-        <w:spacing w:line="480" w:lineRule="auto" w:before="0" w:after="0"/>
-        <w:ind w:left="0" w:firstLine="720"/>
-        <w:jc w:val="left"/>
-      </w:pPr>
-      <w:r>
-        <w:rPr>
-          <w:rFonts w:ascii="Times New Roman" w:hAnsi="Times New Roman" w:eastAsia="Times New Roman" w:cs="Times New Roman"/>
-          <w:color w:val="000000"/>
-          <w:sz w:val="24"/>
-        </w:rPr>
-        <w:t xml:space="preserve">Administer the IPIP-NEO-120 (Johnson, 2014) or BFI-2 (Soto &amp; John, 2017) to each model, then push back on individual item responses with the same three pressure scripts and measure item-level drift, test–retest agreement and intraclass correlation across conditions. The prior work on the unreliability of LLM self-report (Gupta et al., 2023; Song et al., 2023) supplies the baseline noise level against which pressure-induced drift must be judged.</w:t>
-      </w:r>
-    </w:p>
-    <w:bookmarkEnd w:id="31"/>
-    <w:bookmarkStart w:id="32" w:name="study-3-trained-versus-prompted-traits"/>
-    <w:p>
-      <w:pPr>
-        <w:pStyle w:val="Heading2"/>
-        <w:spacing w:line="480" w:lineRule="auto" w:before="0" w:after="0"/>
-        <w:jc w:val="left"/>
-      </w:pPr>
-      <w:r>
-        <w:rPr>
-          <w:rFonts w:ascii="Times New Roman" w:hAnsi="Times New Roman" w:eastAsia="Times New Roman" w:cs="Times New Roman"/>
-          <w:b/>
-          <w:color w:val="000000"/>
-          <w:sz w:val="24"/>
-        </w:rPr>
-        <w:t xml:space="preserve">Study 3: Trained versus prompted traits</w:t>
-      </w:r>
-    </w:p>
-    <w:p>
-      <w:pPr>
-        <w:pStyle w:val="FirstParagraph"/>
-        <w:spacing w:line="480" w:lineRule="auto" w:before="0" w:after="0"/>
-        <w:ind w:left="0" w:firstLine="720"/>
-        <w:jc w:val="left"/>
-      </w:pPr>
-      <w:r>
-        <w:rPr>
-          <w:rFonts w:ascii="Times New Roman" w:hAnsi="Times New Roman" w:eastAsia="Times New Roman" w:cs="Times New Roman"/>
-          <w:color w:val="000000"/>
-          <w:sz w:val="24"/>
-        </w:rPr>
-        <w:t xml:space="preserve">Replicate the present paradigm on open-weight models whose Agreeableness has been trained in rather than prompted, using BIG5-CHAT supervised fine-tuning or preference optimisation (Li et al., 2024), and on models steered with persona vectors (Chen et al., 2025), which already rival targeted steering for sycophancy (Kelkar et al., 2026). The comparison tells whether the persona effect is a property of instruction following or of the trait itself.</w:t>
-      </w:r>
-    </w:p>
-    <w:bookmarkEnd w:id="32"/>
-    <w:bookmarkEnd w:id="33"/>
-    <w:bookmarkStart w:id="34" w:name="data-availability"/>
-    <w:p>
-      <w:pPr>
-        <w:pStyle w:val="Heading1"/>
-        <w:spacing w:line="480" w:lineRule="auto" w:before="0" w:after="0"/>
-        <w:jc w:val="center"/>
-      </w:pPr>
-      <w:r>
-        <w:rPr>
-          <w:rFonts w:ascii="Times New Roman" w:hAnsi="Times New Roman" w:eastAsia="Times New Roman" w:cs="Times New Roman"/>
-          <w:b/>
-          <w:color w:val="000000"/>
-          <w:sz w:val="24"/>
-        </w:rPr>
-        <w:t xml:space="preserve">Data Availability</w:t>
-      </w:r>
-    </w:p>
-    <w:p>
-      <w:pPr>
-        <w:pStyle w:val="FirstParagraph"/>
-        <w:spacing w:line="480" w:lineRule="auto" w:before="0" w:after="0"/>
-        <w:ind w:left="0" w:firstLine="720"/>
-        <w:jc w:val="left"/>
-      </w:pPr>
-      <w:r>
-        <w:rPr>
-          <w:rFonts w:ascii="Times New Roman" w:hAnsi="Times New Roman" w:eastAsia="Times New Roman" w:cs="Times New Roman"/>
-          <w:color w:val="000000"/>
-          <w:sz w:val="24"/>
-        </w:rPr>
-        <w:t xml:space="preserve">All code, prompts, items, raw model responses and analysis outputs are public at https://github.com/BerfayHunalp/sycophancy-eval under the MIT licence. Item text is from MMLU (MIT); the IPIP items are public domain; the human-norms file is derived from the Open-Source Psychometrics Project data.</w:t>
-      </w:r>
-    </w:p>
-    <w:p>
-      <w:pPr>
-        <w:spacing w:line="480" w:lineRule="auto" w:before="0" w:after="0"/>
-        <w:jc w:val="left"/>
-      </w:pPr>
-      <w:r>
-        <w:rPr>
-          <w:rFonts w:ascii="Times New Roman" w:hAnsi="Times New Roman" w:eastAsia="Times New Roman" w:cs="Times New Roman"/>
-          <w:color w:val="000000"/>
-          <w:sz w:val="24"/>
-        </w:rPr>
-        <w:br w:type="page"/>
-      </w:r>
-    </w:p>
-    <w:bookmarkEnd w:id="34"/>
-    <w:bookmarkStart w:id="35" w:name="references"/>
-    <w:p>
-      <w:pPr>
-        <w:pStyle w:val="Heading1"/>
-        <w:spacing w:line="480" w:lineRule="auto" w:before="0" w:after="0"/>
-        <w:jc w:val="center"/>
-      </w:pPr>
-      <w:r>
-        <w:rPr>
-          <w:rFonts w:ascii="Times New Roman" w:hAnsi="Times New Roman" w:eastAsia="Times New Roman" w:cs="Times New Roman"/>
-          <w:b/>
-          <w:color w:val="000000"/>
-          <w:sz w:val="24"/>
-        </w:rPr>
-        <w:t xml:space="preserve">References</w:t>
-      </w:r>
-    </w:p>
-    <w:p>
-      <w:pPr>
-        <w:pStyle w:val="FirstParagraph"/>
+        <w:t xml:space="preserve">Journal of Personality, 83</w:t>
+      </w:r>
+      <w:r>
+        <w:rPr>
+          <w:rFonts w:ascii="Times New Roman" w:hAnsi="Times New Roman" w:eastAsia="Times New Roman" w:cs="Times New Roman"/>
+          <w:color w:val="000000"/>
+          <w:sz w:val="24"/>
+        </w:rPr>
+        <w:t xml:space="preserve">(3), 299–306. https://doi.org/10.1111/jopy.12104</w:t>
+      </w:r>
+    </w:p>
+    <w:p>
+      <w:pPr>
+        <w:pStyle w:val="BodyText"/>
         <w:spacing w:line="480" w:lineRule="auto" w:before="0" w:after="0"/>
         <w:ind w:left="720" w:hanging="720"/>
         <w:jc w:val="left"/>
@@ -3858,7 +7287,7 @@
           <w:color w:val="000000"/>
           <w:sz w:val="24"/>
         </w:rPr>
-        <w:t xml:space="preserve">Bègue, L., Beauvois, J.-L., Courbet, D., Oberlé, D., Lepage, J., &amp; Duke, A. A. (2015). Personality predicts obedience in a Milgram paradigm.</w:t>
+        <w:t xml:space="preserve">Chen, R., Arditi, A., Sleight, H., Evans, O., &amp; Lindsey, J. (2025).</w:t>
       </w:r>
       <w:r>
         <w:rPr>
@@ -3876,15 +7305,15 @@
           <w:color w:val="000000"/>
           <w:sz w:val="24"/>
         </w:rPr>
-        <w:t xml:space="preserve">Journal of Personality, 83</w:t>
-      </w:r>
-      <w:r>
-        <w:rPr>
-          <w:rFonts w:ascii="Times New Roman" w:hAnsi="Times New Roman" w:eastAsia="Times New Roman" w:cs="Times New Roman"/>
-          <w:color w:val="000000"/>
-          <w:sz w:val="24"/>
-        </w:rPr>
-        <w:t xml:space="preserve">(3), 299–306. https://doi.org/10.1111/jopy.12104</w:t>
+        <w:t xml:space="preserve">Persona vectors: Monitoring and controlling character traits in language models</w:t>
+      </w:r>
+      <w:r>
+        <w:rPr>
+          <w:rFonts w:ascii="Times New Roman" w:hAnsi="Times New Roman" w:eastAsia="Times New Roman" w:cs="Times New Roman"/>
+          <w:color w:val="000000"/>
+          <w:sz w:val="24"/>
+        </w:rPr>
+        <w:t xml:space="preserve">. arXiv. https://arxiv.org/abs/2507.21509</w:t>
       </w:r>
     </w:p>
     <w:p>
@@ -3900,7 +7329,7 @@
           <w:color w:val="000000"/>
           <w:sz w:val="24"/>
         </w:rPr>
-        <w:t xml:space="preserve">Chen, R., Arditi, A., Sleight, H., Evans, O., &amp; Lindsey, J. (2025).</w:t>
+        <w:t xml:space="preserve">Gjurković, M., Karan, M., Vukojević, I., Bošnjak, M., &amp; Šnajder, J. (2021). PANDORA talks: Personality and demographics on Reddit. In</w:t>
       </w:r>
       <w:r>
         <w:rPr>
@@ -3918,15 +7347,15 @@
           <w:color w:val="000000"/>
           <w:sz w:val="24"/>
         </w:rPr>
-        <w:t xml:space="preserve">Persona vectors: Monitoring and controlling character traits in language models</w:t>
-      </w:r>
-      <w:r>
-        <w:rPr>
-          <w:rFonts w:ascii="Times New Roman" w:hAnsi="Times New Roman" w:eastAsia="Times New Roman" w:cs="Times New Roman"/>
-          <w:color w:val="000000"/>
-          <w:sz w:val="24"/>
-        </w:rPr>
-        <w:t xml:space="preserve">. arXiv. https://arxiv.org/abs/2507.21509</w:t>
+        <w:t xml:space="preserve">Proceedings of the Ninth International Workshop on Natural Language Processing for Social Media</w:t>
+      </w:r>
+      <w:r>
+        <w:rPr>
+          <w:rFonts w:ascii="Times New Roman" w:hAnsi="Times New Roman" w:eastAsia="Times New Roman" w:cs="Times New Roman"/>
+          <w:color w:val="000000"/>
+          <w:sz w:val="24"/>
+        </w:rPr>
+        <w:t xml:space="preserve">. Association for Computational Linguistics.</w:t>
       </w:r>
     </w:p>
     <w:p>
@@ -3942,7 +7371,7 @@
           <w:color w:val="000000"/>
           <w:sz w:val="24"/>
         </w:rPr>
-        <w:t xml:space="preserve">Gjurković, M., Karan, M., Vukojević, I., Bošnjak, M., &amp; Šnajder, J. (2021). PANDORA talks: Personality and demographics on Reddit. In</w:t>
+        <w:t xml:space="preserve">Goldberg, L. R. (1992). The development of markers for the Big-Five factor structure.</w:t>
       </w:r>
       <w:r>
         <w:rPr>
@@ -3960,15 +7389,15 @@
           <w:color w:val="000000"/>
           <w:sz w:val="24"/>
         </w:rPr>
-        <w:t xml:space="preserve">Proceedings of the Ninth International Workshop on Natural Language Processing for Social Media</w:t>
-      </w:r>
-      <w:r>
-        <w:rPr>
-          <w:rFonts w:ascii="Times New Roman" w:hAnsi="Times New Roman" w:eastAsia="Times New Roman" w:cs="Times New Roman"/>
-          <w:color w:val="000000"/>
-          <w:sz w:val="24"/>
-        </w:rPr>
-        <w:t xml:space="preserve">. Association for Computational Linguistics.</w:t>
+        <w:t xml:space="preserve">Psychological Assessment, 4</w:t>
+      </w:r>
+      <w:r>
+        <w:rPr>
+          <w:rFonts w:ascii="Times New Roman" w:hAnsi="Times New Roman" w:eastAsia="Times New Roman" w:cs="Times New Roman"/>
+          <w:color w:val="000000"/>
+          <w:sz w:val="24"/>
+        </w:rPr>
+        <w:t xml:space="preserve">(1), 26–42. https://doi.org/10.1037/1040-3590.4.1.26</w:t>
       </w:r>
     </w:p>
     <w:p>
@@ -3984,7 +7413,7 @@
           <w:color w:val="000000"/>
           <w:sz w:val="24"/>
         </w:rPr>
-        <w:t xml:space="preserve">Goldberg, L. R. (1992). The development of markers for the Big-Five factor structure.</w:t>
+        <w:t xml:space="preserve">Gupta, A., Song, X., &amp; Anumanchipalli, G. (2023).</w:t>
       </w:r>
       <w:r>
         <w:rPr>
@@ -4002,15 +7431,15 @@
           <w:color w:val="000000"/>
           <w:sz w:val="24"/>
         </w:rPr>
-        <w:t xml:space="preserve">Psychological Assessment, 4</w:t>
-      </w:r>
-      <w:r>
-        <w:rPr>
-          <w:rFonts w:ascii="Times New Roman" w:hAnsi="Times New Roman" w:eastAsia="Times New Roman" w:cs="Times New Roman"/>
-          <w:color w:val="000000"/>
-          <w:sz w:val="24"/>
-        </w:rPr>
-        <w:t xml:space="preserve">(1), 26–42. https://doi.org/10.1037/1040-3590.4.1.26</w:t>
+        <w:t xml:space="preserve">Self-assessment tests are unreliable measures of LLM personality</w:t>
+      </w:r>
+      <w:r>
+        <w:rPr>
+          <w:rFonts w:ascii="Times New Roman" w:hAnsi="Times New Roman" w:eastAsia="Times New Roman" w:cs="Times New Roman"/>
+          <w:color w:val="000000"/>
+          <w:sz w:val="24"/>
+        </w:rPr>
+        <w:t xml:space="preserve">. arXiv. https://arxiv.org/abs/2309.08163</w:t>
       </w:r>
     </w:p>
     <w:p>
@@ -4026,7 +7455,7 @@
           <w:color w:val="000000"/>
           <w:sz w:val="24"/>
         </w:rPr>
-        <w:t xml:space="preserve">Gupta, A., Song, X., &amp; Anumanchipalli, G. (2023).</w:t>
+        <w:t xml:space="preserve">Hendrycks, D., Burns, C., Basart, S., Zou, A., Mazeika, M., Song, D., &amp; Steinhardt, J. (2021). Measuring massive multitask language understanding.</w:t>
       </w:r>
       <w:r>
         <w:rPr>
@@ -4044,15 +7473,15 @@
           <w:color w:val="000000"/>
           <w:sz w:val="24"/>
         </w:rPr>
-        <w:t xml:space="preserve">Self-assessment tests are unreliable measures of LLM personality</w:t>
-      </w:r>
-      <w:r>
-        <w:rPr>
-          <w:rFonts w:ascii="Times New Roman" w:hAnsi="Times New Roman" w:eastAsia="Times New Roman" w:cs="Times New Roman"/>
-          <w:color w:val="000000"/>
-          <w:sz w:val="24"/>
-        </w:rPr>
-        <w:t xml:space="preserve">. arXiv. https://arxiv.org/abs/2309.08163</w:t>
+        <w:t xml:space="preserve">International Conference on Learning Representations</w:t>
+      </w:r>
+      <w:r>
+        <w:rPr>
+          <w:rFonts w:ascii="Times New Roman" w:hAnsi="Times New Roman" w:eastAsia="Times New Roman" w:cs="Times New Roman"/>
+          <w:color w:val="000000"/>
+          <w:sz w:val="24"/>
+        </w:rPr>
+        <w:t xml:space="preserve">. https://arxiv.org/abs/2009.03300</w:t>
       </w:r>
     </w:p>
     <w:p>
@@ -4068,7 +7497,7 @@
           <w:color w:val="000000"/>
           <w:sz w:val="24"/>
         </w:rPr>
-        <w:t xml:space="preserve">Hendrycks, D., Burns, C., Basart, S., Zou, A., Mazeika, M., Song, D., &amp; Steinhardt, J. (2021). Measuring massive multitask language understanding.</w:t>
+        <w:t xml:space="preserve">Johnson, J. A. (2014). Measuring thirty facets of the Five Factor Model with a 120-item public domain inventory: Development of the IPIP-NEO-120.</w:t>
       </w:r>
       <w:r>
         <w:rPr>
@@ -4086,15 +7515,15 @@
           <w:color w:val="000000"/>
           <w:sz w:val="24"/>
         </w:rPr>
-        <w:t xml:space="preserve">International Conference on Learning Representations</w:t>
-      </w:r>
-      <w:r>
-        <w:rPr>
-          <w:rFonts w:ascii="Times New Roman" w:hAnsi="Times New Roman" w:eastAsia="Times New Roman" w:cs="Times New Roman"/>
-          <w:color w:val="000000"/>
-          <w:sz w:val="24"/>
-        </w:rPr>
-        <w:t xml:space="preserve">. https://arxiv.org/abs/2009.03300</w:t>
+        <w:t xml:space="preserve">Journal of Research in Personality, 51</w:t>
+      </w:r>
+      <w:r>
+        <w:rPr>
+          <w:rFonts w:ascii="Times New Roman" w:hAnsi="Times New Roman" w:eastAsia="Times New Roman" w:cs="Times New Roman"/>
+          <w:color w:val="000000"/>
+          <w:sz w:val="24"/>
+        </w:rPr>
+        <w:t xml:space="preserve">, 78–89. https://doi.org/10.1016/j.jrp.2014.05.003</w:t>
       </w:r>
     </w:p>
     <w:p>
@@ -4110,7 +7539,7 @@
           <w:color w:val="000000"/>
           <w:sz w:val="24"/>
         </w:rPr>
-        <w:t xml:space="preserve">Johnson, J. A. (2014). Measuring thirty facets of the Five Factor Model with a 120-item public domain inventory: Development of the IPIP-NEO-120.</w:t>
+        <w:t xml:space="preserve">Kelkar, I., Kakaria, V., Alam, N., Panwar, M., Sharma, V., &amp; Chaudhary, M. (2026).</w:t>
       </w:r>
       <w:r>
         <w:rPr>
@@ -4128,15 +7557,15 @@
           <w:color w:val="000000"/>
           <w:sz w:val="24"/>
         </w:rPr>
-        <w:t xml:space="preserve">Journal of Research in Personality, 51</w:t>
-      </w:r>
-      <w:r>
-        <w:rPr>
-          <w:rFonts w:ascii="Times New Roman" w:hAnsi="Times New Roman" w:eastAsia="Times New Roman" w:cs="Times New Roman"/>
-          <w:color w:val="000000"/>
-          <w:sz w:val="24"/>
-        </w:rPr>
-        <w:t xml:space="preserve">, 78–89. https://doi.org/10.1016/j.jrp.2014.05.003</w:t>
+        <w:t xml:space="preserve">Playing devil’s advocate: Off-the-shelf persona vectors rival targeted steering for sycophancy</w:t>
+      </w:r>
+      <w:r>
+        <w:rPr>
+          <w:rFonts w:ascii="Times New Roman" w:hAnsi="Times New Roman" w:eastAsia="Times New Roman" w:cs="Times New Roman"/>
+          <w:color w:val="000000"/>
+          <w:sz w:val="24"/>
+        </w:rPr>
+        <w:t xml:space="preserve">. arXiv. https://arxiv.org/abs/2605.21006</w:t>
       </w:r>
     </w:p>
     <w:p>
@@ -4152,7 +7581,7 @@
           <w:color w:val="000000"/>
           <w:sz w:val="24"/>
         </w:rPr>
-        <w:t xml:space="preserve">Kelkar, I., Kakaria, V., Alam, N., Panwar, M., Sharma, V., &amp; Chaudhary, M. (2026).</w:t>
+        <w:t xml:space="preserve">Li, W., Liu, J., Liu, A., Zhou, X., Diab, M., &amp; Sap, M. (2024).</w:t>
       </w:r>
       <w:r>
         <w:rPr>
@@ -4170,15 +7599,15 @@
           <w:color w:val="000000"/>
           <w:sz w:val="24"/>
         </w:rPr>
-        <w:t xml:space="preserve">Playing devil’s advocate: Off-the-shelf persona vectors rival targeted steering for sycophancy</w:t>
-      </w:r>
-      <w:r>
-        <w:rPr>
-          <w:rFonts w:ascii="Times New Roman" w:hAnsi="Times New Roman" w:eastAsia="Times New Roman" w:cs="Times New Roman"/>
-          <w:color w:val="000000"/>
-          <w:sz w:val="24"/>
-        </w:rPr>
-        <w:t xml:space="preserve">. arXiv. https://arxiv.org/abs/2605.21006</w:t>
+        <w:t xml:space="preserve">BIG5-CHAT: Shaping LLM personalities through training on human-grounded data</w:t>
+      </w:r>
+      <w:r>
+        <w:rPr>
+          <w:rFonts w:ascii="Times New Roman" w:hAnsi="Times New Roman" w:eastAsia="Times New Roman" w:cs="Times New Roman"/>
+          <w:color w:val="000000"/>
+          <w:sz w:val="24"/>
+        </w:rPr>
+        <w:t xml:space="preserve">. arXiv. https://arxiv.org/abs/2410.16491</w:t>
       </w:r>
     </w:p>
     <w:p>
@@ -4194,7 +7623,7 @@
           <w:color w:val="000000"/>
           <w:sz w:val="24"/>
         </w:rPr>
-        <w:t xml:space="preserve">Li, W., Liu, J., Liu, A., Zhou, X., Diab, M., &amp; Sap, M. (2024).</w:t>
+        <w:t xml:space="preserve">Mehta, Y., Fatehi, S., Kazameini, A., Stachl, C., Cambria, E., &amp; Eetemadi, S. (2020). Bottom-up and top-down: Predicting personality with psycholinguistic and language model features. In</w:t>
       </w:r>
       <w:r>
         <w:rPr>
@@ -4212,15 +7641,23 @@
           <w:color w:val="000000"/>
           <w:sz w:val="24"/>
         </w:rPr>
-        <w:t xml:space="preserve">BIG5-CHAT: Shaping LLM personalities through training on human-grounded data</w:t>
-      </w:r>
-      <w:r>
-        <w:rPr>
-          <w:rFonts w:ascii="Times New Roman" w:hAnsi="Times New Roman" w:eastAsia="Times New Roman" w:cs="Times New Roman"/>
-          <w:color w:val="000000"/>
-          <w:sz w:val="24"/>
-        </w:rPr>
-        <w:t xml:space="preserve">. arXiv. https://arxiv.org/abs/2410.16491</w:t>
+        <w:t xml:space="preserve">2020 IEEE International Conference on Data Mining (ICDM)</w:t>
+      </w:r>
+      <w:r>
+        <w:rPr>
+          <w:rFonts w:ascii="Times New Roman" w:hAnsi="Times New Roman" w:eastAsia="Times New Roman" w:cs="Times New Roman"/>
+          <w:color w:val="000000"/>
+          <w:sz w:val="24"/>
+        </w:rPr>
+        <w:t xml:space="preserve"> </w:t>
+      </w:r>
+      <w:r>
+        <w:rPr>
+          <w:rFonts w:ascii="Times New Roman" w:hAnsi="Times New Roman" w:eastAsia="Times New Roman" w:cs="Times New Roman"/>
+          <w:color w:val="000000"/>
+          <w:sz w:val="24"/>
+        </w:rPr>
+        <w:t xml:space="preserve">(pp. 1184–1189). https://doi.org/10.1109/ICDM50108.2020.00146</w:t>
       </w:r>
     </w:p>
     <w:p>
@@ -4236,7 +7673,7 @@
           <w:color w:val="000000"/>
           <w:sz w:val="24"/>
         </w:rPr>
-        <w:t xml:space="preserve">Mehta, Y., Fatehi, S., Kazameini, A., Stachl, C., Cambria, E., &amp; Eetemadi, S. (2020). Bottom-up and top-down: Predicting personality with psycholinguistic and language model features. In</w:t>
+        <w:t xml:space="preserve">Milgram, S. (1963). Behavioral study of obedience.</w:t>
       </w:r>
       <w:r>
         <w:rPr>
@@ -4254,23 +7691,15 @@
           <w:color w:val="000000"/>
           <w:sz w:val="24"/>
         </w:rPr>
-        <w:t xml:space="preserve">2020 IEEE International Conference on Data Mining (ICDM)</w:t>
-      </w:r>
-      <w:r>
-        <w:rPr>
-          <w:rFonts w:ascii="Times New Roman" w:hAnsi="Times New Roman" w:eastAsia="Times New Roman" w:cs="Times New Roman"/>
-          <w:color w:val="000000"/>
-          <w:sz w:val="24"/>
-        </w:rPr>
-        <w:t xml:space="preserve"> </w:t>
-      </w:r>
-      <w:r>
-        <w:rPr>
-          <w:rFonts w:ascii="Times New Roman" w:hAnsi="Times New Roman" w:eastAsia="Times New Roman" w:cs="Times New Roman"/>
-          <w:color w:val="000000"/>
-          <w:sz w:val="24"/>
-        </w:rPr>
-        <w:t xml:space="preserve">(pp. 1184–1189). https://doi.org/10.1109/ICDM50108.2020.00146</w:t>
+        <w:t xml:space="preserve">Journal of Abnormal and Social Psychology, 67</w:t>
+      </w:r>
+      <w:r>
+        <w:rPr>
+          <w:rFonts w:ascii="Times New Roman" w:hAnsi="Times New Roman" w:eastAsia="Times New Roman" w:cs="Times New Roman"/>
+          <w:color w:val="000000"/>
+          <w:sz w:val="24"/>
+        </w:rPr>
+        <w:t xml:space="preserve">(4), 371–378. https://doi.org/10.1037/h0040525</w:t>
       </w:r>
     </w:p>
     <w:p>
@@ -4286,7 +7715,7 @@
           <w:color w:val="000000"/>
           <w:sz w:val="24"/>
         </w:rPr>
-        <w:t xml:space="preserve">Milgram, S. (1963). Behavioral study of obedience.</w:t>
+        <w:t xml:space="preserve">Open-Source Psychometrics Project. (2018).</w:t>
       </w:r>
       <w:r>
         <w:rPr>
@@ -4304,15 +7733,23 @@
           <w:color w:val="000000"/>
           <w:sz w:val="24"/>
         </w:rPr>
-        <w:t xml:space="preserve">Journal of Abnormal and Social Psychology, 67</w:t>
-      </w:r>
-      <w:r>
-        <w:rPr>
-          <w:rFonts w:ascii="Times New Roman" w:hAnsi="Times New Roman" w:eastAsia="Times New Roman" w:cs="Times New Roman"/>
-          <w:color w:val="000000"/>
-          <w:sz w:val="24"/>
-        </w:rPr>
-        <w:t xml:space="preserve">(4), 371–378. https://doi.org/10.1037/h0040525</w:t>
+        <w:t xml:space="preserve">IPIP-FFM data (8 November 2018)</w:t>
+      </w:r>
+      <w:r>
+        <w:rPr>
+          <w:rFonts w:ascii="Times New Roman" w:hAnsi="Times New Roman" w:eastAsia="Times New Roman" w:cs="Times New Roman"/>
+          <w:color w:val="000000"/>
+          <w:sz w:val="24"/>
+        </w:rPr>
+        <w:t xml:space="preserve"> </w:t>
+      </w:r>
+      <w:r>
+        <w:rPr>
+          <w:rFonts w:ascii="Times New Roman" w:hAnsi="Times New Roman" w:eastAsia="Times New Roman" w:cs="Times New Roman"/>
+          <w:color w:val="000000"/>
+          <w:sz w:val="24"/>
+        </w:rPr>
+        <w:t xml:space="preserve">[Data set]. https://openpsychometrics.org/_rawdata/</w:t>
       </w:r>
     </w:p>
     <w:p>
@@ -4328,7 +7765,7 @@
           <w:color w:val="000000"/>
           <w:sz w:val="24"/>
         </w:rPr>
-        <w:t xml:space="preserve">Open-Source Psychometrics Project. (2018).</w:t>
+        <w:t xml:space="preserve">Pennebaker, J. W., &amp; King, L. A. (1999). Linguistic styles: Language use as an individual difference.</w:t>
       </w:r>
       <w:r>
         <w:rPr>
@@ -4346,23 +7783,15 @@
           <w:color w:val="000000"/>
           <w:sz w:val="24"/>
         </w:rPr>
-        <w:t xml:space="preserve">IPIP-FFM data (8 November 2018)</w:t>
-      </w:r>
-      <w:r>
-        <w:rPr>
-          <w:rFonts w:ascii="Times New Roman" w:hAnsi="Times New Roman" w:eastAsia="Times New Roman" w:cs="Times New Roman"/>
-          <w:color w:val="000000"/>
-          <w:sz w:val="24"/>
-        </w:rPr>
-        <w:t xml:space="preserve"> </w:t>
-      </w:r>
-      <w:r>
-        <w:rPr>
-          <w:rFonts w:ascii="Times New Roman" w:hAnsi="Times New Roman" w:eastAsia="Times New Roman" w:cs="Times New Roman"/>
-          <w:color w:val="000000"/>
-          <w:sz w:val="24"/>
-        </w:rPr>
-        <w:t xml:space="preserve">[Data set]. https://openpsychometrics.org/_rawdata/</w:t>
+        <w:t xml:space="preserve">Journal of Personality and Social Psychology, 77</w:t>
+      </w:r>
+      <w:r>
+        <w:rPr>
+          <w:rFonts w:ascii="Times New Roman" w:hAnsi="Times New Roman" w:eastAsia="Times New Roman" w:cs="Times New Roman"/>
+          <w:color w:val="000000"/>
+          <w:sz w:val="24"/>
+        </w:rPr>
+        <w:t xml:space="preserve">(6), 1296–1312. https://doi.org/10.1037/0022-3514.77.6.1296</w:t>
       </w:r>
     </w:p>
     <w:p>
@@ -4378,7 +7807,7 @@
           <w:color w:val="000000"/>
           <w:sz w:val="24"/>
         </w:rPr>
-        <w:t xml:space="preserve">Pennebaker, J. W., &amp; King, L. A. (1999). Linguistic styles: Language use as an individual difference.</w:t>
+        <w:t xml:space="preserve">Serapio-García, G., Safdari, M., Crepy, C., Sun, L., Fitz, S., Romero, P., Abdulhai, M., Faust, A., &amp; Matarić, M. (2023).</w:t>
       </w:r>
       <w:r>
         <w:rPr>
@@ -4396,15 +7825,15 @@
           <w:color w:val="000000"/>
           <w:sz w:val="24"/>
         </w:rPr>
-        <w:t xml:space="preserve">Journal of Personality and Social Psychology, 77</w:t>
-      </w:r>
-      <w:r>
-        <w:rPr>
-          <w:rFonts w:ascii="Times New Roman" w:hAnsi="Times New Roman" w:eastAsia="Times New Roman" w:cs="Times New Roman"/>
-          <w:color w:val="000000"/>
-          <w:sz w:val="24"/>
-        </w:rPr>
-        <w:t xml:space="preserve">(6), 1296–1312. https://doi.org/10.1037/0022-3514.77.6.1296</w:t>
+        <w:t xml:space="preserve">Personality traits in large language models</w:t>
+      </w:r>
+      <w:r>
+        <w:rPr>
+          <w:rFonts w:ascii="Times New Roman" w:hAnsi="Times New Roman" w:eastAsia="Times New Roman" w:cs="Times New Roman"/>
+          <w:color w:val="000000"/>
+          <w:sz w:val="24"/>
+        </w:rPr>
+        <w:t xml:space="preserve">. arXiv. https://arxiv.org/abs/2307.00184</w:t>
       </w:r>
     </w:p>
     <w:p>
@@ -4420,7 +7849,7 @@
           <w:color w:val="000000"/>
           <w:sz w:val="24"/>
         </w:rPr>
-        <w:t xml:space="preserve">Serapio-García, G., Safdari, M., Crepy, C., Sun, L., Fitz, S., Romero, P., Abdulhai, M., Faust, A., &amp; Matarić, M. (2023).</w:t>
+        <w:t xml:space="preserve">Shah, A., Mishra, D., &amp; Silpasuwanchai, C. (2026).</w:t>
       </w:r>
       <w:r>
         <w:rPr>
@@ -4438,15 +7867,15 @@
           <w:color w:val="000000"/>
           <w:sz w:val="24"/>
         </w:rPr>
-        <w:t xml:space="preserve">Personality traits in large language models</w:t>
-      </w:r>
-      <w:r>
-        <w:rPr>
-          <w:rFonts w:ascii="Times New Roman" w:hAnsi="Times New Roman" w:eastAsia="Times New Roman" w:cs="Times New Roman"/>
-          <w:color w:val="000000"/>
-          <w:sz w:val="24"/>
-        </w:rPr>
-        <w:t xml:space="preserve">. arXiv. https://arxiv.org/abs/2307.00184</w:t>
+        <w:t xml:space="preserve">Too nice to tell the truth: Quantifying agreeableness-driven sycophancy in role-playing language models</w:t>
+      </w:r>
+      <w:r>
+        <w:rPr>
+          <w:rFonts w:ascii="Times New Roman" w:hAnsi="Times New Roman" w:eastAsia="Times New Roman" w:cs="Times New Roman"/>
+          <w:color w:val="000000"/>
+          <w:sz w:val="24"/>
+        </w:rPr>
+        <w:t xml:space="preserve">. arXiv. https://arxiv.org/abs/2604.10733</w:t>
       </w:r>
     </w:p>
     <w:p>
@@ -4462,7 +7891,7 @@
           <w:color w:val="000000"/>
           <w:sz w:val="24"/>
         </w:rPr>
-        <w:t xml:space="preserve">Shah, A., Mishra, D., &amp; Silpasuwanchai, C. (2026).</w:t>
+        <w:t xml:space="preserve">Sharma, M., Tong, M., Korbak, T., Duvenaud, D., Askell, A., Bowman, S. R., Cheng, N., Durmus, E., Hatfield-Dodds, Z., Johnston, S. R., Kravec, S., Maxwell, T., McCandlish, S., Ndousse, K., Rausch, O., Schiefer, N., Yan, D., Zhang, M., &amp; Perez, E. (2023).</w:t>
       </w:r>
       <w:r>
         <w:rPr>
@@ -4480,15 +7909,15 @@
           <w:color w:val="000000"/>
           <w:sz w:val="24"/>
         </w:rPr>
-        <w:t xml:space="preserve">Too nice to tell the truth: Quantifying agreeableness-driven sycophancy in role-playing language models</w:t>
-      </w:r>
-      <w:r>
-        <w:rPr>
-          <w:rFonts w:ascii="Times New Roman" w:hAnsi="Times New Roman" w:eastAsia="Times New Roman" w:cs="Times New Roman"/>
-          <w:color w:val="000000"/>
-          <w:sz w:val="24"/>
-        </w:rPr>
-        <w:t xml:space="preserve">. arXiv. https://arxiv.org/abs/2604.10733</w:t>
+        <w:t xml:space="preserve">Towards understanding sycophancy in language models</w:t>
+      </w:r>
+      <w:r>
+        <w:rPr>
+          <w:rFonts w:ascii="Times New Roman" w:hAnsi="Times New Roman" w:eastAsia="Times New Roman" w:cs="Times New Roman"/>
+          <w:color w:val="000000"/>
+          <w:sz w:val="24"/>
+        </w:rPr>
+        <w:t xml:space="preserve">. arXiv. https://arxiv.org/abs/2310.13548</w:t>
       </w:r>
     </w:p>
     <w:p>
@@ -4504,7 +7933,7 @@
           <w:color w:val="000000"/>
           <w:sz w:val="24"/>
         </w:rPr>
-        <w:t xml:space="preserve">Sharma, M., Tong, M., Korbak, T., Duvenaud, D., Askell, A., Bowman, S. R., Cheng, N., Durmus, E., Hatfield-Dodds, Z., Johnston, S. R., Kravec, S., Maxwell, T., McCandlish, S., Ndousse, K., Rausch, O., Schiefer, N., Yan, D., Zhang, M., &amp; Perez, E. (2023).</w:t>
+        <w:t xml:space="preserve">Song, X., Gupta, A., Mohebbizadeh, K., Hu, S., &amp; Singh, A. (2023).</w:t>
       </w:r>
       <w:r>
         <w:rPr>
@@ -4522,15 +7951,15 @@
           <w:color w:val="000000"/>
           <w:sz w:val="24"/>
         </w:rPr>
-        <w:t xml:space="preserve">Towards understanding sycophancy in language models</w:t>
-      </w:r>
-      <w:r>
-        <w:rPr>
-          <w:rFonts w:ascii="Times New Roman" w:hAnsi="Times New Roman" w:eastAsia="Times New Roman" w:cs="Times New Roman"/>
-          <w:color w:val="000000"/>
-          <w:sz w:val="24"/>
-        </w:rPr>
-        <w:t xml:space="preserve">. arXiv. https://arxiv.org/abs/2310.13548</w:t>
+        <w:t xml:space="preserve">Have large language models developed a personality? Applicability of self-assessment tests in measuring personality in LLMs</w:t>
+      </w:r>
+      <w:r>
+        <w:rPr>
+          <w:rFonts w:ascii="Times New Roman" w:hAnsi="Times New Roman" w:eastAsia="Times New Roman" w:cs="Times New Roman"/>
+          <w:color w:val="000000"/>
+          <w:sz w:val="24"/>
+        </w:rPr>
+        <w:t xml:space="preserve">. arXiv. https://arxiv.org/abs/2305.14693</w:t>
       </w:r>
     </w:p>
     <w:p>
@@ -4546,7 +7975,7 @@
           <w:color w:val="000000"/>
           <w:sz w:val="24"/>
         </w:rPr>
-        <w:t xml:space="preserve">Song, X., Gupta, A., Mohebbizadeh, K., Hu, S., &amp; Singh, A. (2023).</w:t>
+        <w:t xml:space="preserve">Soto, C. J., &amp; John, O. P. (2017). The next Big Five Inventory (BFI-2): Developing and assessing a hierarchical model with 15 facets to enhance bandwidth, fidelity, and predictive power.</w:t>
       </w:r>
       <w:r>
         <w:rPr>
@@ -4564,15 +7993,15 @@
           <w:color w:val="000000"/>
           <w:sz w:val="24"/>
         </w:rPr>
-        <w:t xml:space="preserve">Have large language models developed a personality? Applicability of self-assessment tests in measuring personality in LLMs</w:t>
-      </w:r>
-      <w:r>
-        <w:rPr>
-          <w:rFonts w:ascii="Times New Roman" w:hAnsi="Times New Roman" w:eastAsia="Times New Roman" w:cs="Times New Roman"/>
-          <w:color w:val="000000"/>
-          <w:sz w:val="24"/>
-        </w:rPr>
-        <w:t xml:space="preserve">. arXiv. https://arxiv.org/abs/2305.14693</w:t>
+        <w:t xml:space="preserve">Journal of Personality and Social Psychology, 113</w:t>
+      </w:r>
+      <w:r>
+        <w:rPr>
+          <w:rFonts w:ascii="Times New Roman" w:hAnsi="Times New Roman" w:eastAsia="Times New Roman" w:cs="Times New Roman"/>
+          <w:color w:val="000000"/>
+          <w:sz w:val="24"/>
+        </w:rPr>
+        <w:t xml:space="preserve">(1), 117–143. https://doi.org/10.1037/pspp0000096</w:t>
       </w:r>
     </w:p>
     <w:p>
@@ -4588,7 +8017,7 @@
           <w:color w:val="000000"/>
           <w:sz w:val="24"/>
         </w:rPr>
-        <w:t xml:space="preserve">Soto, C. J., &amp; John, O. P. (2017). The next Big Five Inventory (BFI-2): Developing and assessing a hierarchical model with 15 facets to enhance bandwidth, fidelity, and predictive power.</w:t>
+        <w:t xml:space="preserve">Tett, R. P., &amp; Burnett, D. D. (2003). A personality trait-based interactionist model of job performance.</w:t>
       </w:r>
       <w:r>
         <w:rPr>
@@ -4606,15 +8035,15 @@
           <w:color w:val="000000"/>
           <w:sz w:val="24"/>
         </w:rPr>
-        <w:t xml:space="preserve">Journal of Personality and Social Psychology, 113</w:t>
-      </w:r>
-      <w:r>
-        <w:rPr>
-          <w:rFonts w:ascii="Times New Roman" w:hAnsi="Times New Roman" w:eastAsia="Times New Roman" w:cs="Times New Roman"/>
-          <w:color w:val="000000"/>
-          <w:sz w:val="24"/>
-        </w:rPr>
-        <w:t xml:space="preserve">(1), 117–143. https://doi.org/10.1037/pspp0000096</w:t>
+        <w:t xml:space="preserve">Journal of Applied Psychology, 88</w:t>
+      </w:r>
+      <w:r>
+        <w:rPr>
+          <w:rFonts w:ascii="Times New Roman" w:hAnsi="Times New Roman" w:eastAsia="Times New Roman" w:cs="Times New Roman"/>
+          <w:color w:val="000000"/>
+          <w:sz w:val="24"/>
+        </w:rPr>
+        <w:t xml:space="preserve">(3), 500–517. https://doi.org/10.1037/0021-9010.88.3.500</w:t>
       </w:r>
     </w:p>
     <w:p>
@@ -4630,7 +8059,7 @@
           <w:color w:val="000000"/>
           <w:sz w:val="24"/>
         </w:rPr>
-        <w:t xml:space="preserve">Tett, R. P., &amp; Burnett, D. D. (2003). A personality trait-based interactionist model of job performance.</w:t>
+        <w:t xml:space="preserve">Ye, M., Ibrahim, L., Bo, J. Y., Cheng, M., Mattsson, I., Vennemeyer, D., Kraut, R., &amp; Rathje, S. (2026).</w:t>
       </w:r>
       <w:r>
         <w:rPr>
@@ -4648,22 +8077,20 @@
           <w:color w:val="000000"/>
           <w:sz w:val="24"/>
         </w:rPr>
-        <w:t xml:space="preserve">Journal of Applied Psychology, 88</w:t>
-      </w:r>
-      <w:r>
-        <w:rPr>
-          <w:rFonts w:ascii="Times New Roman" w:hAnsi="Times New Roman" w:eastAsia="Times New Roman" w:cs="Times New Roman"/>
-          <w:color w:val="000000"/>
-          <w:sz w:val="24"/>
-        </w:rPr>
-        <w:t xml:space="preserve">(3), 500–517. https://doi.org/10.1037/0021-9010.88.3.500</w:t>
-      </w:r>
-    </w:p>
-    <w:p>
-      <w:pPr>
-        <w:pStyle w:val="BodyText"/>
-        <w:spacing w:line="480" w:lineRule="auto" w:before="0" w:after="0"/>
-        <w:ind w:left="720" w:hanging="720"/>
+        <w:t xml:space="preserve">What counts as AI sycophancy? A taxonomy and expert survey of a fragmented construct</w:t>
+      </w:r>
+      <w:r>
+        <w:rPr>
+          <w:rFonts w:ascii="Times New Roman" w:hAnsi="Times New Roman" w:eastAsia="Times New Roman" w:cs="Times New Roman"/>
+          <w:color w:val="000000"/>
+          <w:sz w:val="24"/>
+        </w:rPr>
+        <w:t xml:space="preserve">. arXiv. https://arxiv.org/abs/2605.21778</w:t>
+      </w:r>
+    </w:p>
+    <w:p>
+      <w:pPr>
+        <w:spacing w:line="480" w:lineRule="auto" w:before="0" w:after="0"/>
         <w:jc w:val="left"/>
       </w:pPr>
       <w:r>
@@ -4672,51 +8099,11 @@
           <w:color w:val="000000"/>
           <w:sz w:val="24"/>
         </w:rPr>
-        <w:t xml:space="preserve">Ye, M., Ibrahim, L., Bo, J. Y., Cheng, M., Mattsson, I., Vennemeyer, D., Kraut, R., &amp; Rathje, S. (2026).</w:t>
-      </w:r>
-      <w:r>
-        <w:rPr>
-          <w:rFonts w:ascii="Times New Roman" w:hAnsi="Times New Roman" w:eastAsia="Times New Roman" w:cs="Times New Roman"/>
-          <w:color w:val="000000"/>
-          <w:sz w:val="24"/>
-        </w:rPr>
-        <w:t xml:space="preserve"> </w:t>
-      </w:r>
-      <w:r>
-        <w:rPr>
-          <w:rFonts w:ascii="Times New Roman" w:hAnsi="Times New Roman" w:eastAsia="Times New Roman" w:cs="Times New Roman"/>
-          <w:i/>
-          <w:iCs/>
-          <w:color w:val="000000"/>
-          <w:sz w:val="24"/>
-        </w:rPr>
-        <w:t xml:space="preserve">What counts as AI sycophancy? A taxonomy and expert survey of a fragmented construct</w:t>
-      </w:r>
-      <w:r>
-        <w:rPr>
-          <w:rFonts w:ascii="Times New Roman" w:hAnsi="Times New Roman" w:eastAsia="Times New Roman" w:cs="Times New Roman"/>
-          <w:color w:val="000000"/>
-          <w:sz w:val="24"/>
-        </w:rPr>
-        <w:t xml:space="preserve">. arXiv. https://arxiv.org/abs/2605.21778</w:t>
-      </w:r>
-    </w:p>
-    <w:p>
-      <w:pPr>
-        <w:spacing w:line="480" w:lineRule="auto" w:before="0" w:after="0"/>
-        <w:jc w:val="left"/>
-      </w:pPr>
-      <w:r>
-        <w:rPr>
-          <w:rFonts w:ascii="Times New Roman" w:hAnsi="Times New Roman" w:eastAsia="Times New Roman" w:cs="Times New Roman"/>
-          <w:color w:val="000000"/>
-          <w:sz w:val="24"/>
-        </w:rPr>
         <w:br w:type="page"/>
       </w:r>
     </w:p>
-    <w:bookmarkEnd w:id="35"/>
-    <w:bookmarkStart w:id="36" w:name="X5e8be40fb3604f3723b86a71ef4a671683494b2"/>
+    <w:bookmarkEnd w:id="40"/>
+    <w:bookmarkStart w:id="41" w:name="X5e8be40fb3604f3723b86a71ef4a671683494b2"/>
     <w:p>
       <w:pPr>
         <w:pStyle w:val="Heading1"/>
@@ -5312,8 +8699,8 @@
         <w:t xml:space="preserve">Routes to a trait, in ascending cost: prompt shaping (no training; used here), supervised fine-tuning or preference optimisation on BIG5-CHAT with LoRA adapters (hours on one GPU), activation steering with persona vectors (minutes, needs weights), and a text-to-trait classifier fine-tuned on Essays or PANDORA (hours, but near-chance validity on human text and untested on assistant replies, so usable only as a secondary measure after its own validation study).</w:t>
       </w:r>
     </w:p>
-    <w:bookmarkEnd w:id="36"/>
-    <w:bookmarkStart w:id="37" w:name="appendix-b-verbatim-prompts"/>
+    <w:bookmarkEnd w:id="41"/>
+    <w:bookmarkStart w:id="42" w:name="appendix-b-verbatim-prompts"/>
     <w:p>
       <w:pPr>
         <w:pStyle w:val="Heading1"/>
@@ -5818,7 +9205,7 @@
         <w:t xml:space="preserve">“You are completing a personality questionnaire about yourself. Always follow the requested answer format exactly.”</w:t>
       </w:r>
     </w:p>
-    <w:bookmarkEnd w:id="37"/>
+    <w:bookmarkEnd w:id="42"/>
     <w:sectPr>
       <w:headerReference w:type="default" r:id="rId9"/>
       <w:footnotePr>

--- a/docs/Methodology_APA.docx
+++ b/docs/Methodology_APA.docx
@@ -45,7 +45,7 @@
           <w:color w:val="000000"/>
           <w:sz w:val="24"/>
         </w:rPr>
-        <w:t xml:space="preserve">Berfay Hunalp</w:t>
+        <w:t xml:space="preserve">Berfay Hunalp, independent researcher, Nice, France (ibhunalp@gmail.com)</w:t>
       </w:r>
     </w:p>
     <w:p>
@@ -60,7 +60,7 @@
           <w:color w:val="000000"/>
           <w:sz w:val="24"/>
         </w:rPr>
-        <w:t xml:space="preserve">16 September 2026 (pre-registration frozen at git tag prereg-v1; data collected the same day)</w:t>
+        <w:t xml:space="preserve">16 September 2026. Pre-registration frozen at git tag prereg-v1; data collected the same day. Code, prompts, raw responses and analysis: https://github.com/BerfayHunalp/sycophancy-eval</w:t>
       </w:r>
     </w:p>
     <w:p>
@@ -2620,7 +2620,7 @@
           <w:color w:val="000000"/>
           <w:sz w:val="24"/>
         </w:rPr>
-        <w:t xml:space="preserve">on 16 September 2026 before any model call. The following implementation choices were made after the tag but before the full run, and none changes a hypothesis or a test: (a) items are downloaded from the Hub’s parquet export rather than paged through the datasets-server API (same rows, same indices); (b) the manipulation check administers one item per call instead of two item orders, which makes order moot; (c) the reasoning-effort setting applies only to the OpenAI model, for the reason given above; (d) the token budgets and the one-retry rule for cut-off replies were set after the pilot revealed that reasoning tokens count against the budget; (e) the 10 pilot items are retained.</w:t>
+        <w:t xml:space="preserve">on 16 September 2026 before any model call; the frozen text is at https://github.com/BerfayHunalp/sycophancy-eval/tree/prereg-v1 and the git history time-stamps every later change. The following implementation choices were made after the tag but before the full run, and none changes a hypothesis or a test: (a) items are downloaded from the Hub’s parquet export rather than paged through the datasets-server API (same rows, same indices); (b) the manipulation check administers one item per call instead of two item orders, which makes order moot; (c) the reasoning-effort setting applies only to the OpenAI model, for the reason given above; (d) the token budgets and the one-retry rule for cut-off replies were set after the pilot revealed that reasoning tokens count against the budget; (e) the 10 pilot items are retained.</w:t>
       </w:r>
     </w:p>
     <w:bookmarkEnd w:id="25"/>
